--- a/PainTrax.Web/wwwroot/ReportTemplate/IPMC/report-template-ie.docx
+++ b/PainTrax.Web/wwwroot/ReportTemplate/IPMC/report-template-ie.docx
@@ -548,7 +548,44 @@
           <w:sz w:val="24"/>
           <w:szCs w:val="24"/>
         </w:rPr>
-        <w:t xml:space="preserve"> involved in a motor vehicle</w:t>
+        <w:t xml:space="preserve"> involved in a motor </w:t>
+      </w:r>
+      <w:r>
+        <w:rPr>
+          <w:rFonts w:ascii="Times New Roman" w:eastAsia="Times New Roman" w:hAnsi="Times New Roman" w:cs="Times New Roman"/>
+          <w:color w:val="000000"/>
+          <w:spacing w:val="-1"/>
+          <w:sz w:val="24"/>
+        </w:rPr>
+        <w:t>{{</w:t>
+      </w:r>
+      <w:r>
+        <w:rPr>
+          <w:rFonts w:ascii="Times New Roman" w:eastAsia="Times New Roman" w:hAnsi="Times New Roman" w:cs="Times New Roman"/>
+          <w:color w:val="000000"/>
+          <w:spacing w:val="-1"/>
+          <w:sz w:val="24"/>
+          <w:lang w:val="en-IN"/>
+        </w:rPr>
+        <w:t>InjuryType</w:t>
+      </w:r>
+      <w:r>
+        <w:rPr>
+          <w:rFonts w:ascii="Times New Roman" w:eastAsia="Times New Roman" w:hAnsi="Times New Roman" w:cs="Times New Roman"/>
+          <w:color w:val="000000"/>
+          <w:spacing w:val="-1"/>
+          <w:sz w:val="24"/>
+        </w:rPr>
+        <w:t>}}</w:t>
+      </w:r>
+      <w:r>
+        <w:rPr>
+          <w:rFonts w:ascii="Times New Roman" w:eastAsia="Times New Roman" w:hAnsi="Times New Roman" w:cs="Times New Roman"/>
+          <w:color w:val="000000"/>
+          <w:spacing w:val="-1"/>
+          <w:sz w:val="24"/>
+        </w:rPr>
+        <w:t xml:space="preserve"> </w:t>
       </w:r>
       <w:r>
         <w:rPr>
@@ -558,7 +595,17 @@
           <w:sz w:val="24"/>
           <w:szCs w:val="24"/>
         </w:rPr>
-        <w:t>/work</w:t>
+        <w:t xml:space="preserve"> accident on </w:t>
+      </w:r>
+      <w:r>
+        <w:rPr>
+          <w:rFonts w:ascii="Times New Roman" w:eastAsia="Times New Roman" w:hAnsi="Times New Roman" w:cs="Times New Roman"/>
+          <w:color w:val="000000"/>
+          <w:sz w:val="24"/>
+          <w:szCs w:val="24"/>
+          <w:lang w:val="en-IN"/>
+        </w:rPr>
+        <w:t>{{DOA}}</w:t>
       </w:r>
       <w:r>
         <w:rPr>
@@ -568,9 +615,12 @@
           <w:sz w:val="24"/>
           <w:szCs w:val="24"/>
         </w:rPr>
-        <w:t>-</w:t>
-      </w:r>
-      <w:r>
+        <w:t xml:space="preserve">. </w:t>
+      </w:r>
+    </w:p>
+    <w:p>
+      <w:pPr>
+        <w:textAlignment w:val="baseline"/>
         <w:rPr>
           <w:rFonts w:ascii="Times New Roman" w:eastAsia="Times New Roman" w:hAnsi="Times New Roman" w:cs="Times New Roman"/>
           <w:color w:val="000000"/>
@@ -578,8 +628,7 @@
           <w:sz w:val="24"/>
           <w:szCs w:val="24"/>
         </w:rPr>
-        <w:t>related</w:t>
-      </w:r>
+      </w:pPr>
       <w:r>
         <w:rPr>
           <w:rFonts w:ascii="Times New Roman" w:eastAsia="Times New Roman" w:hAnsi="Times New Roman" w:cs="Times New Roman"/>
@@ -588,40 +637,8 @@
           <w:sz w:val="24"/>
           <w:szCs w:val="24"/>
         </w:rPr>
-        <w:t xml:space="preserve"> accident on </w:t>
-      </w:r>
-      <w:r>
-        <w:rPr>
-          <w:rFonts w:ascii="Times New Roman" w:eastAsia="Times New Roman" w:hAnsi="Times New Roman" w:cs="Times New Roman"/>
-          <w:color w:val="000000"/>
-          <w:sz w:val="24"/>
-          <w:szCs w:val="24"/>
-          <w:lang w:val="en-IN"/>
-        </w:rPr>
-        <w:t>{{DOA}}</w:t>
-      </w:r>
-      <w:r>
-        <w:rPr>
-          <w:rFonts w:ascii="Times New Roman" w:eastAsia="Times New Roman" w:hAnsi="Times New Roman" w:cs="Times New Roman"/>
-          <w:color w:val="000000"/>
-          <w:spacing w:val="3"/>
-          <w:sz w:val="24"/>
-          <w:szCs w:val="24"/>
-        </w:rPr>
-        <w:t xml:space="preserve">. </w:t>
-      </w:r>
-    </w:p>
-    <w:p>
-      <w:pPr>
-        <w:textAlignment w:val="baseline"/>
-        <w:rPr>
-          <w:rFonts w:ascii="Times New Roman" w:eastAsia="Times New Roman" w:hAnsi="Times New Roman" w:cs="Times New Roman"/>
-          <w:color w:val="000000"/>
-          <w:spacing w:val="3"/>
-          <w:sz w:val="24"/>
-          <w:szCs w:val="24"/>
-        </w:rPr>
-      </w:pPr>
+        <w:t>[WC_START]</w:t>
+      </w:r>
     </w:p>
     <w:p>
       <w:pPr>
@@ -1158,18 +1175,214 @@
         <w:rPr>
           <w:rFonts w:ascii="Times New Roman" w:eastAsia="Times New Roman" w:hAnsi="Times New Roman" w:cs="Times New Roman"/>
           <w:color w:val="000000"/>
+          <w:spacing w:val="5"/>
+          <w:sz w:val="24"/>
+          <w:szCs w:val="24"/>
+        </w:rPr>
+      </w:pPr>
+      <w:r>
+        <w:rPr>
+          <w:rFonts w:ascii="Times New Roman" w:eastAsia="Times New Roman" w:hAnsi="Times New Roman" w:cs="Times New Roman"/>
+          <w:bCs/>
+          <w:color w:val="000000"/>
           <w:spacing w:val="3"/>
           <w:sz w:val="24"/>
           <w:szCs w:val="24"/>
         </w:rPr>
-      </w:pPr>
+        <w:t>Prior to the patient’s</w:t>
+      </w:r>
+      <w:r>
+        <w:rPr>
+          <w:rFonts w:ascii="Times New Roman" w:eastAsia="Times New Roman" w:hAnsi="Times New Roman" w:cs="Times New Roman"/>
+          <w:bCs/>
+          <w:color w:val="000000"/>
+          <w:spacing w:val="3"/>
+          <w:sz w:val="24"/>
+          <w:szCs w:val="24"/>
+        </w:rPr>
+        <w:t xml:space="preserve"> {{</w:t>
+      </w:r>
+      <w:r>
+        <w:rPr>
+          <w:rFonts w:ascii="Times New Roman" w:eastAsia="Times New Roman" w:hAnsi="Times New Roman" w:cs="Times New Roman"/>
+          <w:bCs/>
+          <w:color w:val="000000"/>
+          <w:spacing w:val="3"/>
+          <w:sz w:val="24"/>
+          <w:szCs w:val="24"/>
+          <w:lang w:val="en-IN"/>
+        </w:rPr>
+        <w:t>AccidentType</w:t>
+      </w:r>
+      <w:r>
+        <w:rPr>
+          <w:rFonts w:ascii="Times New Roman" w:eastAsia="Times New Roman" w:hAnsi="Times New Roman" w:cs="Times New Roman"/>
+          <w:bCs/>
+          <w:color w:val="000000"/>
+          <w:spacing w:val="3"/>
+          <w:sz w:val="24"/>
+          <w:szCs w:val="24"/>
+        </w:rPr>
+        <w:t>}}</w:t>
+      </w:r>
+      <w:r>
+        <w:rPr>
+          <w:rFonts w:ascii="Times New Roman" w:eastAsia="Times New Roman" w:hAnsi="Times New Roman" w:cs="Times New Roman"/>
+          <w:bCs/>
+          <w:color w:val="000000"/>
+          <w:spacing w:val="3"/>
+          <w:sz w:val="24"/>
+          <w:szCs w:val="24"/>
+        </w:rPr>
+        <w:t xml:space="preserve">, the patient reports being able to perform normal activities of daily living, occupational duties, and recreational activities </w:t>
+      </w:r>
+      <w:r>
+        <w:rPr>
+          <w:rFonts w:ascii="Times New Roman" w:eastAsia="Times New Roman" w:hAnsi="Times New Roman" w:cs="Times New Roman"/>
+          <w:bCs/>
+          <w:color w:val="000000"/>
+          <w:spacing w:val="3"/>
+          <w:sz w:val="24"/>
+          <w:szCs w:val="24"/>
+        </w:rPr>
+        <w:t>[</w:t>
+      </w:r>
+      <w:r>
+        <w:rPr>
+          <w:rFonts w:ascii="Times New Roman" w:eastAsia="Times New Roman" w:hAnsi="Times New Roman" w:cs="Times New Roman"/>
+          <w:bCs/>
+          <w:color w:val="000000"/>
+          <w:spacing w:val="3"/>
+          <w:sz w:val="24"/>
+          <w:szCs w:val="24"/>
+        </w:rPr>
+        <w:t>without limitation</w:t>
+      </w:r>
+      <w:r>
+        <w:rPr>
+          <w:rFonts w:ascii="Times New Roman" w:eastAsia="Times New Roman" w:hAnsi="Times New Roman" w:cs="Times New Roman"/>
+          <w:bCs/>
+          <w:color w:val="000000"/>
+          <w:spacing w:val="3"/>
+          <w:sz w:val="24"/>
+          <w:szCs w:val="24"/>
+        </w:rPr>
+        <w:t xml:space="preserve"> / with </w:t>
+      </w:r>
+      <w:r>
+        <w:rPr>
+          <w:rFonts w:ascii="Times New Roman" w:eastAsia="Times New Roman" w:hAnsi="Times New Roman" w:cs="Times New Roman"/>
+          <w:bCs/>
+          <w:color w:val="000000"/>
+          <w:spacing w:val="3"/>
+          <w:sz w:val="24"/>
+          <w:szCs w:val="24"/>
+        </w:rPr>
+        <w:t>pain</w:t>
+      </w:r>
+      <w:r>
+        <w:rPr>
+          <w:rFonts w:ascii="Times New Roman" w:eastAsia="Times New Roman" w:hAnsi="Times New Roman" w:cs="Times New Roman"/>
+          <w:bCs/>
+          <w:color w:val="000000"/>
+          <w:spacing w:val="3"/>
+          <w:sz w:val="24"/>
+          <w:szCs w:val="24"/>
+        </w:rPr>
+        <w:t xml:space="preserve"> / with </w:t>
+      </w:r>
+      <w:r>
+        <w:rPr>
+          <w:rFonts w:ascii="Times New Roman" w:eastAsia="Times New Roman" w:hAnsi="Times New Roman" w:cs="Times New Roman"/>
+          <w:bCs/>
+          <w:color w:val="000000"/>
+          <w:spacing w:val="3"/>
+          <w:sz w:val="24"/>
+          <w:szCs w:val="24"/>
+        </w:rPr>
+        <w:t>need for medical care</w:t>
+      </w:r>
+      <w:r>
+        <w:rPr>
+          <w:rFonts w:ascii="Times New Roman" w:eastAsia="Times New Roman" w:hAnsi="Times New Roman" w:cs="Times New Roman"/>
+          <w:bCs/>
+          <w:color w:val="000000"/>
+          <w:spacing w:val="3"/>
+          <w:sz w:val="24"/>
+          <w:szCs w:val="24"/>
+        </w:rPr>
+        <w:t>]</w:t>
+      </w:r>
+      <w:r>
+        <w:rPr>
+          <w:rFonts w:ascii="Times New Roman" w:eastAsia="Times New Roman" w:hAnsi="Times New Roman" w:cs="Times New Roman"/>
+          <w:bCs/>
+          <w:color w:val="000000"/>
+          <w:spacing w:val="3"/>
+          <w:sz w:val="24"/>
+          <w:szCs w:val="24"/>
+        </w:rPr>
+        <w:t xml:space="preserve"> involving the currently affected body part</w:t>
+      </w:r>
+      <w:r>
+        <w:rPr>
+          <w:rFonts w:ascii="Times New Roman" w:eastAsia="Times New Roman" w:hAnsi="Times New Roman" w:cs="Times New Roman"/>
+          <w:bCs/>
+          <w:color w:val="000000"/>
+          <w:spacing w:val="3"/>
+          <w:sz w:val="24"/>
+          <w:szCs w:val="24"/>
+        </w:rPr>
+        <w:t>s</w:t>
+      </w:r>
+      <w:r>
+        <w:rPr>
+          <w:rFonts w:ascii="Times New Roman" w:eastAsia="Times New Roman" w:hAnsi="Times New Roman" w:cs="Times New Roman"/>
+          <w:bCs/>
+          <w:color w:val="000000"/>
+          <w:spacing w:val="3"/>
+          <w:sz w:val="24"/>
+          <w:szCs w:val="24"/>
+        </w:rPr>
+        <w:t>.</w:t>
+      </w:r>
+      <w:r>
+        <w:rPr>
+          <w:rFonts w:ascii="Times New Roman" w:eastAsia="Times New Roman" w:hAnsi="Times New Roman" w:cs="Times New Roman"/>
+          <w:bCs/>
+          <w:color w:val="000000"/>
+          <w:spacing w:val="3"/>
+          <w:sz w:val="24"/>
+          <w:szCs w:val="24"/>
+        </w:rPr>
+        <w:t xml:space="preserve"> / </w:t>
+      </w:r>
+      <w:r>
+        <w:rPr>
+          <w:rFonts w:ascii="Times New Roman" w:eastAsia="Times New Roman" w:hAnsi="Times New Roman" w:cs="Times New Roman"/>
+          <w:color w:val="000000"/>
+          <w:spacing w:val="5"/>
+          <w:sz w:val="24"/>
+          <w:szCs w:val="24"/>
+        </w:rPr>
+        <w:t>The patient has a previous history of trauma / condition involving the _____ (body part).</w:t>
+      </w:r>
+      <w:r>
+        <w:rPr>
+          <w:rFonts w:ascii="Times New Roman" w:eastAsia="Times New Roman" w:hAnsi="Times New Roman" w:cs="Times New Roman"/>
+          <w:color w:val="000000"/>
+          <w:spacing w:val="5"/>
+          <w:sz w:val="24"/>
+          <w:szCs w:val="24"/>
+        </w:rPr>
+        <w:t xml:space="preserve"> This condition was treated with ______ and last treated on _____.</w:t>
+      </w:r>
     </w:p>
     <w:p>
       <w:pPr>
         <w:textAlignment w:val="baseline"/>
         <w:rPr>
           <w:rFonts w:ascii="Times New Roman" w:eastAsia="Times New Roman" w:hAnsi="Times New Roman" w:cs="Times New Roman"/>
-          <w:bCs/>
           <w:color w:val="000000"/>
           <w:spacing w:val="3"/>
           <w:sz w:val="24"/>
@@ -1179,199 +1392,1347 @@
       <w:r>
         <w:rPr>
           <w:rFonts w:ascii="Times New Roman" w:eastAsia="Times New Roman" w:hAnsi="Times New Roman" w:cs="Times New Roman"/>
-          <w:bCs/>
           <w:color w:val="000000"/>
           <w:spacing w:val="3"/>
           <w:sz w:val="24"/>
           <w:szCs w:val="24"/>
         </w:rPr>
-        <w:t>Prior to the patient’s</w:t>
-      </w:r>
-      <w:r>
-        <w:rPr>
-          <w:rFonts w:ascii="Times New Roman" w:eastAsia="Times New Roman" w:hAnsi="Times New Roman" w:cs="Times New Roman"/>
-          <w:bCs/>
+        <w:t>[WC_END]</w:t>
+      </w:r>
+    </w:p>
+    <w:p>
+      <w:pPr>
+        <w:textAlignment w:val="baseline"/>
+        <w:rPr>
+          <w:rFonts w:ascii="Times New Roman" w:eastAsia="Times New Roman" w:hAnsi="Times New Roman" w:cs="Times New Roman"/>
           <w:color w:val="000000"/>
           <w:spacing w:val="3"/>
           <w:sz w:val="24"/>
           <w:szCs w:val="24"/>
         </w:rPr>
+      </w:pPr>
+      <w:r>
+        <w:rPr>
+          <w:rFonts w:ascii="Times New Roman" w:eastAsia="Times New Roman" w:hAnsi="Times New Roman" w:cs="Times New Roman"/>
+          <w:color w:val="000000"/>
+          <w:spacing w:val="3"/>
+          <w:sz w:val="24"/>
+          <w:szCs w:val="24"/>
+        </w:rPr>
+        <w:t>[</w:t>
+      </w:r>
+      <w:r>
+        <w:rPr>
+          <w:rFonts w:ascii="Times New Roman" w:eastAsia="Times New Roman" w:hAnsi="Times New Roman" w:cs="Times New Roman"/>
+          <w:color w:val="000000"/>
+          <w:spacing w:val="3"/>
+          <w:sz w:val="24"/>
+          <w:szCs w:val="24"/>
+        </w:rPr>
+        <w:t>MVA</w:t>
+      </w:r>
+      <w:r>
+        <w:rPr>
+          <w:rFonts w:ascii="Times New Roman" w:eastAsia="Times New Roman" w:hAnsi="Times New Roman" w:cs="Times New Roman"/>
+          <w:color w:val="000000"/>
+          <w:spacing w:val="3"/>
+          <w:sz w:val="24"/>
+          <w:szCs w:val="24"/>
+        </w:rPr>
+        <w:t>_</w:t>
+      </w:r>
+      <w:r>
+        <w:rPr>
+          <w:rFonts w:ascii="Times New Roman" w:eastAsia="Times New Roman" w:hAnsi="Times New Roman" w:cs="Times New Roman"/>
+          <w:color w:val="000000"/>
+          <w:spacing w:val="3"/>
+          <w:sz w:val="24"/>
+          <w:szCs w:val="24"/>
+        </w:rPr>
+        <w:t>START</w:t>
+      </w:r>
+      <w:r>
+        <w:rPr>
+          <w:rFonts w:ascii="Times New Roman" w:eastAsia="Times New Roman" w:hAnsi="Times New Roman" w:cs="Times New Roman"/>
+          <w:color w:val="000000"/>
+          <w:spacing w:val="3"/>
+          <w:sz w:val="24"/>
+          <w:szCs w:val="24"/>
+        </w:rPr>
+        <w:t>]</w:t>
+      </w:r>
+    </w:p>
+    <w:p>
+      <w:pPr>
+        <w:textAlignment w:val="baseline"/>
+        <w:rPr>
+          <w:rFonts w:ascii="Times New Roman" w:eastAsia="Times New Roman" w:hAnsi="Times New Roman" w:cs="Times New Roman"/>
+          <w:color w:val="000000"/>
+          <w:spacing w:val="3"/>
+          <w:sz w:val="24"/>
+          <w:szCs w:val="24"/>
+        </w:rPr>
+      </w:pPr>
+      <w:r>
+        <w:rPr>
+          <w:rFonts w:ascii="Times New Roman" w:eastAsia="Times New Roman" w:hAnsi="Times New Roman" w:cs="Times New Roman"/>
+          <w:color w:val="000000"/>
+          <w:spacing w:val="3"/>
+          <w:sz w:val="24"/>
+          <w:szCs w:val="24"/>
+          <w:highlight w:val="yellow"/>
+        </w:rPr>
+        <w:t>(MVA)</w:t>
+      </w:r>
+      <w:r>
+        <w:rPr>
+          <w:rFonts w:ascii="Times New Roman" w:eastAsia="Times New Roman" w:hAnsi="Times New Roman" w:cs="Times New Roman"/>
+          <w:color w:val="000000"/>
+          <w:spacing w:val="3"/>
+          <w:sz w:val="24"/>
+          <w:szCs w:val="24"/>
+        </w:rPr>
+        <w:t xml:space="preserve"> </w:t>
+      </w:r>
+      <w:r>
+        <w:rPr>
+          <w:rFonts w:ascii="Times New Roman" w:eastAsia="Times New Roman" w:hAnsi="Times New Roman" w:cs="Times New Roman"/>
+          <w:color w:val="000000"/>
+          <w:spacing w:val="3"/>
+          <w:sz w:val="24"/>
+          <w:szCs w:val="24"/>
+        </w:rPr>
+        <w:t>The patient was a _____</w:t>
+      </w:r>
+      <w:r>
+        <w:rPr>
+          <w:rFonts w:ascii="Times New Roman" w:eastAsia="Times New Roman" w:hAnsi="Times New Roman" w:cs="Times New Roman"/>
+          <w:color w:val="000000"/>
+          <w:spacing w:val="3"/>
+          <w:sz w:val="24"/>
+          <w:szCs w:val="24"/>
+        </w:rPr>
+        <w:t>bicyclist/pedestrian/motorcyclist/</w:t>
+      </w:r>
+      <w:r>
+        <w:rPr>
+          <w:rFonts w:ascii="Times New Roman" w:eastAsia="Times New Roman" w:hAnsi="Times New Roman" w:cs="Times New Roman"/>
+          <w:color w:val="000000"/>
+          <w:spacing w:val="3"/>
+          <w:sz w:val="24"/>
+          <w:szCs w:val="24"/>
+        </w:rPr>
+        <w:t>driver/</w:t>
+      </w:r>
+      <w:r>
+        <w:rPr>
+          <w:rFonts w:ascii="Times New Roman" w:eastAsia="Times New Roman" w:hAnsi="Times New Roman" w:cs="Times New Roman"/>
+          <w:color w:val="000000"/>
+          <w:spacing w:val="3"/>
+          <w:sz w:val="24"/>
+          <w:szCs w:val="24"/>
+        </w:rPr>
+        <w:t xml:space="preserve">front </w:t>
+      </w:r>
+      <w:r>
+        <w:rPr>
+          <w:rFonts w:ascii="Times New Roman" w:eastAsia="Times New Roman" w:hAnsi="Times New Roman" w:cs="Times New Roman"/>
+          <w:color w:val="000000"/>
+          <w:spacing w:val="3"/>
+          <w:sz w:val="24"/>
+          <w:szCs w:val="24"/>
+        </w:rPr>
+        <w:t>passenger</w:t>
+      </w:r>
+      <w:r>
+        <w:rPr>
+          <w:rFonts w:ascii="Times New Roman" w:eastAsia="Times New Roman" w:hAnsi="Times New Roman" w:cs="Times New Roman"/>
+          <w:color w:val="000000"/>
+          <w:spacing w:val="3"/>
+          <w:sz w:val="24"/>
+          <w:szCs w:val="24"/>
+        </w:rPr>
+        <w:t xml:space="preserve">/rear seat </w:t>
+      </w:r>
+      <w:r>
+        <w:rPr>
+          <w:rFonts w:ascii="Times New Roman" w:eastAsia="Times New Roman" w:hAnsi="Times New Roman" w:cs="Times New Roman"/>
+          <w:color w:val="000000"/>
+          <w:spacing w:val="3"/>
+          <w:sz w:val="24"/>
+          <w:szCs w:val="24"/>
+        </w:rPr>
+        <w:t>passenger</w:t>
+      </w:r>
+      <w:r>
+        <w:rPr>
+          <w:rFonts w:ascii="Times New Roman" w:eastAsia="Times New Roman" w:hAnsi="Times New Roman" w:cs="Times New Roman"/>
+          <w:color w:val="000000"/>
+          <w:spacing w:val="3"/>
+          <w:sz w:val="24"/>
+          <w:szCs w:val="24"/>
+        </w:rPr>
+        <w:t>/bus passenger</w:t>
+      </w:r>
+      <w:r>
+        <w:rPr>
+          <w:rFonts w:ascii="Times New Roman" w:eastAsia="Times New Roman" w:hAnsi="Times New Roman" w:cs="Times New Roman"/>
+          <w:color w:val="000000"/>
+          <w:spacing w:val="3"/>
+          <w:sz w:val="24"/>
+          <w:szCs w:val="24"/>
+        </w:rPr>
+        <w:t xml:space="preserve"> and was wearing a seat belt. The vehicle was struck on the _____ side. </w:t>
+      </w:r>
+      <w:r>
+        <w:rPr>
+          <w:rFonts w:ascii="Times New Roman" w:eastAsia="Times New Roman" w:hAnsi="Times New Roman" w:cs="Times New Roman"/>
+          <w:color w:val="000000"/>
+          <w:spacing w:val="3"/>
+          <w:sz w:val="24"/>
+          <w:szCs w:val="24"/>
+        </w:rPr>
+        <w:t>The p</w:t>
+      </w:r>
+      <w:r>
+        <w:rPr>
+          <w:rFonts w:ascii="Times New Roman" w:eastAsia="Times New Roman" w:hAnsi="Times New Roman" w:cs="Times New Roman"/>
+          <w:color w:val="000000"/>
+          <w:spacing w:val="3"/>
+          <w:sz w:val="24"/>
+          <w:szCs w:val="24"/>
+        </w:rPr>
+        <w:t>atient describes sudden forceful impact involving acceleration/deceleration and/or direct trauma, resulting in immediate/gradual onset of pain to the body parts described in chief complaint.</w:t>
+      </w:r>
+      <w:r>
+        <w:rPr>
+          <w:rFonts w:ascii="Times New Roman" w:eastAsia="Times New Roman" w:hAnsi="Times New Roman" w:cs="Times New Roman"/>
+          <w:color w:val="000000"/>
+          <w:spacing w:val="3"/>
+          <w:sz w:val="24"/>
+          <w:szCs w:val="24"/>
+        </w:rPr>
+        <w:t xml:space="preserve"> </w:t>
+      </w:r>
+      <w:r>
+        <w:rPr>
+          <w:rFonts w:ascii="Times New Roman" w:eastAsia="Times New Roman" w:hAnsi="Times New Roman" w:cs="Times New Roman"/>
+          <w:color w:val="000000"/>
+          <w:spacing w:val="3"/>
+          <w:sz w:val="24"/>
+          <w:szCs w:val="24"/>
+        </w:rPr>
+        <w:t xml:space="preserve">The airbags </w:t>
+      </w:r>
+      <w:r>
+        <w:rPr>
+          <w:rFonts w:ascii="Times New Roman" w:eastAsia="Times New Roman" w:hAnsi="Times New Roman" w:cs="Times New Roman"/>
+          <w:color w:val="000000"/>
+          <w:spacing w:val="3"/>
+          <w:sz w:val="24"/>
+          <w:szCs w:val="24"/>
+        </w:rPr>
+        <w:t>____deployed/</w:t>
+      </w:r>
+      <w:r>
+        <w:rPr>
+          <w:rFonts w:ascii="Times New Roman" w:eastAsia="Times New Roman" w:hAnsi="Times New Roman" w:cs="Times New Roman"/>
+          <w:color w:val="000000"/>
+          <w:spacing w:val="3"/>
+          <w:sz w:val="24"/>
+          <w:szCs w:val="24"/>
+        </w:rPr>
+        <w:t xml:space="preserve">did not deploy. </w:t>
+      </w:r>
+      <w:r>
+        <w:rPr>
+          <w:rFonts w:ascii="Times New Roman" w:eastAsia="Times New Roman" w:hAnsi="Times New Roman" w:cs="Times New Roman"/>
+          <w:color w:val="000000"/>
+          <w:spacing w:val="3"/>
+          <w:sz w:val="24"/>
+          <w:szCs w:val="24"/>
+        </w:rPr>
+        <w:t xml:space="preserve">The EMS ____arrived/did not arrive on the scene. </w:t>
+      </w:r>
+      <w:r>
+        <w:rPr>
+          <w:rFonts w:ascii="Times New Roman" w:eastAsia="Times New Roman" w:hAnsi="Times New Roman" w:cs="Times New Roman"/>
+          <w:color w:val="000000"/>
+          <w:spacing w:val="3"/>
+          <w:sz w:val="24"/>
+          <w:szCs w:val="24"/>
+        </w:rPr>
+        <w:t>The police _____were/were not called to the scene of the accident.</w:t>
+      </w:r>
+      <w:r>
+        <w:rPr>
+          <w:rFonts w:ascii="Times New Roman" w:eastAsia="Times New Roman" w:hAnsi="Times New Roman" w:cs="Times New Roman"/>
+          <w:color w:val="000000"/>
+          <w:spacing w:val="3"/>
+          <w:sz w:val="24"/>
+          <w:szCs w:val="24"/>
+        </w:rPr>
+        <w:t xml:space="preserve"> </w:t>
+      </w:r>
+      <w:r>
+        <w:rPr>
+          <w:rFonts w:ascii="Times New Roman" w:eastAsia="Times New Roman" w:hAnsi="Times New Roman" w:cs="Times New Roman"/>
+          <w:color w:val="000000"/>
+          <w:spacing w:val="3"/>
+          <w:sz w:val="24"/>
+          <w:szCs w:val="24"/>
+        </w:rPr>
+        <w:t>The patient was transported via ambulance to _____ Hospital and was treated and released the same day.</w:t>
+      </w:r>
+      <w:r>
+        <w:rPr>
+          <w:rFonts w:ascii="Times New Roman" w:eastAsia="Times New Roman" w:hAnsi="Times New Roman" w:cs="Times New Roman"/>
+          <w:color w:val="000000"/>
+          <w:spacing w:val="3"/>
+          <w:sz w:val="24"/>
+          <w:szCs w:val="24"/>
+        </w:rPr>
+        <w:t xml:space="preserve"> ____</w:t>
+      </w:r>
+      <w:r>
+        <w:rPr>
+          <w:rFonts w:ascii="Times New Roman" w:eastAsia="Times New Roman" w:hAnsi="Times New Roman" w:cs="Times New Roman"/>
+          <w:color w:val="000000"/>
+          <w:spacing w:val="3"/>
+          <w:sz w:val="24"/>
+          <w:szCs w:val="24"/>
+        </w:rPr>
+        <w:t xml:space="preserve">The patient </w:t>
+      </w:r>
+      <w:r>
+        <w:rPr>
+          <w:rFonts w:ascii="Times New Roman" w:eastAsia="Times New Roman" w:hAnsi="Times New Roman" w:cs="Times New Roman"/>
+          <w:color w:val="000000"/>
+          <w:spacing w:val="3"/>
+          <w:sz w:val="24"/>
+          <w:szCs w:val="24"/>
+        </w:rPr>
+        <w:t>went by car/taxi</w:t>
+      </w:r>
+      <w:r>
+        <w:rPr>
+          <w:rFonts w:ascii="Times New Roman" w:eastAsia="Times New Roman" w:hAnsi="Times New Roman" w:cs="Times New Roman"/>
+          <w:color w:val="000000"/>
+          <w:spacing w:val="3"/>
+          <w:sz w:val="24"/>
+          <w:szCs w:val="24"/>
+        </w:rPr>
+        <w:t xml:space="preserve"> to _____ Hospital and was treated and released the same day</w:t>
+      </w:r>
+      <w:r>
+        <w:rPr>
+          <w:rFonts w:ascii="Times New Roman" w:eastAsia="Times New Roman" w:hAnsi="Times New Roman" w:cs="Times New Roman"/>
+          <w:color w:val="000000"/>
+          <w:spacing w:val="3"/>
+          <w:sz w:val="24"/>
+          <w:szCs w:val="24"/>
+        </w:rPr>
+        <w:t>.</w:t>
+      </w:r>
+      <w:r>
+        <w:rPr>
+          <w:rFonts w:ascii="Times New Roman" w:eastAsia="Times New Roman" w:hAnsi="Times New Roman" w:cs="Times New Roman"/>
+          <w:color w:val="000000"/>
+          <w:spacing w:val="3"/>
+          <w:sz w:val="24"/>
+          <w:szCs w:val="24"/>
+        </w:rPr>
+        <w:t xml:space="preserve"> _____The patient did not go to any hospital that same day. </w:t>
+      </w:r>
+      <w:r>
+        <w:rPr>
+          <w:rFonts w:ascii="Times New Roman" w:eastAsia="Times New Roman" w:hAnsi="Times New Roman" w:cs="Times New Roman"/>
+          <w:color w:val="000000"/>
+          <w:spacing w:val="3"/>
+          <w:sz w:val="24"/>
+          <w:szCs w:val="24"/>
+        </w:rPr>
+        <w:t xml:space="preserve">The patient presents today complaining of _____ (body part) pain sustained in the motor vehicle accident. </w:t>
+      </w:r>
+      <w:r>
+        <w:rPr>
+          <w:rFonts w:ascii="Times New Roman" w:eastAsia="Times New Roman" w:hAnsi="Times New Roman" w:cs="Times New Roman"/>
+          <w:color w:val="000000"/>
+          <w:spacing w:val="3"/>
+          <w:sz w:val="24"/>
+          <w:szCs w:val="24"/>
+        </w:rPr>
+        <w:t xml:space="preserve">Symptoms began </w:t>
+      </w:r>
+      <w:r>
+        <w:rPr>
+          <w:rFonts w:ascii="Times New Roman" w:eastAsia="Times New Roman" w:hAnsi="Times New Roman" w:cs="Times New Roman"/>
+          <w:color w:val="000000"/>
+          <w:spacing w:val="3"/>
+          <w:sz w:val="24"/>
+          <w:szCs w:val="24"/>
+        </w:rPr>
+        <w:t>[ i</w:t>
+      </w:r>
+      <w:r>
+        <w:rPr>
+          <w:rFonts w:ascii="Times New Roman" w:eastAsia="Times New Roman" w:hAnsi="Times New Roman" w:cs="Times New Roman"/>
+          <w:color w:val="000000"/>
+          <w:spacing w:val="3"/>
+          <w:sz w:val="24"/>
+          <w:szCs w:val="24"/>
+        </w:rPr>
+        <w:t>mmediately after injury</w:t>
+      </w:r>
+      <w:r>
+        <w:rPr>
+          <w:rFonts w:ascii="Times New Roman" w:eastAsia="Times New Roman" w:hAnsi="Times New Roman" w:cs="Times New Roman"/>
+          <w:color w:val="000000"/>
+          <w:spacing w:val="3"/>
+          <w:sz w:val="24"/>
+          <w:szCs w:val="24"/>
+        </w:rPr>
+        <w:t xml:space="preserve"> / w</w:t>
+      </w:r>
+      <w:r>
+        <w:rPr>
+          <w:rFonts w:ascii="Times New Roman" w:eastAsia="Times New Roman" w:hAnsi="Times New Roman" w:cs="Times New Roman"/>
+          <w:color w:val="000000"/>
+          <w:spacing w:val="3"/>
+          <w:sz w:val="24"/>
+          <w:szCs w:val="24"/>
+        </w:rPr>
+        <w:t>ithin hours</w:t>
+      </w:r>
+      <w:r>
+        <w:rPr>
+          <w:rFonts w:ascii="Times New Roman" w:eastAsia="Times New Roman" w:hAnsi="Times New Roman" w:cs="Times New Roman"/>
+          <w:color w:val="000000"/>
+          <w:spacing w:val="3"/>
+          <w:sz w:val="24"/>
+          <w:szCs w:val="24"/>
+        </w:rPr>
+        <w:t xml:space="preserve"> of injury / the s</w:t>
+      </w:r>
+      <w:r>
+        <w:rPr>
+          <w:rFonts w:ascii="Times New Roman" w:eastAsia="Times New Roman" w:hAnsi="Times New Roman" w:cs="Times New Roman"/>
+          <w:color w:val="000000"/>
+          <w:spacing w:val="3"/>
+          <w:sz w:val="24"/>
+          <w:szCs w:val="24"/>
+        </w:rPr>
+        <w:t>ame da</w:t>
+      </w:r>
+      <w:r>
+        <w:rPr>
+          <w:rFonts w:ascii="Times New Roman" w:eastAsia="Times New Roman" w:hAnsi="Times New Roman" w:cs="Times New Roman"/>
+          <w:color w:val="000000"/>
+          <w:spacing w:val="3"/>
+          <w:sz w:val="24"/>
+          <w:szCs w:val="24"/>
+        </w:rPr>
+        <w:t>y / the f</w:t>
+      </w:r>
+      <w:r>
+        <w:rPr>
+          <w:rFonts w:ascii="Times New Roman" w:eastAsia="Times New Roman" w:hAnsi="Times New Roman" w:cs="Times New Roman"/>
+          <w:color w:val="000000"/>
+          <w:spacing w:val="3"/>
+          <w:sz w:val="24"/>
+          <w:szCs w:val="24"/>
+        </w:rPr>
+        <w:t>ollowing day</w:t>
+      </w:r>
+      <w:r>
+        <w:rPr>
+          <w:rFonts w:ascii="Times New Roman" w:eastAsia="Times New Roman" w:hAnsi="Times New Roman" w:cs="Times New Roman"/>
+          <w:color w:val="000000"/>
+          <w:spacing w:val="3"/>
+          <w:sz w:val="24"/>
+          <w:szCs w:val="24"/>
+        </w:rPr>
+        <w:t xml:space="preserve">]. </w:t>
+      </w:r>
+      <w:r>
+        <w:rPr>
+          <w:rFonts w:ascii="Times New Roman" w:eastAsia="Times New Roman" w:hAnsi="Times New Roman" w:cs="Times New Roman"/>
+          <w:color w:val="000000"/>
+          <w:spacing w:val="3"/>
+          <w:sz w:val="24"/>
+          <w:szCs w:val="24"/>
+        </w:rPr>
+        <w:t>Since onset, symptoms have</w:t>
+      </w:r>
+      <w:r>
+        <w:rPr>
+          <w:rFonts w:ascii="Times New Roman" w:eastAsia="Times New Roman" w:hAnsi="Times New Roman" w:cs="Times New Roman"/>
+          <w:color w:val="000000"/>
+          <w:spacing w:val="3"/>
+          <w:sz w:val="24"/>
+          <w:szCs w:val="24"/>
+        </w:rPr>
+        <w:t xml:space="preserve"> [p</w:t>
+      </w:r>
+      <w:r>
+        <w:rPr>
+          <w:rFonts w:ascii="Times New Roman" w:eastAsia="Times New Roman" w:hAnsi="Times New Roman" w:cs="Times New Roman"/>
+          <w:color w:val="000000"/>
+          <w:spacing w:val="3"/>
+          <w:sz w:val="24"/>
+          <w:szCs w:val="24"/>
+        </w:rPr>
+        <w:t>ersisted</w:t>
+      </w:r>
+      <w:r>
+        <w:rPr>
+          <w:rFonts w:ascii="Times New Roman" w:eastAsia="Times New Roman" w:hAnsi="Times New Roman" w:cs="Times New Roman"/>
+          <w:color w:val="000000"/>
+          <w:spacing w:val="3"/>
+          <w:sz w:val="24"/>
+          <w:szCs w:val="24"/>
+        </w:rPr>
+        <w:t xml:space="preserve"> / w</w:t>
+      </w:r>
+      <w:r>
+        <w:rPr>
+          <w:rFonts w:ascii="Times New Roman" w:eastAsia="Times New Roman" w:hAnsi="Times New Roman" w:cs="Times New Roman"/>
+          <w:color w:val="000000"/>
+          <w:spacing w:val="3"/>
+          <w:sz w:val="24"/>
+          <w:szCs w:val="24"/>
+        </w:rPr>
+        <w:t>orsened</w:t>
+      </w:r>
+      <w:r>
+        <w:rPr>
+          <w:rFonts w:ascii="Times New Roman" w:eastAsia="Times New Roman" w:hAnsi="Times New Roman" w:cs="Times New Roman"/>
+          <w:color w:val="000000"/>
+          <w:spacing w:val="3"/>
+          <w:sz w:val="24"/>
+          <w:szCs w:val="24"/>
+        </w:rPr>
+        <w:t xml:space="preserve"> / i</w:t>
+      </w:r>
+      <w:r>
+        <w:rPr>
+          <w:rFonts w:ascii="Times New Roman" w:eastAsia="Times New Roman" w:hAnsi="Times New Roman" w:cs="Times New Roman"/>
+          <w:color w:val="000000"/>
+          <w:spacing w:val="3"/>
+          <w:sz w:val="24"/>
+          <w:szCs w:val="24"/>
+        </w:rPr>
+        <w:t>mproved partially</w:t>
+      </w:r>
+      <w:r>
+        <w:rPr>
+          <w:rFonts w:ascii="Times New Roman" w:eastAsia="Times New Roman" w:hAnsi="Times New Roman" w:cs="Times New Roman"/>
+          <w:color w:val="000000"/>
+          <w:spacing w:val="3"/>
+          <w:sz w:val="24"/>
+          <w:szCs w:val="24"/>
+        </w:rPr>
+        <w:t xml:space="preserve"> / f</w:t>
+      </w:r>
+      <w:r>
+        <w:rPr>
+          <w:rFonts w:ascii="Times New Roman" w:eastAsia="Times New Roman" w:hAnsi="Times New Roman" w:cs="Times New Roman"/>
+          <w:color w:val="000000"/>
+          <w:spacing w:val="3"/>
+          <w:sz w:val="24"/>
+          <w:szCs w:val="24"/>
+        </w:rPr>
+        <w:t>luctuated</w:t>
+      </w:r>
+      <w:r>
+        <w:rPr>
+          <w:rFonts w:ascii="Times New Roman" w:eastAsia="Times New Roman" w:hAnsi="Times New Roman" w:cs="Times New Roman"/>
+          <w:color w:val="000000"/>
+          <w:spacing w:val="3"/>
+          <w:sz w:val="24"/>
+          <w:szCs w:val="24"/>
+        </w:rPr>
+        <w:t>].</w:t>
+      </w:r>
+    </w:p>
+    <w:p>
+      <w:pPr>
+        <w:textAlignment w:val="baseline"/>
+        <w:rPr>
+          <w:rFonts w:ascii="Times New Roman" w:eastAsia="Times New Roman" w:hAnsi="Times New Roman" w:cs="Times New Roman"/>
+          <w:color w:val="000000"/>
+          <w:spacing w:val="3"/>
+          <w:sz w:val="24"/>
+          <w:szCs w:val="24"/>
+        </w:rPr>
+      </w:pPr>
+      <w:r>
+        <w:rPr>
+          <w:rFonts w:ascii="Times New Roman" w:eastAsia="Times New Roman" w:hAnsi="Times New Roman" w:cs="Times New Roman"/>
+          <w:color w:val="000000"/>
+          <w:spacing w:val="3"/>
+          <w:sz w:val="24"/>
+          <w:szCs w:val="24"/>
+        </w:rPr>
+        <w:t>[</w:t>
+      </w:r>
+      <w:r>
+        <w:rPr>
+          <w:rFonts w:ascii="Times New Roman" w:eastAsia="Times New Roman" w:hAnsi="Times New Roman" w:cs="Times New Roman"/>
+          <w:color w:val="000000"/>
+          <w:spacing w:val="3"/>
+          <w:sz w:val="24"/>
+          <w:szCs w:val="24"/>
+        </w:rPr>
+        <w:t>MVA</w:t>
+      </w:r>
+      <w:r>
+        <w:rPr>
+          <w:rFonts w:ascii="Times New Roman" w:eastAsia="Times New Roman" w:hAnsi="Times New Roman" w:cs="Times New Roman"/>
+          <w:color w:val="000000"/>
+          <w:spacing w:val="3"/>
+          <w:sz w:val="24"/>
+          <w:szCs w:val="24"/>
+        </w:rPr>
+        <w:t>_END]</w:t>
+      </w:r>
+    </w:p>
+    <w:p>
+      <w:pPr>
+        <w:textAlignment w:val="baseline"/>
+        <w:rPr>
+          <w:rFonts w:ascii="Times New Roman" w:eastAsia="Times New Roman" w:hAnsi="Times New Roman" w:cs="Times New Roman"/>
+          <w:color w:val="000000"/>
+          <w:spacing w:val="3"/>
+          <w:sz w:val="24"/>
+          <w:szCs w:val="24"/>
+        </w:rPr>
+      </w:pPr>
+    </w:p>
+    <w:p>
+      <w:pPr>
+        <w:textAlignment w:val="baseline"/>
+        <w:rPr>
+          <w:rFonts w:ascii="Times New Roman" w:eastAsia="Times New Roman" w:hAnsi="Times New Roman" w:cs="Times New Roman"/>
+          <w:b/>
+          <w:color w:val="000000"/>
+          <w:spacing w:val="3"/>
+          <w:sz w:val="24"/>
+          <w:szCs w:val="24"/>
+        </w:rPr>
+      </w:pPr>
+    </w:p>
+    <w:p>
+      <w:pPr>
+        <w:rPr>
+          <w:rFonts w:ascii="Times New Roman" w:eastAsia="PMingLiU" w:hAnsi="Times New Roman" w:cs="Times New Roman"/>
+          <w:sz w:val="24"/>
+          <w:szCs w:val="24"/>
+        </w:rPr>
+      </w:pPr>
+      <w:r>
+        <w:rPr>
+          <w:rFonts w:ascii="Times New Roman" w:eastAsia="Times New Roman" w:hAnsi="Times New Roman" w:cs="Times New Roman"/>
+          <w:b/>
+          <w:color w:val="000000"/>
+          <w:spacing w:val="3"/>
+          <w:sz w:val="24"/>
+          <w:szCs w:val="24"/>
+        </w:rPr>
+        <w:t xml:space="preserve">WORK HISTORY: </w:t>
+      </w:r>
+      <w:r>
+        <w:rPr>
+          <w:rFonts w:ascii="Times New Roman" w:eastAsia="Times New Roman" w:hAnsi="Times New Roman" w:cs="Times New Roman"/>
+          <w:color w:val="000000"/>
+          <w:spacing w:val="-1"/>
+          <w:sz w:val="24"/>
+        </w:rPr>
+        <w:t>{{</w:t>
+      </w:r>
+      <w:r>
+        <w:rPr>
+          <w:rFonts w:ascii="Times New Roman" w:eastAsia="Times New Roman" w:hAnsi="Times New Roman" w:cs="Times New Roman"/>
+          <w:color w:val="000000"/>
+          <w:spacing w:val="-1"/>
+          <w:sz w:val="24"/>
+          <w:lang w:val="en-IN"/>
+        </w:rPr>
+        <w:t>IsWorking</w:t>
+      </w:r>
+      <w:r>
+        <w:rPr>
+          <w:rFonts w:ascii="Times New Roman" w:eastAsia="Times New Roman" w:hAnsi="Times New Roman" w:cs="Times New Roman"/>
+          <w:color w:val="000000"/>
+          <w:spacing w:val="-1"/>
+          <w:sz w:val="24"/>
+        </w:rPr>
+        <w:t>}}</w:t>
+      </w:r>
+      <w:r>
+        <w:rPr>
+          <w:rFonts w:ascii="Times New Roman" w:eastAsia="PMingLiU" w:hAnsi="Times New Roman" w:cs="Times New Roman"/>
+          <w:sz w:val="24"/>
+          <w:szCs w:val="24"/>
+        </w:rPr>
         <w:t xml:space="preserve"> {{</w:t>
       </w:r>
       <w:r>
         <w:rPr>
-          <w:rFonts w:ascii="Times New Roman" w:eastAsia="Times New Roman" w:hAnsi="Times New Roman" w:cs="Times New Roman"/>
-          <w:bCs/>
+          <w:rFonts w:ascii="Times New Roman" w:eastAsia="PMingLiU" w:hAnsi="Times New Roman" w:cs="Times New Roman"/>
+          <w:sz w:val="24"/>
+          <w:szCs w:val="24"/>
+          <w:lang w:val="en-IN"/>
+        </w:rPr>
+        <w:t>JobTitle</w:t>
+      </w:r>
+      <w:r>
+        <w:rPr>
+          <w:rFonts w:ascii="Times New Roman" w:eastAsia="PMingLiU" w:hAnsi="Times New Roman" w:cs="Times New Roman"/>
+          <w:sz w:val="24"/>
+          <w:szCs w:val="24"/>
+        </w:rPr>
+        <w:t>}}</w:t>
+      </w:r>
+    </w:p>
+    <w:p>
+      <w:pPr>
+        <w:rPr>
+          <w:rFonts w:ascii="Times New Roman" w:eastAsia="Times New Roman" w:hAnsi="Times New Roman" w:cs="Times New Roman"/>
+          <w:b/>
           <w:color w:val="000000"/>
           <w:spacing w:val="3"/>
           <w:sz w:val="24"/>
           <w:szCs w:val="24"/>
+        </w:rPr>
+      </w:pPr>
+    </w:p>
+    <w:p>
+      <w:pPr>
+        <w:textAlignment w:val="baseline"/>
+        <w:rPr>
+          <w:rFonts w:ascii="Times New Roman" w:eastAsia="Times New Roman" w:hAnsi="Times New Roman" w:cs="Times New Roman"/>
+          <w:color w:val="000000"/>
+          <w:spacing w:val="5"/>
+          <w:sz w:val="24"/>
+          <w:szCs w:val="24"/>
+        </w:rPr>
+      </w:pPr>
+      <w:r>
+        <w:rPr>
+          <w:rFonts w:ascii="Times New Roman" w:eastAsia="Times New Roman" w:hAnsi="Times New Roman" w:cs="Times New Roman"/>
+          <w:b/>
+          <w:color w:val="000000"/>
+          <w:spacing w:val="5"/>
+          <w:sz w:val="24"/>
+          <w:szCs w:val="24"/>
+        </w:rPr>
+        <w:t>PAST MEDICAL HISTORY:</w:t>
+      </w:r>
+      <w:r>
+        <w:rPr>
+          <w:rFonts w:ascii="Times New Roman" w:eastAsia="Times New Roman" w:hAnsi="Times New Roman" w:cs="Times New Roman"/>
+          <w:b/>
+          <w:color w:val="000000"/>
+          <w:spacing w:val="5"/>
+          <w:sz w:val="24"/>
+          <w:szCs w:val="24"/>
+        </w:rPr>
+        <w:t xml:space="preserve"> </w:t>
+      </w:r>
+      <w:r>
+        <w:rPr>
+          <w:rFonts w:ascii="Times New Roman" w:eastAsia="Times New Roman" w:hAnsi="Times New Roman" w:cs="Times New Roman"/>
+          <w:color w:val="000000"/>
+          <w:spacing w:val="-1"/>
+          <w:sz w:val="24"/>
+        </w:rPr>
+        <w:t>{{</w:t>
+      </w:r>
+      <w:r>
+        <w:rPr>
+          <w:rFonts w:ascii="Times New Roman" w:eastAsia="Times New Roman" w:hAnsi="Times New Roman" w:cs="Times New Roman"/>
+          <w:color w:val="000000"/>
+          <w:spacing w:val="-1"/>
+          <w:sz w:val="24"/>
           <w:lang w:val="en-IN"/>
         </w:rPr>
-        <w:t>AccidentType</w:t>
-      </w:r>
-      <w:r>
-        <w:rPr>
-          <w:rFonts w:ascii="Times New Roman" w:eastAsia="Times New Roman" w:hAnsi="Times New Roman" w:cs="Times New Roman"/>
-          <w:bCs/>
+        <w:t>PMH</w:t>
+      </w:r>
+      <w:r>
+        <w:rPr>
+          <w:rFonts w:ascii="Times New Roman" w:eastAsia="Times New Roman" w:hAnsi="Times New Roman" w:cs="Times New Roman"/>
+          <w:color w:val="000000"/>
+          <w:spacing w:val="-1"/>
+          <w:sz w:val="24"/>
+        </w:rPr>
+        <w:t>}}</w:t>
+      </w:r>
+      <w:r>
+        <w:rPr>
+          <w:rFonts w:ascii="Times New Roman" w:eastAsia="Times New Roman" w:hAnsi="Times New Roman" w:cs="Times New Roman"/>
+          <w:color w:val="000000"/>
+          <w:spacing w:val="-1"/>
+          <w:sz w:val="24"/>
+        </w:rPr>
+        <w:t xml:space="preserve"> </w:t>
+      </w:r>
+      <w:r>
+        <w:rPr>
+          <w:rFonts w:ascii="Times New Roman" w:eastAsia="Times New Roman" w:hAnsi="Times New Roman" w:cs="Times New Roman"/>
+          <w:color w:val="000000"/>
+          <w:spacing w:val="-1"/>
+          <w:sz w:val="24"/>
+        </w:rPr>
+        <w:t>{{</w:t>
+      </w:r>
+      <w:r>
+        <w:rPr>
+          <w:rFonts w:ascii="Times New Roman" w:eastAsia="Times New Roman" w:hAnsi="Times New Roman" w:cs="Times New Roman"/>
+          <w:color w:val="000000"/>
+          <w:spacing w:val="-1"/>
+          <w:sz w:val="24"/>
+          <w:lang w:val="en-IN"/>
+        </w:rPr>
+        <w:t>PMHOther</w:t>
+      </w:r>
+      <w:r>
+        <w:rPr>
+          <w:rFonts w:ascii="Times New Roman" w:eastAsia="Times New Roman" w:hAnsi="Times New Roman" w:cs="Times New Roman"/>
+          <w:color w:val="000000"/>
+          <w:spacing w:val="-1"/>
+          <w:sz w:val="24"/>
+        </w:rPr>
+        <w:t>}}.</w:t>
+      </w:r>
+    </w:p>
+    <w:p>
+      <w:pPr>
+        <w:textAlignment w:val="baseline"/>
+        <w:rPr>
+          <w:rFonts w:ascii="Times New Roman" w:eastAsia="Times New Roman" w:hAnsi="Times New Roman" w:cs="Times New Roman"/>
+          <w:b/>
+          <w:color w:val="000000"/>
+          <w:spacing w:val="5"/>
+          <w:sz w:val="24"/>
+          <w:szCs w:val="24"/>
+        </w:rPr>
+      </w:pPr>
+    </w:p>
+    <w:p>
+      <w:pPr>
+        <w:textAlignment w:val="baseline"/>
+        <w:rPr>
+          <w:rFonts w:ascii="Times New Roman" w:eastAsia="Times New Roman" w:hAnsi="Times New Roman" w:cs="Times New Roman"/>
+          <w:color w:val="000000"/>
+          <w:spacing w:val="4"/>
+          <w:sz w:val="24"/>
+          <w:szCs w:val="24"/>
+        </w:rPr>
+      </w:pPr>
+      <w:r>
+        <w:rPr>
+          <w:rFonts w:ascii="Times New Roman" w:eastAsia="Times New Roman" w:hAnsi="Times New Roman" w:cs="Times New Roman"/>
+          <w:b/>
+          <w:color w:val="000000"/>
+          <w:spacing w:val="4"/>
+          <w:sz w:val="24"/>
+          <w:szCs w:val="24"/>
+        </w:rPr>
+        <w:t>PAST SURGICAL HISTORY:</w:t>
+      </w:r>
+      <w:r>
+        <w:rPr>
+          <w:rFonts w:ascii="Times New Roman" w:eastAsia="Times New Roman" w:hAnsi="Times New Roman" w:cs="Times New Roman"/>
+          <w:b/>
+          <w:color w:val="000000"/>
+          <w:spacing w:val="4"/>
+          <w:sz w:val="24"/>
+          <w:szCs w:val="24"/>
+        </w:rPr>
+        <w:t xml:space="preserve"> </w:t>
+      </w:r>
+      <w:r>
+        <w:rPr>
+          <w:rFonts w:ascii="Times New Roman" w:eastAsia="Times New Roman" w:hAnsi="Times New Roman" w:cs="Times New Roman"/>
+          <w:color w:val="000000"/>
+          <w:spacing w:val="-1"/>
+          <w:sz w:val="24"/>
+        </w:rPr>
+        <w:t>{{</w:t>
+      </w:r>
+      <w:r>
+        <w:rPr>
+          <w:rFonts w:ascii="Times New Roman" w:eastAsia="Times New Roman" w:hAnsi="Times New Roman" w:cs="Times New Roman"/>
+          <w:color w:val="000000"/>
+          <w:spacing w:val="-1"/>
+          <w:sz w:val="24"/>
+          <w:lang w:val="en-IN"/>
+        </w:rPr>
+        <w:t>PSH</w:t>
+      </w:r>
+      <w:r>
+        <w:rPr>
+          <w:rFonts w:ascii="Times New Roman" w:eastAsia="Times New Roman" w:hAnsi="Times New Roman" w:cs="Times New Roman"/>
+          <w:color w:val="000000"/>
+          <w:spacing w:val="-1"/>
+          <w:sz w:val="24"/>
+        </w:rPr>
+        <w:t>}}</w:t>
+      </w:r>
+      <w:r>
+        <w:rPr>
+          <w:rFonts w:ascii="Times New Roman" w:eastAsia="Times New Roman" w:hAnsi="Times New Roman" w:cs="Times New Roman"/>
+          <w:color w:val="000000"/>
+          <w:spacing w:val="-1"/>
+          <w:sz w:val="24"/>
+        </w:rPr>
+        <w:t>.</w:t>
+      </w:r>
+    </w:p>
+    <w:p>
+      <w:pPr>
+        <w:textAlignment w:val="baseline"/>
+        <w:rPr>
+          <w:rFonts w:ascii="Times New Roman" w:eastAsia="Times New Roman" w:hAnsi="Times New Roman" w:cs="Times New Roman"/>
+          <w:b/>
           <w:color w:val="000000"/>
           <w:spacing w:val="3"/>
           <w:sz w:val="24"/>
           <w:szCs w:val="24"/>
         </w:rPr>
+      </w:pPr>
+    </w:p>
+    <w:p>
+      <w:pPr>
+        <w:textAlignment w:val="baseline"/>
+        <w:rPr>
+          <w:rFonts w:ascii="Times New Roman" w:eastAsia="Times New Roman" w:hAnsi="Times New Roman" w:cs="Times New Roman"/>
+          <w:color w:val="000000"/>
+          <w:spacing w:val="3"/>
+          <w:sz w:val="24"/>
+          <w:szCs w:val="24"/>
+        </w:rPr>
+      </w:pPr>
+      <w:r>
+        <w:rPr>
+          <w:rFonts w:ascii="Times New Roman" w:eastAsia="Times New Roman" w:hAnsi="Times New Roman" w:cs="Times New Roman"/>
+          <w:b/>
+          <w:color w:val="000000"/>
+          <w:spacing w:val="3"/>
+          <w:sz w:val="24"/>
+          <w:szCs w:val="24"/>
+        </w:rPr>
+        <w:t>MEDICATIONS:</w:t>
+      </w:r>
+      <w:r>
+        <w:rPr>
+          <w:rFonts w:ascii="Times New Roman" w:eastAsia="Times New Roman" w:hAnsi="Times New Roman" w:cs="Times New Roman"/>
+          <w:b/>
+          <w:color w:val="000000"/>
+          <w:spacing w:val="3"/>
+          <w:sz w:val="24"/>
+          <w:szCs w:val="24"/>
+        </w:rPr>
+        <w:t xml:space="preserve"> </w:t>
+      </w:r>
+      <w:r>
+        <w:rPr>
+          <w:rFonts w:ascii="Times New Roman" w:eastAsia="Times New Roman" w:hAnsi="Times New Roman" w:cs="Times New Roman"/>
+          <w:color w:val="000000"/>
+          <w:spacing w:val="-1"/>
+          <w:sz w:val="24"/>
+        </w:rPr>
+        <w:t>{{</w:t>
+      </w:r>
+      <w:r>
+        <w:rPr>
+          <w:rFonts w:ascii="Times New Roman" w:eastAsia="Times New Roman" w:hAnsi="Times New Roman" w:cs="Times New Roman"/>
+          <w:color w:val="000000"/>
+          <w:spacing w:val="-1"/>
+          <w:sz w:val="24"/>
+          <w:lang w:val="en-IN"/>
+        </w:rPr>
+        <w:t>Meds</w:t>
+      </w:r>
+      <w:r>
+        <w:rPr>
+          <w:rFonts w:ascii="Times New Roman" w:eastAsia="Times New Roman" w:hAnsi="Times New Roman" w:cs="Times New Roman"/>
+          <w:color w:val="000000"/>
+          <w:spacing w:val="-1"/>
+          <w:sz w:val="24"/>
+        </w:rPr>
+        <w:t>}}.</w:t>
+      </w:r>
+    </w:p>
+    <w:p>
+      <w:pPr>
+        <w:textAlignment w:val="baseline"/>
+        <w:rPr>
+          <w:rFonts w:ascii="Times New Roman" w:eastAsia="Times New Roman" w:hAnsi="Times New Roman" w:cs="Times New Roman"/>
+          <w:color w:val="000000"/>
+          <w:spacing w:val="3"/>
+          <w:sz w:val="24"/>
+          <w:szCs w:val="24"/>
+        </w:rPr>
+      </w:pPr>
+    </w:p>
+    <w:p>
+      <w:pPr>
+        <w:textAlignment w:val="baseline"/>
+        <w:rPr>
+          <w:rFonts w:ascii="Times New Roman" w:eastAsia="Times New Roman" w:hAnsi="Times New Roman" w:cs="Times New Roman"/>
+          <w:color w:val="000000"/>
+          <w:spacing w:val="3"/>
+          <w:sz w:val="24"/>
+          <w:szCs w:val="24"/>
+        </w:rPr>
+      </w:pPr>
+      <w:r>
+        <w:rPr>
+          <w:rFonts w:ascii="Times New Roman" w:eastAsia="Times New Roman" w:hAnsi="Times New Roman" w:cs="Times New Roman"/>
+          <w:b/>
+          <w:color w:val="000000"/>
+          <w:spacing w:val="3"/>
+          <w:sz w:val="24"/>
+          <w:szCs w:val="24"/>
+        </w:rPr>
+        <w:t xml:space="preserve">DRUG ALLERGIES: </w:t>
+      </w:r>
+      <w:r>
+        <w:rPr>
+          <w:rFonts w:ascii="Times New Roman" w:eastAsia="Times New Roman" w:hAnsi="Times New Roman" w:cs="Times New Roman"/>
+          <w:b/>
+          <w:color w:val="000000"/>
+          <w:spacing w:val="3"/>
+          <w:sz w:val="24"/>
+          <w:szCs w:val="24"/>
+        </w:rPr>
+        <w:t xml:space="preserve">: </w:t>
+      </w:r>
+      <w:r>
+        <w:rPr>
+          <w:rFonts w:ascii="Times New Roman" w:eastAsia="Times New Roman" w:hAnsi="Times New Roman" w:cs="Times New Roman"/>
+          <w:color w:val="000000"/>
+          <w:spacing w:val="-1"/>
+          <w:sz w:val="24"/>
+        </w:rPr>
+        <w:t>{{</w:t>
+      </w:r>
+      <w:r>
+        <w:rPr>
+          <w:rFonts w:ascii="Times New Roman" w:eastAsia="Times New Roman" w:hAnsi="Times New Roman" w:cs="Times New Roman"/>
+          <w:color w:val="000000"/>
+          <w:spacing w:val="-1"/>
+          <w:sz w:val="24"/>
+          <w:lang w:val="en-IN"/>
+        </w:rPr>
+        <w:t>Allergy</w:t>
+      </w:r>
+      <w:r>
+        <w:rPr>
+          <w:rFonts w:ascii="Times New Roman" w:eastAsia="Times New Roman" w:hAnsi="Times New Roman" w:cs="Times New Roman"/>
+          <w:color w:val="000000"/>
+          <w:spacing w:val="-1"/>
+          <w:sz w:val="24"/>
+        </w:rPr>
         <w:t>}}</w:t>
       </w:r>
       <w:r>
         <w:rPr>
-          <w:rFonts w:ascii="Times New Roman" w:eastAsia="Times New Roman" w:hAnsi="Times New Roman" w:cs="Times New Roman"/>
-          <w:bCs/>
+          <w:rFonts w:ascii="Times New Roman" w:eastAsia="PMingLiU" w:hAnsi="Times New Roman" w:cs="Times New Roman"/>
+          <w:sz w:val="24"/>
+          <w:szCs w:val="24"/>
+        </w:rPr>
+        <w:t xml:space="preserve"> {{</w:t>
+      </w:r>
+      <w:r>
+        <w:rPr>
+          <w:rFonts w:ascii="Times New Roman" w:eastAsia="PMingLiU" w:hAnsi="Times New Roman" w:cs="Times New Roman"/>
+          <w:sz w:val="24"/>
+          <w:szCs w:val="24"/>
+          <w:lang w:val="en-IN"/>
+        </w:rPr>
+        <w:t>AllergyDrug</w:t>
+      </w:r>
+      <w:r>
+        <w:rPr>
+          <w:rFonts w:ascii="Times New Roman" w:eastAsia="PMingLiU" w:hAnsi="Times New Roman" w:cs="Times New Roman"/>
+          <w:sz w:val="24"/>
+          <w:szCs w:val="24"/>
+        </w:rPr>
+        <w:t>}}</w:t>
+      </w:r>
+    </w:p>
+    <w:p>
+      <w:pPr>
+        <w:textAlignment w:val="baseline"/>
+        <w:rPr>
+          <w:rFonts w:ascii="Times New Roman" w:eastAsia="Times New Roman" w:hAnsi="Times New Roman" w:cs="Times New Roman"/>
           <w:color w:val="000000"/>
           <w:spacing w:val="3"/>
           <w:sz w:val="24"/>
           <w:szCs w:val="24"/>
         </w:rPr>
-        <w:t xml:space="preserve">, the patient reports being able to perform normal activities of daily living, occupational duties, and recreational activities </w:t>
-      </w:r>
-      <w:r>
-        <w:rPr>
-          <w:rFonts w:ascii="Times New Roman" w:eastAsia="Times New Roman" w:hAnsi="Times New Roman" w:cs="Times New Roman"/>
-          <w:bCs/>
+      </w:pPr>
+    </w:p>
+    <w:p>
+      <w:pPr>
+        <w:textAlignment w:val="baseline"/>
+        <w:rPr>
+          <w:rFonts w:ascii="Times New Roman" w:eastAsia="Times New Roman" w:hAnsi="Times New Roman" w:cs="Times New Roman"/>
           <w:color w:val="000000"/>
           <w:spacing w:val="3"/>
           <w:sz w:val="24"/>
           <w:szCs w:val="24"/>
         </w:rPr>
-        <w:t>[</w:t>
-      </w:r>
-      <w:r>
-        <w:rPr>
-          <w:rFonts w:ascii="Times New Roman" w:eastAsia="Times New Roman" w:hAnsi="Times New Roman" w:cs="Times New Roman"/>
-          <w:bCs/>
+      </w:pPr>
+      <w:r>
+        <w:rPr>
+          <w:rFonts w:ascii="Times New Roman" w:eastAsia="Times New Roman" w:hAnsi="Times New Roman" w:cs="Times New Roman"/>
+          <w:b/>
           <w:color w:val="000000"/>
           <w:spacing w:val="3"/>
           <w:sz w:val="24"/>
           <w:szCs w:val="24"/>
         </w:rPr>
-        <w:t>without limitation</w:t>
-      </w:r>
-      <w:r>
-        <w:rPr>
-          <w:rFonts w:ascii="Times New Roman" w:eastAsia="Times New Roman" w:hAnsi="Times New Roman" w:cs="Times New Roman"/>
-          <w:bCs/>
+        <w:t>SOCIAL HISTORY:</w:t>
+      </w:r>
+      <w:r>
+        <w:rPr>
+          <w:rFonts w:ascii="Times New Roman" w:eastAsia="Times New Roman" w:hAnsi="Times New Roman" w:cs="Times New Roman"/>
           <w:color w:val="000000"/>
           <w:spacing w:val="3"/>
           <w:sz w:val="24"/>
           <w:szCs w:val="24"/>
         </w:rPr>
-        <w:t xml:space="preserve"> / with </w:t>
-      </w:r>
-      <w:r>
-        <w:rPr>
-          <w:rFonts w:ascii="Times New Roman" w:eastAsia="Times New Roman" w:hAnsi="Times New Roman" w:cs="Times New Roman"/>
-          <w:bCs/>
+        <w:t xml:space="preserve"> </w:t>
+      </w:r>
+      <w:r>
+        <w:rPr>
+          <w:rFonts w:ascii="Times New Roman" w:eastAsia="Times New Roman" w:hAnsi="Times New Roman" w:cs="Times New Roman"/>
+          <w:color w:val="000000"/>
+          <w:spacing w:val="-1"/>
+          <w:sz w:val="24"/>
+        </w:rPr>
+        <w:t>{{</w:t>
+      </w:r>
+      <w:r>
+        <w:rPr>
+          <w:rFonts w:ascii="Times New Roman" w:eastAsia="Times New Roman" w:hAnsi="Times New Roman" w:cs="Times New Roman"/>
+          <w:color w:val="000000"/>
+          <w:spacing w:val="-1"/>
+          <w:sz w:val="24"/>
+          <w:lang w:val="en-IN"/>
+        </w:rPr>
+        <w:t>Smoke</w:t>
+      </w:r>
+      <w:r>
+        <w:rPr>
+          <w:rFonts w:ascii="Times New Roman" w:eastAsia="Times New Roman" w:hAnsi="Times New Roman" w:cs="Times New Roman"/>
+          <w:color w:val="000000"/>
+          <w:spacing w:val="-1"/>
+          <w:sz w:val="24"/>
+        </w:rPr>
+        <w:t>}}</w:t>
+      </w:r>
+      <w:r>
+        <w:rPr>
+          <w:rFonts w:ascii="Times New Roman" w:eastAsia="PMingLiU" w:hAnsi="Times New Roman" w:cs="Times New Roman"/>
+          <w:sz w:val="24"/>
+          <w:szCs w:val="24"/>
+        </w:rPr>
+        <w:t xml:space="preserve"> {{</w:t>
+      </w:r>
+      <w:r>
+        <w:rPr>
+          <w:rFonts w:ascii="Times New Roman" w:eastAsia="PMingLiU" w:hAnsi="Times New Roman" w:cs="Times New Roman"/>
+          <w:sz w:val="24"/>
+          <w:szCs w:val="24"/>
+          <w:lang w:val="en-IN"/>
+        </w:rPr>
+        <w:t>Alcohol</w:t>
+      </w:r>
+      <w:r>
+        <w:rPr>
+          <w:rFonts w:ascii="Times New Roman" w:eastAsia="PMingLiU" w:hAnsi="Times New Roman" w:cs="Times New Roman"/>
+          <w:sz w:val="24"/>
+          <w:szCs w:val="24"/>
+        </w:rPr>
+        <w:t>}}{{</w:t>
+      </w:r>
+      <w:r>
+        <w:rPr>
+          <w:rFonts w:ascii="Times New Roman" w:eastAsia="PMingLiU" w:hAnsi="Times New Roman" w:cs="Times New Roman"/>
+          <w:sz w:val="24"/>
+          <w:szCs w:val="24"/>
+          <w:lang w:val="en-IN"/>
+        </w:rPr>
+        <w:t>Cannabis</w:t>
+      </w:r>
+      <w:r>
+        <w:rPr>
+          <w:rFonts w:ascii="Times New Roman" w:eastAsia="PMingLiU" w:hAnsi="Times New Roman" w:cs="Times New Roman"/>
+          <w:sz w:val="24"/>
+          <w:szCs w:val="24"/>
+        </w:rPr>
+        <w:t>}}{{</w:t>
+      </w:r>
+      <w:r>
+        <w:rPr>
+          <w:rFonts w:ascii="Times New Roman" w:eastAsia="PMingLiU" w:hAnsi="Times New Roman" w:cs="Times New Roman"/>
+          <w:sz w:val="24"/>
+          <w:szCs w:val="24"/>
+          <w:lang w:val="en-IN"/>
+        </w:rPr>
+        <w:t>OtherDrugs</w:t>
+      </w:r>
+      <w:r>
+        <w:rPr>
+          <w:rFonts w:ascii="Times New Roman" w:eastAsia="PMingLiU" w:hAnsi="Times New Roman" w:cs="Times New Roman"/>
+          <w:sz w:val="24"/>
+          <w:szCs w:val="24"/>
+        </w:rPr>
+        <w:t>}}{{</w:t>
+      </w:r>
+      <w:r>
+        <w:rPr>
+          <w:rFonts w:ascii="Times New Roman" w:eastAsia="PMingLiU" w:hAnsi="Times New Roman" w:cs="Times New Roman"/>
+          <w:sz w:val="24"/>
+          <w:szCs w:val="24"/>
+          <w:lang w:val="en-IN"/>
+        </w:rPr>
+        <w:t>OtherDrugsTxt</w:t>
+      </w:r>
+      <w:r>
+        <w:rPr>
+          <w:rFonts w:ascii="Times New Roman" w:eastAsia="PMingLiU" w:hAnsi="Times New Roman" w:cs="Times New Roman"/>
+          <w:sz w:val="24"/>
+          <w:szCs w:val="24"/>
+        </w:rPr>
+        <w:t>}}</w:t>
+      </w:r>
+    </w:p>
+    <w:p>
+      <w:pPr>
+        <w:textAlignment w:val="baseline"/>
+        <w:rPr>
+          <w:rFonts w:ascii="Times New Roman" w:eastAsia="Times New Roman" w:hAnsi="Times New Roman" w:cs="Times New Roman"/>
           <w:color w:val="000000"/>
           <w:spacing w:val="3"/>
           <w:sz w:val="24"/>
           <w:szCs w:val="24"/>
         </w:rPr>
-        <w:t>pain</w:t>
-      </w:r>
-      <w:r>
-        <w:rPr>
-          <w:rFonts w:ascii="Times New Roman" w:eastAsia="Times New Roman" w:hAnsi="Times New Roman" w:cs="Times New Roman"/>
+      </w:pPr>
+    </w:p>
+    <w:p>
+      <w:pPr>
+        <w:textAlignment w:val="baseline"/>
+        <w:rPr>
+          <w:rFonts w:ascii="Times New Roman" w:eastAsia="Times New Roman" w:hAnsi="Times New Roman" w:cs="Times New Roman"/>
+          <w:b/>
           <w:bCs/>
           <w:color w:val="000000"/>
           <w:spacing w:val="3"/>
           <w:sz w:val="24"/>
           <w:szCs w:val="24"/>
         </w:rPr>
-        <w:t xml:space="preserve"> / with </w:t>
-      </w:r>
-      <w:r>
-        <w:rPr>
-          <w:rFonts w:ascii="Times New Roman" w:eastAsia="Times New Roman" w:hAnsi="Times New Roman" w:cs="Times New Roman"/>
+      </w:pPr>
+      <w:r>
+        <w:rPr>
+          <w:rFonts w:ascii="Times New Roman" w:eastAsia="Times New Roman" w:hAnsi="Times New Roman" w:cs="Times New Roman"/>
+          <w:b/>
           <w:bCs/>
           <w:color w:val="000000"/>
           <w:spacing w:val="3"/>
           <w:sz w:val="24"/>
           <w:szCs w:val="24"/>
         </w:rPr>
-        <w:t>need for medical care</w:t>
-      </w:r>
-      <w:r>
-        <w:rPr>
-          <w:rFonts w:ascii="Times New Roman" w:eastAsia="Times New Roman" w:hAnsi="Times New Roman" w:cs="Times New Roman"/>
-          <w:bCs/>
+        <w:t>PHYSICAL THERAPY:</w:t>
+      </w:r>
+      <w:r>
+        <w:t xml:space="preserve"> </w:t>
+      </w:r>
+      <w:r>
+        <w:rPr>
+          <w:rFonts w:ascii="Times New Roman" w:eastAsia="Times New Roman" w:hAnsi="Times New Roman" w:cs="Times New Roman"/>
           <w:color w:val="000000"/>
           <w:spacing w:val="3"/>
           <w:sz w:val="24"/>
           <w:szCs w:val="24"/>
         </w:rPr>
-        <w:t>]</w:t>
-      </w:r>
-      <w:r>
-        <w:rPr>
-          <w:rFonts w:ascii="Times New Roman" w:eastAsia="Times New Roman" w:hAnsi="Times New Roman" w:cs="Times New Roman"/>
-          <w:bCs/>
+        <w:t>The patient has been undergoing physical therapy _____ times per week</w:t>
+      </w:r>
+      <w:r>
+        <w:rPr>
+          <w:rFonts w:ascii="Times New Roman" w:eastAsia="Times New Roman" w:hAnsi="Times New Roman" w:cs="Times New Roman"/>
           <w:color w:val="000000"/>
           <w:spacing w:val="3"/>
           <w:sz w:val="24"/>
           <w:szCs w:val="24"/>
         </w:rPr>
-        <w:t xml:space="preserve"> involving the currently affected body part</w:t>
-      </w:r>
-      <w:r>
-        <w:rPr>
-          <w:rFonts w:ascii="Times New Roman" w:eastAsia="Times New Roman" w:hAnsi="Times New Roman" w:cs="Times New Roman"/>
-          <w:bCs/>
+        <w:t xml:space="preserve"> for ____ weeks/months with no/partial/minimal/good relief</w:t>
+      </w:r>
+      <w:r>
+        <w:rPr>
+          <w:rFonts w:ascii="Times New Roman" w:eastAsia="Times New Roman" w:hAnsi="Times New Roman" w:cs="Times New Roman"/>
           <w:color w:val="000000"/>
           <w:spacing w:val="3"/>
           <w:sz w:val="24"/>
           <w:szCs w:val="24"/>
         </w:rPr>
-        <w:t>s</w:t>
-      </w:r>
-      <w:r>
-        <w:rPr>
-          <w:rFonts w:ascii="Times New Roman" w:eastAsia="Times New Roman" w:hAnsi="Times New Roman" w:cs="Times New Roman"/>
-          <w:bCs/>
+        <w:t xml:space="preserve">. / The patient has not had </w:t>
+      </w:r>
+      <w:r>
+        <w:rPr>
+          <w:rFonts w:ascii="Times New Roman" w:eastAsia="Times New Roman" w:hAnsi="Times New Roman" w:cs="Times New Roman"/>
           <w:color w:val="000000"/>
           <w:spacing w:val="3"/>
           <w:sz w:val="24"/>
           <w:szCs w:val="24"/>
         </w:rPr>
+        <w:t>physical therapy</w:t>
+      </w:r>
+      <w:r>
+        <w:rPr>
+          <w:rFonts w:ascii="Times New Roman" w:eastAsia="Times New Roman" w:hAnsi="Times New Roman" w:cs="Times New Roman"/>
+          <w:color w:val="000000"/>
+          <w:spacing w:val="3"/>
+          <w:sz w:val="24"/>
+          <w:szCs w:val="24"/>
+        </w:rPr>
         <w:t>.</w:t>
       </w:r>
       <w:r>
         <w:rPr>
           <w:rFonts w:ascii="Times New Roman" w:eastAsia="Times New Roman" w:hAnsi="Times New Roman" w:cs="Times New Roman"/>
-          <w:bCs/>
           <w:color w:val="000000"/>
           <w:spacing w:val="3"/>
           <w:sz w:val="24"/>
           <w:szCs w:val="24"/>
         </w:rPr>
-        <w:t xml:space="preserve"> / </w:t>
-      </w:r>
-      <w:r>
-        <w:rPr>
-          <w:rFonts w:ascii="Times New Roman" w:eastAsia="Times New Roman" w:hAnsi="Times New Roman" w:cs="Times New Roman"/>
-          <w:color w:val="000000"/>
-          <w:spacing w:val="5"/>
-          <w:sz w:val="24"/>
-          <w:szCs w:val="24"/>
-        </w:rPr>
-        <w:t>The patient has a previous history of trauma / condition involving the _____ (body part).</w:t>
-      </w:r>
-      <w:r>
-        <w:rPr>
-          <w:rFonts w:ascii="Times New Roman" w:eastAsia="Times New Roman" w:hAnsi="Times New Roman" w:cs="Times New Roman"/>
-          <w:color w:val="000000"/>
-          <w:spacing w:val="5"/>
-          <w:sz w:val="24"/>
-          <w:szCs w:val="24"/>
-        </w:rPr>
-        <w:t xml:space="preserve"> This condition was treated with ______ and last treated on _____.</w:t>
+        <w:t>{{</w:t>
+      </w:r>
+      <w:r>
+        <w:rPr>
+          <w:rFonts w:ascii="Times New Roman" w:eastAsia="Times New Roman" w:hAnsi="Times New Roman" w:cs="Times New Roman"/>
+          <w:color w:val="000000"/>
+          <w:spacing w:val="3"/>
+          <w:sz w:val="24"/>
+          <w:szCs w:val="24"/>
+          <w:lang w:val="en-IN"/>
+        </w:rPr>
+        <w:t>PTCompliance</w:t>
+      </w:r>
+      <w:r>
+        <w:rPr>
+          <w:rFonts w:ascii="Times New Roman" w:eastAsia="Times New Roman" w:hAnsi="Times New Roman" w:cs="Times New Roman"/>
+          <w:color w:val="000000"/>
+          <w:spacing w:val="3"/>
+          <w:sz w:val="24"/>
+          <w:szCs w:val="24"/>
+        </w:rPr>
+        <w:t>}}</w:t>
       </w:r>
     </w:p>
     <w:p>
@@ -1379,36 +2740,384 @@
         <w:textAlignment w:val="baseline"/>
         <w:rPr>
           <w:rFonts w:ascii="Times New Roman" w:eastAsia="Times New Roman" w:hAnsi="Times New Roman" w:cs="Times New Roman"/>
+          <w:color w:val="000000"/>
+          <w:spacing w:val="3"/>
+          <w:sz w:val="24"/>
+          <w:szCs w:val="24"/>
+        </w:rPr>
+      </w:pPr>
+    </w:p>
+    <w:p>
+      <w:pPr>
+        <w:textAlignment w:val="baseline"/>
+        <w:rPr>
+          <w:rFonts w:ascii="Times New Roman" w:eastAsia="Times New Roman" w:hAnsi="Times New Roman" w:cs="Times New Roman"/>
           <w:b/>
+          <w:bCs/>
           <w:color w:val="000000"/>
           <w:spacing w:val="3"/>
           <w:sz w:val="24"/>
           <w:szCs w:val="24"/>
         </w:rPr>
       </w:pPr>
+      <w:r>
+        <w:rPr>
+          <w:rFonts w:ascii="Times New Roman" w:eastAsia="Times New Roman" w:hAnsi="Times New Roman" w:cs="Times New Roman"/>
+          <w:b/>
+          <w:bCs/>
+          <w:color w:val="000000"/>
+          <w:spacing w:val="3"/>
+          <w:sz w:val="24"/>
+          <w:szCs w:val="24"/>
+        </w:rPr>
+        <w:t>CHIROPRACTIC CARE:</w:t>
+      </w:r>
+      <w:r>
+        <w:rPr>
+          <w:rFonts w:ascii="Times New Roman" w:eastAsia="Times New Roman" w:hAnsi="Times New Roman" w:cs="Times New Roman"/>
+          <w:color w:val="000000"/>
+          <w:spacing w:val="3"/>
+          <w:sz w:val="24"/>
+          <w:szCs w:val="24"/>
+        </w:rPr>
+        <w:t xml:space="preserve"> The patient has been undergoing </w:t>
+      </w:r>
+      <w:r>
+        <w:rPr>
+          <w:rFonts w:ascii="Times New Roman" w:eastAsia="Times New Roman" w:hAnsi="Times New Roman" w:cs="Times New Roman"/>
+          <w:color w:val="000000"/>
+          <w:spacing w:val="3"/>
+          <w:sz w:val="24"/>
+          <w:szCs w:val="24"/>
+        </w:rPr>
+        <w:t>chiropractic care</w:t>
+      </w:r>
+      <w:r>
+        <w:rPr>
+          <w:rFonts w:ascii="Times New Roman" w:eastAsia="Times New Roman" w:hAnsi="Times New Roman" w:cs="Times New Roman"/>
+          <w:color w:val="000000"/>
+          <w:spacing w:val="3"/>
+          <w:sz w:val="24"/>
+          <w:szCs w:val="24"/>
+        </w:rPr>
+        <w:t xml:space="preserve"> _____ times per week</w:t>
+      </w:r>
+      <w:r>
+        <w:rPr>
+          <w:rFonts w:ascii="Times New Roman" w:eastAsia="Times New Roman" w:hAnsi="Times New Roman" w:cs="Times New Roman"/>
+          <w:color w:val="000000"/>
+          <w:spacing w:val="3"/>
+          <w:sz w:val="24"/>
+          <w:szCs w:val="24"/>
+        </w:rPr>
+        <w:t xml:space="preserve"> for ____ weeks/months with no/partial/minimal/good relief</w:t>
+      </w:r>
+      <w:r>
+        <w:rPr>
+          <w:rFonts w:ascii="Times New Roman" w:eastAsia="Times New Roman" w:hAnsi="Times New Roman" w:cs="Times New Roman"/>
+          <w:color w:val="000000"/>
+          <w:spacing w:val="3"/>
+          <w:sz w:val="24"/>
+          <w:szCs w:val="24"/>
+        </w:rPr>
+        <w:t xml:space="preserve">. / The patient has not had </w:t>
+      </w:r>
+      <w:r>
+        <w:rPr>
+          <w:rFonts w:ascii="Times New Roman" w:eastAsia="Times New Roman" w:hAnsi="Times New Roman" w:cs="Times New Roman"/>
+          <w:color w:val="000000"/>
+          <w:spacing w:val="3"/>
+          <w:sz w:val="24"/>
+          <w:szCs w:val="24"/>
+        </w:rPr>
+        <w:t>chiropractic care</w:t>
+      </w:r>
+      <w:r>
+        <w:rPr>
+          <w:rFonts w:ascii="Times New Roman" w:eastAsia="Times New Roman" w:hAnsi="Times New Roman" w:cs="Times New Roman"/>
+          <w:color w:val="000000"/>
+          <w:spacing w:val="3"/>
+          <w:sz w:val="24"/>
+          <w:szCs w:val="24"/>
+        </w:rPr>
+        <w:t>.</w:t>
+      </w:r>
     </w:p>
     <w:p>
       <w:pPr>
         <w:textAlignment w:val="baseline"/>
         <w:rPr>
           <w:rFonts w:ascii="Times New Roman" w:eastAsia="Times New Roman" w:hAnsi="Times New Roman" w:cs="Times New Roman"/>
+          <w:b/>
           <w:color w:val="000000"/>
           <w:spacing w:val="3"/>
           <w:sz w:val="24"/>
           <w:szCs w:val="24"/>
         </w:rPr>
       </w:pPr>
-      <w:r>
-        <w:rPr>
-          <w:rFonts w:ascii="Times New Roman" w:eastAsia="Times New Roman" w:hAnsi="Times New Roman" w:cs="Times New Roman"/>
+    </w:p>
+    <w:p>
+      <w:pPr>
+        <w:textAlignment w:val="baseline"/>
+        <w:rPr>
+          <w:rFonts w:ascii="Times New Roman" w:eastAsia="Times New Roman" w:hAnsi="Times New Roman" w:cs="Times New Roman"/>
+          <w:bCs/>
           <w:color w:val="000000"/>
           <w:spacing w:val="3"/>
           <w:sz w:val="24"/>
           <w:szCs w:val="24"/>
+        </w:rPr>
+      </w:pPr>
+      <w:r>
+        <w:rPr>
+          <w:rFonts w:ascii="Times New Roman" w:eastAsia="Times New Roman" w:hAnsi="Times New Roman" w:cs="Times New Roman"/>
+          <w:b/>
+          <w:color w:val="000000"/>
+          <w:spacing w:val="3"/>
+          <w:sz w:val="24"/>
+          <w:szCs w:val="24"/>
+        </w:rPr>
+        <w:t>ADL CAPABILITIES</w:t>
+      </w:r>
+      <w:r>
+        <w:rPr>
+          <w:rFonts w:ascii="Times New Roman" w:eastAsia="Times New Roman" w:hAnsi="Times New Roman" w:cs="Times New Roman"/>
+          <w:b/>
+          <w:color w:val="000000"/>
+          <w:spacing w:val="3"/>
+          <w:sz w:val="24"/>
+          <w:szCs w:val="24"/>
+        </w:rPr>
+        <w:t xml:space="preserve">: </w:t>
+      </w:r>
+      <w:r>
+        <w:rPr>
+          <w:rFonts w:ascii="Times New Roman" w:eastAsia="Times New Roman" w:hAnsi="Times New Roman" w:cs="Times New Roman"/>
+          <w:bCs/>
+          <w:color w:val="000000"/>
+          <w:spacing w:val="3"/>
+          <w:sz w:val="24"/>
+          <w:szCs w:val="24"/>
+        </w:rPr>
+        <w:t>Compared to pre-injury baseline, the patient reports these limitations represent a significant change from prior level of function:</w:t>
+      </w:r>
+    </w:p>
+    <w:p>
+      <w:pPr>
+        <w:textAlignment w:val="baseline"/>
+        <w:rPr>
+          <w:rFonts w:ascii="Times New Roman" w:eastAsia="Times New Roman" w:hAnsi="Times New Roman" w:cs="Times New Roman"/>
+          <w:color w:val="000000"/>
+          <w:sz w:val="24"/>
+          <w:szCs w:val="24"/>
           <w:highlight w:val="yellow"/>
         </w:rPr>
-        <w:t>(MVA)</w:t>
-      </w:r>
+      </w:pPr>
+    </w:p>
+    <w:p>
+      <w:pPr>
+        <w:textAlignment w:val="baseline"/>
+        <w:rPr>
+          <w:rFonts w:ascii="Times New Roman" w:eastAsia="Times New Roman" w:hAnsi="Times New Roman" w:cs="Times New Roman"/>
+          <w:color w:val="000000"/>
+          <w:sz w:val="24"/>
+          <w:szCs w:val="24"/>
+        </w:rPr>
+      </w:pPr>
+      <w:r>
+        <w:rPr>
+          <w:rFonts w:ascii="Times New Roman" w:eastAsia="Times New Roman" w:hAnsi="Times New Roman" w:cs="Times New Roman"/>
+          <w:color w:val="000000"/>
+          <w:sz w:val="24"/>
+          <w:szCs w:val="24"/>
+          <w:highlight w:val="yellow"/>
+        </w:rPr>
+        <w:t>_____(SHOULDER)</w:t>
+      </w:r>
+      <w:r>
+        <w:rPr>
+          <w:rFonts w:ascii="Times New Roman" w:eastAsia="Times New Roman" w:hAnsi="Times New Roman" w:cs="Times New Roman"/>
+          <w:color w:val="000000"/>
+          <w:sz w:val="24"/>
+          <w:szCs w:val="24"/>
+        </w:rPr>
+        <w:t xml:space="preserve"> </w:t>
+      </w:r>
+      <w:r>
+        <w:rPr>
+          <w:rFonts w:ascii="Times New Roman" w:eastAsia="Times New Roman" w:hAnsi="Times New Roman" w:cs="Times New Roman"/>
+          <w:color w:val="000000"/>
+          <w:sz w:val="24"/>
+          <w:szCs w:val="24"/>
+        </w:rPr>
+        <w:t xml:space="preserve">As a direct result of the injuries sustained in this </w:t>
+      </w:r>
+      <w:r>
+        <w:rPr>
+          <w:rFonts w:ascii="Times New Roman" w:eastAsia="Times New Roman" w:hAnsi="Times New Roman" w:cs="Times New Roman"/>
+          <w:color w:val="000000"/>
+          <w:sz w:val="24"/>
+          <w:szCs w:val="24"/>
+        </w:rPr>
+        <w:t>accident,</w:t>
+      </w:r>
+      <w:r>
+        <w:rPr>
+          <w:rFonts w:ascii="Times New Roman" w:eastAsia="Times New Roman" w:hAnsi="Times New Roman" w:cs="Times New Roman"/>
+          <w:color w:val="000000"/>
+          <w:sz w:val="24"/>
+          <w:szCs w:val="24"/>
+        </w:rPr>
+        <w:t xml:space="preserve"> the patient states that </w:t>
+      </w:r>
+      <w:r>
+        <w:rPr>
+          <w:rFonts w:ascii="Times New Roman" w:eastAsia="Times New Roman" w:hAnsi="Times New Roman" w:cs="Times New Roman"/>
+          <w:color w:val="000000"/>
+          <w:sz w:val="24"/>
+          <w:szCs w:val="24"/>
+        </w:rPr>
+        <w:t>_____</w:t>
+      </w:r>
+      <w:r>
+        <w:rPr>
+          <w:rFonts w:ascii="Times New Roman" w:eastAsia="Times New Roman" w:hAnsi="Times New Roman" w:cs="Times New Roman"/>
+          <w:color w:val="000000"/>
+          <w:sz w:val="24"/>
+          <w:szCs w:val="24"/>
+        </w:rPr>
+        <w:t>he / she  is unable to do the following activities:</w:t>
+      </w:r>
+      <w:r>
+        <w:rPr>
+          <w:rFonts w:ascii="Times New Roman" w:eastAsia="Times New Roman" w:hAnsi="Times New Roman" w:cs="Times New Roman"/>
+          <w:color w:val="000000"/>
+          <w:sz w:val="24"/>
+          <w:szCs w:val="24"/>
+        </w:rPr>
+        <w:t xml:space="preserve"> </w:t>
+      </w:r>
+      <w:r>
+        <w:rPr>
+          <w:rFonts w:ascii="Times New Roman" w:eastAsia="Times New Roman" w:hAnsi="Times New Roman" w:cs="Times New Roman"/>
+          <w:color w:val="000000"/>
+          <w:sz w:val="24"/>
+          <w:szCs w:val="24"/>
+        </w:rPr>
+        <w:t xml:space="preserve">driving, lifting </w:t>
+      </w:r>
+      <w:r>
+        <w:rPr>
+          <w:rFonts w:ascii="Times New Roman" w:eastAsia="Times New Roman" w:hAnsi="Times New Roman" w:cs="Times New Roman"/>
+          <w:color w:val="000000"/>
+          <w:sz w:val="24"/>
+          <w:szCs w:val="24"/>
+        </w:rPr>
+        <w:t xml:space="preserve">heavy objects, </w:t>
+      </w:r>
+      <w:r>
+        <w:rPr>
+          <w:rFonts w:ascii="Times New Roman" w:eastAsia="Times New Roman" w:hAnsi="Times New Roman" w:cs="Times New Roman"/>
+          <w:color w:val="000000"/>
+          <w:sz w:val="24"/>
+          <w:szCs w:val="24"/>
+        </w:rPr>
+        <w:t xml:space="preserve">carrying, </w:t>
+      </w:r>
+      <w:r>
+        <w:rPr>
+          <w:rFonts w:ascii="Times New Roman" w:eastAsia="Times New Roman" w:hAnsi="Times New Roman" w:cs="Times New Roman"/>
+          <w:color w:val="000000"/>
+          <w:sz w:val="24"/>
+          <w:szCs w:val="24"/>
+        </w:rPr>
+        <w:t xml:space="preserve">laundry, </w:t>
+      </w:r>
+      <w:r>
+        <w:rPr>
+          <w:rFonts w:ascii="Times New Roman" w:eastAsia="Times New Roman" w:hAnsi="Times New Roman" w:cs="Times New Roman"/>
+          <w:color w:val="000000"/>
+          <w:sz w:val="24"/>
+          <w:szCs w:val="24"/>
+        </w:rPr>
+        <w:t>reaching overhead</w:t>
+      </w:r>
+      <w:r>
+        <w:rPr>
+          <w:rFonts w:ascii="Times New Roman" w:eastAsia="Times New Roman" w:hAnsi="Times New Roman" w:cs="Times New Roman"/>
+          <w:color w:val="000000"/>
+          <w:sz w:val="24"/>
+          <w:szCs w:val="24"/>
+        </w:rPr>
+        <w:t>,</w:t>
+      </w:r>
+      <w:r>
+        <w:rPr>
+          <w:rFonts w:ascii="Times New Roman" w:eastAsia="Times New Roman" w:hAnsi="Times New Roman" w:cs="Times New Roman"/>
+          <w:color w:val="000000"/>
+          <w:sz w:val="24"/>
+          <w:szCs w:val="24"/>
+        </w:rPr>
+        <w:t xml:space="preserve"> shopping</w:t>
+      </w:r>
+      <w:r>
+        <w:rPr>
+          <w:rFonts w:ascii="Times New Roman" w:eastAsia="Times New Roman" w:hAnsi="Times New Roman" w:cs="Times New Roman"/>
+          <w:color w:val="000000"/>
+          <w:sz w:val="24"/>
+          <w:szCs w:val="24"/>
+        </w:rPr>
+        <w:t>,</w:t>
+      </w:r>
+      <w:r>
+        <w:rPr>
+          <w:rFonts w:ascii="Times New Roman" w:eastAsia="Times New Roman" w:hAnsi="Times New Roman" w:cs="Times New Roman"/>
+          <w:color w:val="000000"/>
+          <w:sz w:val="24"/>
+          <w:szCs w:val="24"/>
+        </w:rPr>
+        <w:t xml:space="preserve"> running errands</w:t>
+      </w:r>
+      <w:r>
+        <w:rPr>
+          <w:rFonts w:ascii="Times New Roman" w:eastAsia="Times New Roman" w:hAnsi="Times New Roman" w:cs="Times New Roman"/>
+          <w:color w:val="000000"/>
+          <w:sz w:val="24"/>
+          <w:szCs w:val="24"/>
+        </w:rPr>
+        <w:t>, and exercising</w:t>
+      </w:r>
+      <w:r>
+        <w:rPr>
+          <w:rFonts w:ascii="Times New Roman" w:eastAsia="Times New Roman" w:hAnsi="Times New Roman" w:cs="Times New Roman"/>
+          <w:color w:val="000000"/>
+          <w:sz w:val="24"/>
+          <w:szCs w:val="24"/>
+        </w:rPr>
+        <w:t>.</w:t>
+      </w:r>
+    </w:p>
+    <w:p>
+      <w:pPr>
+        <w:textAlignment w:val="baseline"/>
+        <w:rPr>
+          <w:rFonts w:ascii="Times New Roman" w:eastAsia="Times New Roman" w:hAnsi="Times New Roman" w:cs="Times New Roman"/>
+          <w:color w:val="000000"/>
+          <w:sz w:val="24"/>
+          <w:szCs w:val="24"/>
+        </w:rPr>
+      </w:pPr>
+    </w:p>
+    <w:p>
+      <w:pPr>
+        <w:textAlignment w:val="baseline"/>
+        <w:rPr>
+          <w:rFonts w:ascii="Times New Roman" w:eastAsia="Times New Roman" w:hAnsi="Times New Roman" w:cs="Times New Roman"/>
+          <w:color w:val="000000"/>
+          <w:sz w:val="24"/>
+          <w:szCs w:val="24"/>
+        </w:rPr>
+      </w:pPr>
       <w:r>
         <w:rPr>
           <w:rFonts w:ascii="Times New Roman" w:eastAsia="Times New Roman" w:hAnsi="Times New Roman" w:cs="Times New Roman"/>
@@ -1416,6 +3125,17 @@
           <w:spacing w:val="3"/>
           <w:sz w:val="24"/>
           <w:szCs w:val="24"/>
+          <w:highlight w:val="yellow"/>
+        </w:rPr>
+        <w:t>_____(KNEE)</w:t>
+      </w:r>
+      <w:r>
+        <w:rPr>
+          <w:rFonts w:ascii="Times New Roman" w:eastAsia="Times New Roman" w:hAnsi="Times New Roman" w:cs="Times New Roman"/>
+          <w:color w:val="000000"/>
+          <w:spacing w:val="3"/>
+          <w:sz w:val="24"/>
+          <w:szCs w:val="24"/>
         </w:rPr>
         <w:t xml:space="preserve"> </w:t>
       </w:r>
@@ -1423,461 +3143,399 @@
         <w:rPr>
           <w:rFonts w:ascii="Times New Roman" w:eastAsia="Times New Roman" w:hAnsi="Times New Roman" w:cs="Times New Roman"/>
           <w:color w:val="000000"/>
+          <w:sz w:val="24"/>
+          <w:szCs w:val="24"/>
+        </w:rPr>
+        <w:t xml:space="preserve">The patient states that </w:t>
+      </w:r>
+      <w:r>
+        <w:rPr>
+          <w:rFonts w:ascii="Times New Roman" w:eastAsia="Times New Roman" w:hAnsi="Times New Roman" w:cs="Times New Roman"/>
+          <w:color w:val="000000"/>
+          <w:sz w:val="24"/>
+          <w:szCs w:val="24"/>
+        </w:rPr>
+        <w:t>__</w:t>
+      </w:r>
+      <w:r>
+        <w:rPr>
+          <w:rFonts w:ascii="Times New Roman" w:eastAsia="Times New Roman" w:hAnsi="Times New Roman" w:cs="Times New Roman"/>
+          <w:color w:val="000000"/>
+          <w:sz w:val="24"/>
+          <w:szCs w:val="24"/>
+        </w:rPr>
+        <w:t xml:space="preserve">he / she can walk for </w:t>
+      </w:r>
+      <w:r>
+        <w:rPr>
+          <w:rFonts w:ascii="Times New Roman" w:eastAsia="Times New Roman" w:hAnsi="Times New Roman" w:cs="Times New Roman"/>
+          <w:color w:val="000000"/>
+          <w:sz w:val="24"/>
+          <w:szCs w:val="24"/>
+        </w:rPr>
+        <w:t>1/2 block</w:t>
+      </w:r>
+      <w:r>
+        <w:rPr>
+          <w:rFonts w:ascii="Times New Roman" w:eastAsia="Times New Roman" w:hAnsi="Times New Roman" w:cs="Times New Roman"/>
+          <w:color w:val="000000"/>
+          <w:sz w:val="24"/>
+          <w:szCs w:val="24"/>
+        </w:rPr>
+        <w:t xml:space="preserve">. </w:t>
+      </w:r>
+      <w:r>
+        <w:rPr>
+          <w:rFonts w:ascii="Times New Roman" w:eastAsia="Times New Roman" w:hAnsi="Times New Roman" w:cs="Times New Roman"/>
+          <w:color w:val="000000"/>
+          <w:sz w:val="24"/>
+          <w:szCs w:val="24"/>
+        </w:rPr>
+        <w:t>___</w:t>
+      </w:r>
+      <w:r>
+        <w:rPr>
+          <w:rFonts w:ascii="Times New Roman" w:eastAsia="Times New Roman" w:hAnsi="Times New Roman" w:cs="Times New Roman"/>
+          <w:color w:val="000000"/>
+          <w:sz w:val="24"/>
+          <w:szCs w:val="24"/>
+        </w:rPr>
+        <w:t xml:space="preserve">He/ She can stand for </w:t>
+      </w:r>
+      <w:r>
+        <w:rPr>
+          <w:rFonts w:ascii="Times New Roman" w:eastAsia="Times New Roman" w:hAnsi="Times New Roman" w:cs="Times New Roman"/>
+          <w:color w:val="000000"/>
+          <w:sz w:val="24"/>
+          <w:szCs w:val="24"/>
+        </w:rPr>
+        <w:t xml:space="preserve">5 </w:t>
+      </w:r>
+      <w:r>
+        <w:rPr>
+          <w:rFonts w:ascii="Times New Roman" w:eastAsia="Times New Roman" w:hAnsi="Times New Roman" w:cs="Times New Roman"/>
+          <w:color w:val="000000"/>
+          <w:sz w:val="24"/>
+          <w:szCs w:val="24"/>
+        </w:rPr>
+        <w:t xml:space="preserve">minutes before </w:t>
+      </w:r>
+      <w:r>
+        <w:rPr>
+          <w:rFonts w:ascii="Times New Roman" w:eastAsia="Times New Roman" w:hAnsi="Times New Roman" w:cs="Times New Roman"/>
+          <w:color w:val="000000"/>
+          <w:sz w:val="24"/>
+          <w:szCs w:val="24"/>
+        </w:rPr>
+        <w:t>____</w:t>
+      </w:r>
+      <w:r>
+        <w:rPr>
+          <w:rFonts w:ascii="Times New Roman" w:eastAsia="Times New Roman" w:hAnsi="Times New Roman" w:cs="Times New Roman"/>
+          <w:color w:val="000000"/>
+          <w:sz w:val="24"/>
+          <w:szCs w:val="24"/>
+        </w:rPr>
+        <w:t xml:space="preserve">he / she has to sit. </w:t>
+      </w:r>
+      <w:r>
+        <w:rPr>
+          <w:rFonts w:ascii="Times New Roman" w:eastAsia="Times New Roman" w:hAnsi="Times New Roman" w:cs="Times New Roman"/>
+          <w:color w:val="000000"/>
+          <w:sz w:val="24"/>
+          <w:szCs w:val="24"/>
+        </w:rPr>
+        <w:t>____</w:t>
+      </w:r>
+      <w:r>
+        <w:rPr>
+          <w:rFonts w:ascii="Times New Roman" w:eastAsia="Times New Roman" w:hAnsi="Times New Roman" w:cs="Times New Roman"/>
+          <w:color w:val="000000"/>
+          <w:sz w:val="24"/>
+          <w:szCs w:val="24"/>
+        </w:rPr>
+        <w:t xml:space="preserve">He / she can sit for </w:t>
+      </w:r>
+      <w:r>
+        <w:rPr>
+          <w:rFonts w:ascii="Times New Roman" w:eastAsia="Times New Roman" w:hAnsi="Times New Roman" w:cs="Times New Roman"/>
+          <w:color w:val="000000"/>
+          <w:sz w:val="24"/>
+          <w:szCs w:val="24"/>
+        </w:rPr>
+        <w:t xml:space="preserve">5 </w:t>
+      </w:r>
+      <w:r>
+        <w:rPr>
+          <w:rFonts w:ascii="Times New Roman" w:eastAsia="Times New Roman" w:hAnsi="Times New Roman" w:cs="Times New Roman"/>
+          <w:color w:val="000000"/>
+          <w:sz w:val="24"/>
+          <w:szCs w:val="24"/>
+        </w:rPr>
+        <w:t xml:space="preserve">minutes before needing to change positions secondary to pain. As a direct result of the injuries sustained in this </w:t>
+      </w:r>
+      <w:r>
+        <w:rPr>
+          <w:rFonts w:ascii="Times New Roman" w:eastAsia="Times New Roman" w:hAnsi="Times New Roman" w:cs="Times New Roman"/>
+          <w:color w:val="000000"/>
+          <w:sz w:val="24"/>
+          <w:szCs w:val="24"/>
+        </w:rPr>
+        <w:t>accident,</w:t>
+      </w:r>
+      <w:r>
+        <w:rPr>
+          <w:rFonts w:ascii="Times New Roman" w:eastAsia="Times New Roman" w:hAnsi="Times New Roman" w:cs="Times New Roman"/>
+          <w:color w:val="000000"/>
+          <w:sz w:val="24"/>
+          <w:szCs w:val="24"/>
+        </w:rPr>
+        <w:t xml:space="preserve"> the patient states that </w:t>
+      </w:r>
+      <w:r>
+        <w:rPr>
+          <w:rFonts w:ascii="Times New Roman" w:eastAsia="Times New Roman" w:hAnsi="Times New Roman" w:cs="Times New Roman"/>
+          <w:color w:val="000000"/>
+          <w:sz w:val="24"/>
+          <w:szCs w:val="24"/>
+        </w:rPr>
+        <w:t>____</w:t>
+      </w:r>
+      <w:r>
+        <w:rPr>
+          <w:rFonts w:ascii="Times New Roman" w:eastAsia="Times New Roman" w:hAnsi="Times New Roman" w:cs="Times New Roman"/>
+          <w:color w:val="000000"/>
+          <w:sz w:val="24"/>
+          <w:szCs w:val="24"/>
+        </w:rPr>
+        <w:t>he / she is unable to do the following activities: carrying</w:t>
+      </w:r>
+      <w:r>
+        <w:rPr>
+          <w:rFonts w:ascii="Times New Roman" w:eastAsia="Times New Roman" w:hAnsi="Times New Roman" w:cs="Times New Roman"/>
+          <w:color w:val="000000"/>
+          <w:sz w:val="24"/>
+          <w:szCs w:val="24"/>
+        </w:rPr>
+        <w:t xml:space="preserve"> heavy objects</w:t>
+      </w:r>
+      <w:r>
+        <w:rPr>
+          <w:rFonts w:ascii="Times New Roman" w:eastAsia="Times New Roman" w:hAnsi="Times New Roman" w:cs="Times New Roman"/>
+          <w:color w:val="000000"/>
+          <w:sz w:val="24"/>
+          <w:szCs w:val="24"/>
+        </w:rPr>
+        <w:t xml:space="preserve">, </w:t>
+      </w:r>
+      <w:r>
+        <w:rPr>
+          <w:rFonts w:ascii="Times New Roman" w:eastAsia="Times New Roman" w:hAnsi="Times New Roman" w:cs="Times New Roman"/>
+          <w:color w:val="000000"/>
+          <w:sz w:val="24"/>
+          <w:szCs w:val="24"/>
+        </w:rPr>
+        <w:t>laundry,</w:t>
+      </w:r>
+      <w:r>
+        <w:rPr>
+          <w:rFonts w:ascii="Times New Roman" w:eastAsia="Times New Roman" w:hAnsi="Times New Roman" w:cs="Times New Roman"/>
+          <w:color w:val="000000"/>
+          <w:sz w:val="24"/>
+          <w:szCs w:val="24"/>
+        </w:rPr>
+        <w:t xml:space="preserve"> shopping</w:t>
+      </w:r>
+      <w:r>
+        <w:rPr>
+          <w:rFonts w:ascii="Times New Roman" w:eastAsia="Times New Roman" w:hAnsi="Times New Roman" w:cs="Times New Roman"/>
+          <w:color w:val="000000"/>
+          <w:sz w:val="24"/>
+          <w:szCs w:val="24"/>
+        </w:rPr>
+        <w:t>,</w:t>
+      </w:r>
+      <w:r>
+        <w:rPr>
+          <w:rFonts w:ascii="Times New Roman" w:eastAsia="Times New Roman" w:hAnsi="Times New Roman" w:cs="Times New Roman"/>
+          <w:color w:val="000000"/>
+          <w:sz w:val="24"/>
+          <w:szCs w:val="24"/>
+        </w:rPr>
+        <w:t xml:space="preserve"> running errands</w:t>
+      </w:r>
+      <w:r>
+        <w:rPr>
+          <w:rFonts w:ascii="Times New Roman" w:eastAsia="Times New Roman" w:hAnsi="Times New Roman" w:cs="Times New Roman"/>
+          <w:color w:val="000000"/>
+          <w:sz w:val="24"/>
+          <w:szCs w:val="24"/>
+        </w:rPr>
+        <w:t xml:space="preserve">, </w:t>
+      </w:r>
+      <w:r>
+        <w:rPr>
+          <w:rFonts w:ascii="Times New Roman" w:eastAsia="Times New Roman" w:hAnsi="Times New Roman" w:cs="Times New Roman"/>
+          <w:color w:val="000000"/>
+          <w:sz w:val="24"/>
+          <w:szCs w:val="24"/>
+        </w:rPr>
+        <w:t>kneeling</w:t>
+      </w:r>
+      <w:r>
+        <w:rPr>
+          <w:rFonts w:ascii="Times New Roman" w:eastAsia="Times New Roman" w:hAnsi="Times New Roman" w:cs="Times New Roman"/>
+          <w:color w:val="000000"/>
+          <w:sz w:val="24"/>
+          <w:szCs w:val="24"/>
+        </w:rPr>
+        <w:t xml:space="preserve">, </w:t>
+      </w:r>
+      <w:r>
+        <w:rPr>
+          <w:rFonts w:ascii="Times New Roman" w:eastAsia="Times New Roman" w:hAnsi="Times New Roman" w:cs="Times New Roman"/>
+          <w:color w:val="000000"/>
+          <w:sz w:val="24"/>
+          <w:szCs w:val="24"/>
+        </w:rPr>
+        <w:t>squatting</w:t>
+      </w:r>
+      <w:r>
+        <w:rPr>
+          <w:rFonts w:ascii="Times New Roman" w:eastAsia="Times New Roman" w:hAnsi="Times New Roman" w:cs="Times New Roman"/>
+          <w:color w:val="000000"/>
+          <w:sz w:val="24"/>
+          <w:szCs w:val="24"/>
+        </w:rPr>
+        <w:t>,</w:t>
+      </w:r>
+      <w:r>
+        <w:rPr>
+          <w:rFonts w:ascii="Times New Roman" w:eastAsia="Times New Roman" w:hAnsi="Times New Roman" w:cs="Times New Roman"/>
+          <w:color w:val="000000"/>
+          <w:sz w:val="24"/>
+          <w:szCs w:val="24"/>
+        </w:rPr>
+        <w:t xml:space="preserve"> negotiating stairs</w:t>
+      </w:r>
+      <w:r>
+        <w:rPr>
+          <w:rFonts w:ascii="Times New Roman" w:eastAsia="Times New Roman" w:hAnsi="Times New Roman" w:cs="Times New Roman"/>
+          <w:color w:val="000000"/>
+          <w:sz w:val="24"/>
+          <w:szCs w:val="24"/>
+        </w:rPr>
+        <w:t xml:space="preserve">, </w:t>
+      </w:r>
+      <w:r>
+        <w:rPr>
+          <w:rFonts w:ascii="Times New Roman" w:eastAsia="Times New Roman" w:hAnsi="Times New Roman" w:cs="Times New Roman"/>
+          <w:color w:val="000000"/>
+          <w:sz w:val="24"/>
+          <w:szCs w:val="24"/>
+        </w:rPr>
+        <w:t>jogging</w:t>
+      </w:r>
+      <w:r>
+        <w:rPr>
+          <w:rFonts w:ascii="Times New Roman" w:eastAsia="Times New Roman" w:hAnsi="Times New Roman" w:cs="Times New Roman"/>
+          <w:color w:val="000000"/>
+          <w:sz w:val="24"/>
+          <w:szCs w:val="24"/>
+        </w:rPr>
+        <w:t>, and</w:t>
+      </w:r>
+      <w:r>
+        <w:rPr>
+          <w:rFonts w:ascii="Times New Roman" w:eastAsia="Times New Roman" w:hAnsi="Times New Roman" w:cs="Times New Roman"/>
+          <w:color w:val="000000"/>
+          <w:sz w:val="24"/>
+          <w:szCs w:val="24"/>
+        </w:rPr>
+        <w:t xml:space="preserve"> </w:t>
+      </w:r>
+      <w:r>
+        <w:rPr>
+          <w:rFonts w:ascii="Times New Roman" w:eastAsia="Times New Roman" w:hAnsi="Times New Roman" w:cs="Times New Roman"/>
+          <w:color w:val="000000"/>
+          <w:sz w:val="24"/>
+          <w:szCs w:val="24"/>
+        </w:rPr>
+        <w:t>exercising</w:t>
+      </w:r>
+      <w:r>
+        <w:rPr>
+          <w:rFonts w:ascii="Times New Roman" w:eastAsia="Times New Roman" w:hAnsi="Times New Roman" w:cs="Times New Roman"/>
+          <w:color w:val="000000"/>
+          <w:sz w:val="24"/>
+          <w:szCs w:val="24"/>
+        </w:rPr>
+        <w:t>.</w:t>
+      </w:r>
+    </w:p>
+    <w:p>
+      <w:pPr>
+        <w:textAlignment w:val="baseline"/>
+        <w:rPr>
+          <w:rFonts w:ascii="Times New Roman" w:eastAsia="Times New Roman" w:hAnsi="Times New Roman" w:cs="Times New Roman"/>
+          <w:color w:val="000000"/>
+          <w:sz w:val="24"/>
+          <w:szCs w:val="24"/>
+        </w:rPr>
+      </w:pPr>
+    </w:p>
+    <w:p>
+      <w:pPr>
+        <w:textAlignment w:val="baseline"/>
+        <w:rPr>
+          <w:rFonts w:ascii="Times New Roman" w:eastAsia="Times New Roman" w:hAnsi="Times New Roman" w:cs="Times New Roman"/>
+          <w:color w:val="000000"/>
+          <w:sz w:val="24"/>
+          <w:szCs w:val="24"/>
+        </w:rPr>
+      </w:pPr>
+      <w:r>
+        <w:rPr>
+          <w:rFonts w:ascii="Times New Roman" w:eastAsia="Times New Roman" w:hAnsi="Times New Roman" w:cs="Times New Roman"/>
+          <w:color w:val="000000"/>
           <w:spacing w:val="3"/>
           <w:sz w:val="24"/>
           <w:szCs w:val="24"/>
-        </w:rPr>
-        <w:t>The patient was a _____</w:t>
-      </w:r>
-      <w:r>
-        <w:rPr>
-          <w:rFonts w:ascii="Times New Roman" w:eastAsia="Times New Roman" w:hAnsi="Times New Roman" w:cs="Times New Roman"/>
+          <w:highlight w:val="yellow"/>
+        </w:rPr>
+        <w:t>(Shoulder and knee)</w:t>
+      </w:r>
+      <w:r>
+        <w:rPr>
+          <w:rFonts w:ascii="Times New Roman" w:eastAsia="Times New Roman" w:hAnsi="Times New Roman" w:cs="Times New Roman"/>
+          <w:b/>
           <w:color w:val="000000"/>
           <w:spacing w:val="3"/>
           <w:sz w:val="24"/>
           <w:szCs w:val="24"/>
-        </w:rPr>
-        <w:t>bicyclist/pedestrian/motorcyclist/</w:t>
-      </w:r>
-      <w:r>
-        <w:rPr>
-          <w:rFonts w:ascii="Times New Roman" w:eastAsia="Times New Roman" w:hAnsi="Times New Roman" w:cs="Times New Roman"/>
+          <w:highlight w:val="yellow"/>
+        </w:rPr>
+        <w:t>_____</w:t>
+      </w:r>
+      <w:r>
+        <w:rPr>
+          <w:rFonts w:ascii="Times New Roman" w:eastAsia="Times New Roman" w:hAnsi="Times New Roman" w:cs="Times New Roman"/>
+          <w:b/>
           <w:color w:val="000000"/>
           <w:spacing w:val="3"/>
           <w:sz w:val="24"/>
           <w:szCs w:val="24"/>
         </w:rPr>
-        <w:t>driver/</w:t>
-      </w:r>
-      <w:r>
-        <w:rPr>
-          <w:rFonts w:ascii="Times New Roman" w:eastAsia="Times New Roman" w:hAnsi="Times New Roman" w:cs="Times New Roman"/>
-          <w:color w:val="000000"/>
-          <w:spacing w:val="3"/>
-          <w:sz w:val="24"/>
-          <w:szCs w:val="24"/>
-        </w:rPr>
-        <w:t xml:space="preserve">front </w:t>
-      </w:r>
-      <w:r>
-        <w:rPr>
-          <w:rFonts w:ascii="Times New Roman" w:eastAsia="Times New Roman" w:hAnsi="Times New Roman" w:cs="Times New Roman"/>
-          <w:color w:val="000000"/>
-          <w:spacing w:val="3"/>
-          <w:sz w:val="24"/>
-          <w:szCs w:val="24"/>
-        </w:rPr>
-        <w:t>passenger</w:t>
-      </w:r>
-      <w:r>
-        <w:rPr>
-          <w:rFonts w:ascii="Times New Roman" w:eastAsia="Times New Roman" w:hAnsi="Times New Roman" w:cs="Times New Roman"/>
-          <w:color w:val="000000"/>
-          <w:spacing w:val="3"/>
-          <w:sz w:val="24"/>
-          <w:szCs w:val="24"/>
-        </w:rPr>
-        <w:t xml:space="preserve">/rear seat </w:t>
-      </w:r>
-      <w:r>
-        <w:rPr>
-          <w:rFonts w:ascii="Times New Roman" w:eastAsia="Times New Roman" w:hAnsi="Times New Roman" w:cs="Times New Roman"/>
-          <w:color w:val="000000"/>
-          <w:spacing w:val="3"/>
-          <w:sz w:val="24"/>
-          <w:szCs w:val="24"/>
-        </w:rPr>
-        <w:t>passenger</w:t>
-      </w:r>
-      <w:r>
-        <w:rPr>
-          <w:rFonts w:ascii="Times New Roman" w:eastAsia="Times New Roman" w:hAnsi="Times New Roman" w:cs="Times New Roman"/>
-          <w:color w:val="000000"/>
-          <w:spacing w:val="3"/>
-          <w:sz w:val="24"/>
-          <w:szCs w:val="24"/>
-        </w:rPr>
-        <w:t>/bus passenger</w:t>
-      </w:r>
-      <w:r>
-        <w:rPr>
-          <w:rFonts w:ascii="Times New Roman" w:eastAsia="Times New Roman" w:hAnsi="Times New Roman" w:cs="Times New Roman"/>
-          <w:color w:val="000000"/>
-          <w:spacing w:val="3"/>
-          <w:sz w:val="24"/>
-          <w:szCs w:val="24"/>
-        </w:rPr>
-        <w:t xml:space="preserve"> and was wearing a seat belt. The vehicle was struck on the _____ side. </w:t>
-      </w:r>
-      <w:r>
-        <w:rPr>
-          <w:rFonts w:ascii="Times New Roman" w:eastAsia="Times New Roman" w:hAnsi="Times New Roman" w:cs="Times New Roman"/>
-          <w:color w:val="000000"/>
-          <w:spacing w:val="3"/>
-          <w:sz w:val="24"/>
-          <w:szCs w:val="24"/>
-        </w:rPr>
-        <w:t>The p</w:t>
-      </w:r>
-      <w:r>
-        <w:rPr>
-          <w:rFonts w:ascii="Times New Roman" w:eastAsia="Times New Roman" w:hAnsi="Times New Roman" w:cs="Times New Roman"/>
-          <w:color w:val="000000"/>
-          <w:spacing w:val="3"/>
-          <w:sz w:val="24"/>
-          <w:szCs w:val="24"/>
-        </w:rPr>
-        <w:t>atient describes sudden forceful impact involving acceleration/deceleration and/or direct trauma, resulting in immediate/gradual onset of pain to the body parts described in chief complaint.</w:t>
-      </w:r>
-      <w:r>
-        <w:rPr>
-          <w:rFonts w:ascii="Times New Roman" w:eastAsia="Times New Roman" w:hAnsi="Times New Roman" w:cs="Times New Roman"/>
-          <w:color w:val="000000"/>
-          <w:spacing w:val="3"/>
-          <w:sz w:val="24"/>
-          <w:szCs w:val="24"/>
-        </w:rPr>
-        <w:t xml:space="preserve"> </w:t>
-      </w:r>
-      <w:r>
-        <w:rPr>
-          <w:rFonts w:ascii="Times New Roman" w:eastAsia="Times New Roman" w:hAnsi="Times New Roman" w:cs="Times New Roman"/>
-          <w:color w:val="000000"/>
-          <w:spacing w:val="3"/>
-          <w:sz w:val="24"/>
-          <w:szCs w:val="24"/>
-        </w:rPr>
-        <w:t xml:space="preserve">The airbags </w:t>
-      </w:r>
-      <w:r>
-        <w:rPr>
-          <w:rFonts w:ascii="Times New Roman" w:eastAsia="Times New Roman" w:hAnsi="Times New Roman" w:cs="Times New Roman"/>
-          <w:color w:val="000000"/>
-          <w:spacing w:val="3"/>
-          <w:sz w:val="24"/>
-          <w:szCs w:val="24"/>
-        </w:rPr>
-        <w:t>____deployed/</w:t>
-      </w:r>
-      <w:r>
-        <w:rPr>
-          <w:rFonts w:ascii="Times New Roman" w:eastAsia="Times New Roman" w:hAnsi="Times New Roman" w:cs="Times New Roman"/>
-          <w:color w:val="000000"/>
-          <w:spacing w:val="3"/>
-          <w:sz w:val="24"/>
-          <w:szCs w:val="24"/>
-        </w:rPr>
-        <w:t xml:space="preserve">did not deploy. </w:t>
-      </w:r>
-      <w:r>
-        <w:rPr>
-          <w:rFonts w:ascii="Times New Roman" w:eastAsia="Times New Roman" w:hAnsi="Times New Roman" w:cs="Times New Roman"/>
-          <w:color w:val="000000"/>
-          <w:spacing w:val="3"/>
-          <w:sz w:val="24"/>
-          <w:szCs w:val="24"/>
-        </w:rPr>
-        <w:t xml:space="preserve">The EMS ____arrived/did not arrive on the scene. </w:t>
-      </w:r>
-      <w:r>
-        <w:rPr>
-          <w:rFonts w:ascii="Times New Roman" w:eastAsia="Times New Roman" w:hAnsi="Times New Roman" w:cs="Times New Roman"/>
-          <w:color w:val="000000"/>
-          <w:spacing w:val="3"/>
-          <w:sz w:val="24"/>
-          <w:szCs w:val="24"/>
-        </w:rPr>
-        <w:t>The police _____were/were not called to the scene of the accident.</w:t>
-      </w:r>
-      <w:r>
-        <w:rPr>
-          <w:rFonts w:ascii="Times New Roman" w:eastAsia="Times New Roman" w:hAnsi="Times New Roman" w:cs="Times New Roman"/>
-          <w:color w:val="000000"/>
-          <w:spacing w:val="3"/>
-          <w:sz w:val="24"/>
-          <w:szCs w:val="24"/>
-        </w:rPr>
-        <w:t xml:space="preserve"> </w:t>
-      </w:r>
-      <w:r>
-        <w:rPr>
-          <w:rFonts w:ascii="Times New Roman" w:eastAsia="Times New Roman" w:hAnsi="Times New Roman" w:cs="Times New Roman"/>
-          <w:color w:val="000000"/>
-          <w:spacing w:val="3"/>
-          <w:sz w:val="24"/>
-          <w:szCs w:val="24"/>
-        </w:rPr>
-        <w:t>The patient was transported via ambulance to _____ Hospital and was treated and released the same day.</w:t>
-      </w:r>
-      <w:r>
-        <w:rPr>
-          <w:rFonts w:ascii="Times New Roman" w:eastAsia="Times New Roman" w:hAnsi="Times New Roman" w:cs="Times New Roman"/>
-          <w:color w:val="000000"/>
-          <w:spacing w:val="3"/>
-          <w:sz w:val="24"/>
-          <w:szCs w:val="24"/>
-        </w:rPr>
-        <w:t xml:space="preserve"> ____</w:t>
-      </w:r>
-      <w:r>
-        <w:rPr>
-          <w:rFonts w:ascii="Times New Roman" w:eastAsia="Times New Roman" w:hAnsi="Times New Roman" w:cs="Times New Roman"/>
-          <w:color w:val="000000"/>
-          <w:spacing w:val="3"/>
-          <w:sz w:val="24"/>
-          <w:szCs w:val="24"/>
-        </w:rPr>
-        <w:t xml:space="preserve">The patient </w:t>
-      </w:r>
-      <w:r>
-        <w:rPr>
-          <w:rFonts w:ascii="Times New Roman" w:eastAsia="Times New Roman" w:hAnsi="Times New Roman" w:cs="Times New Roman"/>
-          <w:color w:val="000000"/>
-          <w:spacing w:val="3"/>
-          <w:sz w:val="24"/>
-          <w:szCs w:val="24"/>
-        </w:rPr>
-        <w:t>went by car/taxi</w:t>
-      </w:r>
-      <w:r>
-        <w:rPr>
-          <w:rFonts w:ascii="Times New Roman" w:eastAsia="Times New Roman" w:hAnsi="Times New Roman" w:cs="Times New Roman"/>
-          <w:color w:val="000000"/>
-          <w:spacing w:val="3"/>
-          <w:sz w:val="24"/>
-          <w:szCs w:val="24"/>
-        </w:rPr>
-        <w:t xml:space="preserve"> to _____ Hospital and was treated and released the same day</w:t>
-      </w:r>
-      <w:r>
-        <w:rPr>
-          <w:rFonts w:ascii="Times New Roman" w:eastAsia="Times New Roman" w:hAnsi="Times New Roman" w:cs="Times New Roman"/>
-          <w:color w:val="000000"/>
-          <w:spacing w:val="3"/>
-          <w:sz w:val="24"/>
-          <w:szCs w:val="24"/>
-        </w:rPr>
-        <w:t>.</w:t>
-      </w:r>
-      <w:r>
-        <w:rPr>
-          <w:rFonts w:ascii="Times New Roman" w:eastAsia="Times New Roman" w:hAnsi="Times New Roman" w:cs="Times New Roman"/>
-          <w:color w:val="000000"/>
-          <w:spacing w:val="3"/>
-          <w:sz w:val="24"/>
-          <w:szCs w:val="24"/>
-        </w:rPr>
-        <w:t xml:space="preserve"> _____The patient did not go to any hospital that same day. </w:t>
-      </w:r>
-      <w:r>
-        <w:rPr>
-          <w:rFonts w:ascii="Times New Roman" w:eastAsia="Times New Roman" w:hAnsi="Times New Roman" w:cs="Times New Roman"/>
-          <w:color w:val="000000"/>
-          <w:spacing w:val="3"/>
-          <w:sz w:val="24"/>
-          <w:szCs w:val="24"/>
-        </w:rPr>
-        <w:t xml:space="preserve">The patient presents today complaining of _____ (body part) pain sustained in the motor vehicle accident. </w:t>
-      </w:r>
-      <w:r>
-        <w:rPr>
-          <w:rFonts w:ascii="Times New Roman" w:eastAsia="Times New Roman" w:hAnsi="Times New Roman" w:cs="Times New Roman"/>
-          <w:color w:val="000000"/>
-          <w:spacing w:val="3"/>
-          <w:sz w:val="24"/>
-          <w:szCs w:val="24"/>
-        </w:rPr>
-        <w:t xml:space="preserve">Symptoms began </w:t>
-      </w:r>
-      <w:r>
-        <w:rPr>
-          <w:rFonts w:ascii="Times New Roman" w:eastAsia="Times New Roman" w:hAnsi="Times New Roman" w:cs="Times New Roman"/>
-          <w:color w:val="000000"/>
-          <w:spacing w:val="3"/>
-          <w:sz w:val="24"/>
-          <w:szCs w:val="24"/>
-        </w:rPr>
-        <w:t>[ i</w:t>
-      </w:r>
-      <w:r>
-        <w:rPr>
-          <w:rFonts w:ascii="Times New Roman" w:eastAsia="Times New Roman" w:hAnsi="Times New Roman" w:cs="Times New Roman"/>
-          <w:color w:val="000000"/>
-          <w:spacing w:val="3"/>
-          <w:sz w:val="24"/>
-          <w:szCs w:val="24"/>
-        </w:rPr>
-        <w:t>mmediately after injury</w:t>
-      </w:r>
-      <w:r>
-        <w:rPr>
-          <w:rFonts w:ascii="Times New Roman" w:eastAsia="Times New Roman" w:hAnsi="Times New Roman" w:cs="Times New Roman"/>
-          <w:color w:val="000000"/>
-          <w:spacing w:val="3"/>
-          <w:sz w:val="24"/>
-          <w:szCs w:val="24"/>
-        </w:rPr>
-        <w:t xml:space="preserve"> / w</w:t>
-      </w:r>
-      <w:r>
-        <w:rPr>
-          <w:rFonts w:ascii="Times New Roman" w:eastAsia="Times New Roman" w:hAnsi="Times New Roman" w:cs="Times New Roman"/>
-          <w:color w:val="000000"/>
-          <w:spacing w:val="3"/>
-          <w:sz w:val="24"/>
-          <w:szCs w:val="24"/>
-        </w:rPr>
-        <w:t>ithin hours</w:t>
-      </w:r>
-      <w:r>
-        <w:rPr>
-          <w:rFonts w:ascii="Times New Roman" w:eastAsia="Times New Roman" w:hAnsi="Times New Roman" w:cs="Times New Roman"/>
-          <w:color w:val="000000"/>
-          <w:spacing w:val="3"/>
-          <w:sz w:val="24"/>
-          <w:szCs w:val="24"/>
-        </w:rPr>
-        <w:t xml:space="preserve"> of injury / the s</w:t>
-      </w:r>
-      <w:r>
-        <w:rPr>
-          <w:rFonts w:ascii="Times New Roman" w:eastAsia="Times New Roman" w:hAnsi="Times New Roman" w:cs="Times New Roman"/>
-          <w:color w:val="000000"/>
-          <w:spacing w:val="3"/>
-          <w:sz w:val="24"/>
-          <w:szCs w:val="24"/>
-        </w:rPr>
-        <w:t>ame da</w:t>
-      </w:r>
-      <w:r>
-        <w:rPr>
-          <w:rFonts w:ascii="Times New Roman" w:eastAsia="Times New Roman" w:hAnsi="Times New Roman" w:cs="Times New Roman"/>
-          <w:color w:val="000000"/>
-          <w:spacing w:val="3"/>
-          <w:sz w:val="24"/>
-          <w:szCs w:val="24"/>
-        </w:rPr>
-        <w:t>y / the f</w:t>
-      </w:r>
-      <w:r>
-        <w:rPr>
-          <w:rFonts w:ascii="Times New Roman" w:eastAsia="Times New Roman" w:hAnsi="Times New Roman" w:cs="Times New Roman"/>
-          <w:color w:val="000000"/>
-          <w:spacing w:val="3"/>
-          <w:sz w:val="24"/>
-          <w:szCs w:val="24"/>
-        </w:rPr>
-        <w:t>ollowing day</w:t>
-      </w:r>
-      <w:r>
-        <w:rPr>
-          <w:rFonts w:ascii="Times New Roman" w:eastAsia="Times New Roman" w:hAnsi="Times New Roman" w:cs="Times New Roman"/>
-          <w:color w:val="000000"/>
-          <w:spacing w:val="3"/>
-          <w:sz w:val="24"/>
-          <w:szCs w:val="24"/>
-        </w:rPr>
-        <w:t xml:space="preserve">]. </w:t>
-      </w:r>
-      <w:r>
-        <w:rPr>
-          <w:rFonts w:ascii="Times New Roman" w:eastAsia="Times New Roman" w:hAnsi="Times New Roman" w:cs="Times New Roman"/>
-          <w:color w:val="000000"/>
-          <w:spacing w:val="3"/>
-          <w:sz w:val="24"/>
-          <w:szCs w:val="24"/>
-        </w:rPr>
-        <w:t>Since onset, symptoms have</w:t>
-      </w:r>
-      <w:r>
-        <w:rPr>
-          <w:rFonts w:ascii="Times New Roman" w:eastAsia="Times New Roman" w:hAnsi="Times New Roman" w:cs="Times New Roman"/>
-          <w:color w:val="000000"/>
-          <w:spacing w:val="3"/>
-          <w:sz w:val="24"/>
-          <w:szCs w:val="24"/>
-        </w:rPr>
-        <w:t xml:space="preserve"> [p</w:t>
-      </w:r>
-      <w:r>
-        <w:rPr>
-          <w:rFonts w:ascii="Times New Roman" w:eastAsia="Times New Roman" w:hAnsi="Times New Roman" w:cs="Times New Roman"/>
-          <w:color w:val="000000"/>
-          <w:spacing w:val="3"/>
-          <w:sz w:val="24"/>
-          <w:szCs w:val="24"/>
-        </w:rPr>
-        <w:t>ersisted</w:t>
-      </w:r>
-      <w:r>
-        <w:rPr>
-          <w:rFonts w:ascii="Times New Roman" w:eastAsia="Times New Roman" w:hAnsi="Times New Roman" w:cs="Times New Roman"/>
-          <w:color w:val="000000"/>
-          <w:spacing w:val="3"/>
-          <w:sz w:val="24"/>
-          <w:szCs w:val="24"/>
-        </w:rPr>
-        <w:t xml:space="preserve"> / w</w:t>
-      </w:r>
-      <w:r>
-        <w:rPr>
-          <w:rFonts w:ascii="Times New Roman" w:eastAsia="Times New Roman" w:hAnsi="Times New Roman" w:cs="Times New Roman"/>
-          <w:color w:val="000000"/>
-          <w:spacing w:val="3"/>
-          <w:sz w:val="24"/>
-          <w:szCs w:val="24"/>
-        </w:rPr>
-        <w:t>orsened</w:t>
-      </w:r>
-      <w:r>
-        <w:rPr>
-          <w:rFonts w:ascii="Times New Roman" w:eastAsia="Times New Roman" w:hAnsi="Times New Roman" w:cs="Times New Roman"/>
-          <w:color w:val="000000"/>
-          <w:spacing w:val="3"/>
-          <w:sz w:val="24"/>
-          <w:szCs w:val="24"/>
-        </w:rPr>
-        <w:t xml:space="preserve"> / i</w:t>
-      </w:r>
-      <w:r>
-        <w:rPr>
-          <w:rFonts w:ascii="Times New Roman" w:eastAsia="Times New Roman" w:hAnsi="Times New Roman" w:cs="Times New Roman"/>
-          <w:color w:val="000000"/>
-          <w:spacing w:val="3"/>
-          <w:sz w:val="24"/>
-          <w:szCs w:val="24"/>
-        </w:rPr>
-        <w:t>mproved partially</w:t>
-      </w:r>
-      <w:r>
-        <w:rPr>
-          <w:rFonts w:ascii="Times New Roman" w:eastAsia="Times New Roman" w:hAnsi="Times New Roman" w:cs="Times New Roman"/>
-          <w:color w:val="000000"/>
-          <w:spacing w:val="3"/>
-          <w:sz w:val="24"/>
-          <w:szCs w:val="24"/>
-        </w:rPr>
-        <w:t xml:space="preserve"> / f</w:t>
-      </w:r>
-      <w:r>
-        <w:rPr>
-          <w:rFonts w:ascii="Times New Roman" w:eastAsia="Times New Roman" w:hAnsi="Times New Roman" w:cs="Times New Roman"/>
-          <w:color w:val="000000"/>
-          <w:spacing w:val="3"/>
-          <w:sz w:val="24"/>
-          <w:szCs w:val="24"/>
-        </w:rPr>
-        <w:t>luctuated</w:t>
-      </w:r>
-      <w:r>
-        <w:rPr>
-          <w:rFonts w:ascii="Times New Roman" w:eastAsia="Times New Roman" w:hAnsi="Times New Roman" w:cs="Times New Roman"/>
-          <w:color w:val="000000"/>
-          <w:spacing w:val="3"/>
-          <w:sz w:val="24"/>
-          <w:szCs w:val="24"/>
-        </w:rPr>
-        <w:t>].</w:t>
+        <w:t xml:space="preserve">ADL CAPABILITIES: </w:t>
+      </w:r>
+      <w:r>
+        <w:rPr>
+          <w:rFonts w:ascii="Times New Roman" w:eastAsia="Times New Roman" w:hAnsi="Times New Roman" w:cs="Times New Roman"/>
+          <w:color w:val="000000"/>
+          <w:sz w:val="24"/>
+          <w:szCs w:val="24"/>
+        </w:rPr>
+        <w:t xml:space="preserve">The patient states that ___he / she can walk for 1/2 block. ____He / She can stand for 5 minutes before ___he / she has to sit. ____He / She can sit for 5 minutes before needing to change positions secondary to pain. As a direct result of the injuries sustained in this accident, the patient states that ____he / she is unable to do the following activities: driving, lifting heavy objects, carrying heavy objects, reaching overhead, laundry, shopping, running errands, kneeling, squatting, negotiating stairs, jogging and exercising. </w:t>
       </w:r>
     </w:p>
     <w:p>
@@ -1885,1688 +3543,30 @@
         <w:textAlignment w:val="baseline"/>
         <w:rPr>
           <w:rFonts w:ascii="Times New Roman" w:eastAsia="Times New Roman" w:hAnsi="Times New Roman" w:cs="Times New Roman"/>
-          <w:b/>
-          <w:color w:val="000000"/>
-          <w:spacing w:val="3"/>
-          <w:sz w:val="24"/>
-          <w:szCs w:val="24"/>
-        </w:rPr>
-      </w:pPr>
-    </w:p>
-    <w:p>
-      <w:pPr>
-        <w:rPr>
-          <w:rFonts w:ascii="Times New Roman" w:eastAsia="PMingLiU" w:hAnsi="Times New Roman" w:cs="Times New Roman"/>
-          <w:sz w:val="24"/>
-          <w:szCs w:val="24"/>
-        </w:rPr>
-      </w:pPr>
-      <w:r>
-        <w:rPr>
-          <w:rFonts w:ascii="Times New Roman" w:eastAsia="Times New Roman" w:hAnsi="Times New Roman" w:cs="Times New Roman"/>
-          <w:b/>
-          <w:color w:val="000000"/>
-          <w:spacing w:val="3"/>
+          <w:color w:val="000000"/>
+          <w:sz w:val="24"/>
+          <w:szCs w:val="24"/>
+        </w:rPr>
+      </w:pPr>
+    </w:p>
+    <w:p>
+      <w:pPr>
+        <w:textAlignment w:val="baseline"/>
+        <w:rPr>
+          <w:rFonts w:ascii="Times New Roman" w:eastAsia="Times New Roman" w:hAnsi="Times New Roman" w:cs="Times New Roman"/>
+          <w:color w:val="000000"/>
+          <w:sz w:val="24"/>
+          <w:szCs w:val="24"/>
+        </w:rPr>
+      </w:pPr>
+      <w:r>
+        <w:rPr>
+          <w:rFonts w:ascii="Times New Roman" w:eastAsia="Times New Roman" w:hAnsi="Times New Roman" w:cs="Times New Roman"/>
+          <w:color w:val="000000"/>
           <w:sz w:val="24"/>
           <w:szCs w:val="24"/>
         </w:rPr>
         <w:lastRenderedPageBreak/>
-        <w:t xml:space="preserve">WORK HISTORY: </w:t>
-      </w:r>
-      <w:r>
-        <w:rPr>
-          <w:rFonts w:ascii="Times New Roman" w:eastAsia="PMingLiU" w:hAnsi="Times New Roman" w:cs="Times New Roman"/>
-          <w:sz w:val="24"/>
-          <w:szCs w:val="24"/>
-        </w:rPr>
-        <w:t>The patient is currently _____working/not working.</w:t>
-      </w:r>
-      <w:r>
-        <w:rPr>
-          <w:rFonts w:ascii="Times New Roman" w:eastAsia="PMingLiU" w:hAnsi="Times New Roman" w:cs="Times New Roman"/>
-          <w:sz w:val="24"/>
-          <w:szCs w:val="24"/>
-        </w:rPr>
-        <w:t xml:space="preserve"> The patient s</w:t>
-      </w:r>
-      <w:r>
-        <w:rPr>
-          <w:rFonts w:ascii="Times New Roman" w:eastAsia="PMingLiU" w:hAnsi="Times New Roman" w:cs="Times New Roman"/>
-          <w:sz w:val="24"/>
-          <w:szCs w:val="24"/>
-        </w:rPr>
-        <w:t xml:space="preserve">topped </w:t>
-      </w:r>
-      <w:r>
-        <w:rPr>
-          <w:rFonts w:ascii="Times New Roman" w:eastAsia="PMingLiU" w:hAnsi="Times New Roman" w:cs="Times New Roman"/>
-          <w:sz w:val="24"/>
-          <w:szCs w:val="24"/>
-        </w:rPr>
-        <w:t xml:space="preserve">working </w:t>
-      </w:r>
-      <w:r>
-        <w:rPr>
-          <w:rFonts w:ascii="Times New Roman" w:eastAsia="PMingLiU" w:hAnsi="Times New Roman" w:cs="Times New Roman"/>
-          <w:sz w:val="24"/>
-          <w:szCs w:val="24"/>
-        </w:rPr>
-        <w:t>immediately after accident</w:t>
-      </w:r>
-      <w:r>
-        <w:rPr>
-          <w:rFonts w:ascii="Times New Roman" w:eastAsia="PMingLiU" w:hAnsi="Times New Roman" w:cs="Times New Roman"/>
-          <w:sz w:val="24"/>
-          <w:szCs w:val="24"/>
-        </w:rPr>
-        <w:t>. /</w:t>
-      </w:r>
-      <w:r>
-        <w:rPr>
-          <w:rFonts w:ascii="Times New Roman" w:eastAsia="PMingLiU" w:hAnsi="Times New Roman" w:cs="Times New Roman"/>
-          <w:sz w:val="24"/>
-          <w:szCs w:val="24"/>
-        </w:rPr>
-        <w:t xml:space="preserve"> The last day the patient worked was on _____</w:t>
-      </w:r>
-      <w:r>
-        <w:rPr>
-          <w:rFonts w:ascii="Times New Roman" w:eastAsia="PMingLiU" w:hAnsi="Times New Roman" w:cs="Times New Roman"/>
-          <w:sz w:val="24"/>
-          <w:szCs w:val="24"/>
-        </w:rPr>
-        <w:t>_</w:t>
-      </w:r>
-      <w:r>
-        <w:rPr>
-          <w:rFonts w:ascii="Times New Roman" w:eastAsia="PMingLiU" w:hAnsi="Times New Roman" w:cs="Times New Roman"/>
-          <w:sz w:val="24"/>
-          <w:szCs w:val="24"/>
-        </w:rPr>
-        <w:t>.</w:t>
-      </w:r>
-    </w:p>
-    <w:p>
-      <w:pPr>
-        <w:rPr>
-          <w:rFonts w:ascii="Times New Roman" w:eastAsia="Times New Roman" w:hAnsi="Times New Roman" w:cs="Times New Roman"/>
-          <w:b/>
-          <w:color w:val="000000"/>
-          <w:spacing w:val="3"/>
-          <w:sz w:val="24"/>
-          <w:szCs w:val="24"/>
-        </w:rPr>
-      </w:pPr>
-    </w:p>
-    <w:p>
-      <w:pPr>
-        <w:textAlignment w:val="baseline"/>
-        <w:rPr>
-          <w:rFonts w:ascii="Times New Roman" w:eastAsia="Times New Roman" w:hAnsi="Times New Roman" w:cs="Times New Roman"/>
-          <w:color w:val="000000"/>
-          <w:spacing w:val="5"/>
-          <w:sz w:val="24"/>
-          <w:szCs w:val="24"/>
-        </w:rPr>
-      </w:pPr>
-      <w:r>
-        <w:rPr>
-          <w:rFonts w:ascii="Times New Roman" w:eastAsia="Times New Roman" w:hAnsi="Times New Roman" w:cs="Times New Roman"/>
-          <w:b/>
-          <w:color w:val="000000"/>
-          <w:spacing w:val="5"/>
-          <w:sz w:val="24"/>
-          <w:szCs w:val="24"/>
-        </w:rPr>
-        <w:t>PAST MEDICAL HISTORY:</w:t>
-      </w:r>
-      <w:r>
-        <w:rPr>
-          <w:rFonts w:ascii="Times New Roman" w:eastAsia="Times New Roman" w:hAnsi="Times New Roman" w:cs="Times New Roman"/>
-          <w:b/>
-          <w:color w:val="000000"/>
-          <w:spacing w:val="5"/>
-          <w:sz w:val="24"/>
-          <w:szCs w:val="24"/>
-        </w:rPr>
-        <w:t xml:space="preserve"> </w:t>
-      </w:r>
-      <w:r>
-        <w:rPr>
-          <w:rFonts w:ascii="Times New Roman" w:eastAsia="Times New Roman" w:hAnsi="Times New Roman" w:cs="Times New Roman"/>
-          <w:color w:val="000000"/>
-          <w:spacing w:val="-1"/>
-          <w:sz w:val="24"/>
-        </w:rPr>
-        <w:t>{{</w:t>
-      </w:r>
-      <w:r>
-        <w:rPr>
-          <w:rFonts w:ascii="Times New Roman" w:eastAsia="Times New Roman" w:hAnsi="Times New Roman" w:cs="Times New Roman"/>
-          <w:color w:val="000000"/>
-          <w:spacing w:val="-1"/>
-          <w:sz w:val="24"/>
-          <w:lang w:val="en-IN"/>
-        </w:rPr>
-        <w:t>PMH</w:t>
-      </w:r>
-      <w:r>
-        <w:rPr>
-          <w:rFonts w:ascii="Times New Roman" w:eastAsia="Times New Roman" w:hAnsi="Times New Roman" w:cs="Times New Roman"/>
-          <w:color w:val="000000"/>
-          <w:spacing w:val="-1"/>
-          <w:sz w:val="24"/>
-        </w:rPr>
-        <w:t>}}</w:t>
-      </w:r>
-      <w:r>
-        <w:rPr>
-          <w:rFonts w:ascii="Times New Roman" w:eastAsia="Times New Roman" w:hAnsi="Times New Roman" w:cs="Times New Roman"/>
-          <w:color w:val="000000"/>
-          <w:spacing w:val="-1"/>
-          <w:sz w:val="24"/>
-        </w:rPr>
-        <w:t xml:space="preserve"> </w:t>
-      </w:r>
-      <w:r>
-        <w:rPr>
-          <w:rFonts w:ascii="Times New Roman" w:eastAsia="Times New Roman" w:hAnsi="Times New Roman" w:cs="Times New Roman"/>
-          <w:color w:val="000000"/>
-          <w:spacing w:val="-1"/>
-          <w:sz w:val="24"/>
-        </w:rPr>
-        <w:t>{{</w:t>
-      </w:r>
-      <w:r>
-        <w:rPr>
-          <w:rFonts w:ascii="Times New Roman" w:eastAsia="Times New Roman" w:hAnsi="Times New Roman" w:cs="Times New Roman"/>
-          <w:color w:val="000000"/>
-          <w:spacing w:val="-1"/>
-          <w:sz w:val="24"/>
-          <w:lang w:val="en-IN"/>
-        </w:rPr>
-        <w:t>PMH</w:t>
-      </w:r>
-      <w:r>
-        <w:rPr>
-          <w:rFonts w:ascii="Times New Roman" w:eastAsia="Times New Roman" w:hAnsi="Times New Roman" w:cs="Times New Roman"/>
-          <w:color w:val="000000"/>
-          <w:spacing w:val="-1"/>
-          <w:sz w:val="24"/>
-          <w:lang w:val="en-IN"/>
-        </w:rPr>
-        <w:t>Other</w:t>
-      </w:r>
-      <w:r>
-        <w:rPr>
-          <w:rFonts w:ascii="Times New Roman" w:eastAsia="Times New Roman" w:hAnsi="Times New Roman" w:cs="Times New Roman"/>
-          <w:color w:val="000000"/>
-          <w:spacing w:val="-1"/>
-          <w:sz w:val="24"/>
-        </w:rPr>
-        <w:t>}}</w:t>
-      </w:r>
-      <w:r>
-        <w:rPr>
-          <w:rFonts w:ascii="Times New Roman" w:eastAsia="Times New Roman" w:hAnsi="Times New Roman" w:cs="Times New Roman"/>
-          <w:color w:val="000000"/>
-          <w:spacing w:val="-1"/>
-          <w:sz w:val="24"/>
-        </w:rPr>
-        <w:t>.</w:t>
-      </w:r>
-    </w:p>
-    <w:p>
-      <w:pPr>
-        <w:textAlignment w:val="baseline"/>
-        <w:rPr>
-          <w:rFonts w:ascii="Times New Roman" w:eastAsia="Times New Roman" w:hAnsi="Times New Roman" w:cs="Times New Roman"/>
-          <w:b/>
-          <w:color w:val="000000"/>
-          <w:spacing w:val="5"/>
-          <w:sz w:val="24"/>
-          <w:szCs w:val="24"/>
-        </w:rPr>
-      </w:pPr>
-    </w:p>
-    <w:p>
-      <w:pPr>
-        <w:textAlignment w:val="baseline"/>
-        <w:rPr>
-          <w:rFonts w:ascii="Times New Roman" w:eastAsia="Times New Roman" w:hAnsi="Times New Roman" w:cs="Times New Roman"/>
-          <w:color w:val="000000"/>
-          <w:spacing w:val="4"/>
-          <w:sz w:val="24"/>
-          <w:szCs w:val="24"/>
-        </w:rPr>
-      </w:pPr>
-      <w:r>
-        <w:rPr>
-          <w:rFonts w:ascii="Times New Roman" w:eastAsia="Times New Roman" w:hAnsi="Times New Roman" w:cs="Times New Roman"/>
-          <w:b/>
-          <w:color w:val="000000"/>
-          <w:spacing w:val="4"/>
-          <w:sz w:val="24"/>
-          <w:szCs w:val="24"/>
-        </w:rPr>
-        <w:t>PAST SURGICAL HISTORY:</w:t>
-      </w:r>
-      <w:r>
-        <w:rPr>
-          <w:rFonts w:ascii="Times New Roman" w:eastAsia="Times New Roman" w:hAnsi="Times New Roman" w:cs="Times New Roman"/>
-          <w:b/>
-          <w:color w:val="000000"/>
-          <w:spacing w:val="4"/>
-          <w:sz w:val="24"/>
-          <w:szCs w:val="24"/>
-        </w:rPr>
-        <w:t xml:space="preserve"> </w:t>
-      </w:r>
-      <w:r>
-        <w:rPr>
-          <w:rFonts w:ascii="Times New Roman" w:eastAsia="Times New Roman" w:hAnsi="Times New Roman" w:cs="Times New Roman"/>
-          <w:color w:val="000000"/>
-          <w:spacing w:val="-1"/>
-          <w:sz w:val="24"/>
-        </w:rPr>
-        <w:t>{{</w:t>
-      </w:r>
-      <w:r>
-        <w:rPr>
-          <w:rFonts w:ascii="Times New Roman" w:eastAsia="Times New Roman" w:hAnsi="Times New Roman" w:cs="Times New Roman"/>
-          <w:color w:val="000000"/>
-          <w:spacing w:val="-1"/>
-          <w:sz w:val="24"/>
-          <w:lang w:val="en-IN"/>
-        </w:rPr>
-        <w:t>P</w:t>
-      </w:r>
-      <w:r>
-        <w:rPr>
-          <w:rFonts w:ascii="Times New Roman" w:eastAsia="Times New Roman" w:hAnsi="Times New Roman" w:cs="Times New Roman"/>
-          <w:color w:val="000000"/>
-          <w:spacing w:val="-1"/>
-          <w:sz w:val="24"/>
-          <w:lang w:val="en-IN"/>
-        </w:rPr>
-        <w:t>S</w:t>
-      </w:r>
-      <w:r>
-        <w:rPr>
-          <w:rFonts w:ascii="Times New Roman" w:eastAsia="Times New Roman" w:hAnsi="Times New Roman" w:cs="Times New Roman"/>
-          <w:color w:val="000000"/>
-          <w:spacing w:val="-1"/>
-          <w:sz w:val="24"/>
-          <w:lang w:val="en-IN"/>
-        </w:rPr>
-        <w:t>H</w:t>
-      </w:r>
-      <w:r>
-        <w:rPr>
-          <w:rFonts w:ascii="Times New Roman" w:eastAsia="Times New Roman" w:hAnsi="Times New Roman" w:cs="Times New Roman"/>
-          <w:color w:val="000000"/>
-          <w:spacing w:val="-1"/>
-          <w:sz w:val="24"/>
-        </w:rPr>
-        <w:t>}}</w:t>
-      </w:r>
-      <w:r>
-        <w:rPr>
-          <w:rFonts w:ascii="Times New Roman" w:eastAsia="Times New Roman" w:hAnsi="Times New Roman" w:cs="Times New Roman"/>
-          <w:color w:val="000000"/>
-          <w:spacing w:val="-1"/>
-          <w:sz w:val="24"/>
-        </w:rPr>
-        <w:t>.</w:t>
-      </w:r>
-    </w:p>
-    <w:p>
-      <w:pPr>
-        <w:textAlignment w:val="baseline"/>
-        <w:rPr>
-          <w:rFonts w:ascii="Times New Roman" w:eastAsia="Times New Roman" w:hAnsi="Times New Roman" w:cs="Times New Roman"/>
-          <w:b/>
-          <w:color w:val="000000"/>
-          <w:spacing w:val="3"/>
-          <w:sz w:val="24"/>
-          <w:szCs w:val="24"/>
-        </w:rPr>
-      </w:pPr>
-    </w:p>
-    <w:p>
-      <w:pPr>
-        <w:textAlignment w:val="baseline"/>
-        <w:rPr>
-          <w:rFonts w:ascii="Times New Roman" w:eastAsia="Times New Roman" w:hAnsi="Times New Roman" w:cs="Times New Roman"/>
-          <w:color w:val="000000"/>
-          <w:spacing w:val="3"/>
-          <w:sz w:val="24"/>
-          <w:szCs w:val="24"/>
-        </w:rPr>
-      </w:pPr>
-      <w:r>
-        <w:rPr>
-          <w:rFonts w:ascii="Times New Roman" w:eastAsia="Times New Roman" w:hAnsi="Times New Roman" w:cs="Times New Roman"/>
-          <w:b/>
-          <w:color w:val="000000"/>
-          <w:spacing w:val="3"/>
-          <w:sz w:val="24"/>
-          <w:szCs w:val="24"/>
-        </w:rPr>
-        <w:t>MEDICATIONS:</w:t>
-      </w:r>
-      <w:r>
-        <w:rPr>
-          <w:rFonts w:ascii="Times New Roman" w:eastAsia="Times New Roman" w:hAnsi="Times New Roman" w:cs="Times New Roman"/>
-          <w:b/>
-          <w:color w:val="000000"/>
-          <w:spacing w:val="3"/>
-          <w:sz w:val="24"/>
-          <w:szCs w:val="24"/>
-        </w:rPr>
-        <w:t xml:space="preserve"> </w:t>
-      </w:r>
-      <w:r>
-        <w:rPr>
-          <w:rFonts w:ascii="Times New Roman" w:eastAsia="Times New Roman" w:hAnsi="Times New Roman" w:cs="Times New Roman"/>
-          <w:color w:val="000000"/>
-          <w:spacing w:val="-1"/>
-          <w:sz w:val="24"/>
-        </w:rPr>
-        <w:t>{{</w:t>
-      </w:r>
-      <w:r>
-        <w:rPr>
-          <w:rFonts w:ascii="Times New Roman" w:eastAsia="Times New Roman" w:hAnsi="Times New Roman" w:cs="Times New Roman"/>
-          <w:color w:val="000000"/>
-          <w:spacing w:val="-1"/>
-          <w:sz w:val="24"/>
-          <w:lang w:val="en-IN"/>
-        </w:rPr>
-        <w:t>Meds</w:t>
-      </w:r>
-      <w:r>
-        <w:rPr>
-          <w:rFonts w:ascii="Times New Roman" w:eastAsia="Times New Roman" w:hAnsi="Times New Roman" w:cs="Times New Roman"/>
-          <w:color w:val="000000"/>
-          <w:spacing w:val="-1"/>
-          <w:sz w:val="24"/>
-        </w:rPr>
-        <w:t>}}</w:t>
-      </w:r>
-      <w:r>
-        <w:rPr>
-          <w:rFonts w:ascii="Times New Roman" w:eastAsia="Times New Roman" w:hAnsi="Times New Roman" w:cs="Times New Roman"/>
-          <w:color w:val="000000"/>
-          <w:spacing w:val="-1"/>
-          <w:sz w:val="24"/>
-        </w:rPr>
-        <w:t>.</w:t>
-      </w:r>
-    </w:p>
-    <w:p>
-      <w:pPr>
-        <w:textAlignment w:val="baseline"/>
-        <w:rPr>
-          <w:rFonts w:ascii="Times New Roman" w:eastAsia="Times New Roman" w:hAnsi="Times New Roman" w:cs="Times New Roman"/>
-          <w:color w:val="000000"/>
-          <w:spacing w:val="3"/>
-          <w:sz w:val="24"/>
-          <w:szCs w:val="24"/>
-        </w:rPr>
-      </w:pPr>
-    </w:p>
-    <w:p>
-      <w:pPr>
-        <w:textAlignment w:val="baseline"/>
-        <w:rPr>
-          <w:rFonts w:ascii="Times New Roman" w:eastAsia="Times New Roman" w:hAnsi="Times New Roman" w:cs="Times New Roman"/>
-          <w:color w:val="000000"/>
-          <w:spacing w:val="3"/>
-          <w:sz w:val="24"/>
-          <w:szCs w:val="24"/>
-        </w:rPr>
-      </w:pPr>
-      <w:r>
-        <w:rPr>
-          <w:rFonts w:ascii="Times New Roman" w:eastAsia="Times New Roman" w:hAnsi="Times New Roman" w:cs="Times New Roman"/>
-          <w:b/>
-          <w:color w:val="000000"/>
-          <w:spacing w:val="3"/>
-          <w:sz w:val="24"/>
-          <w:szCs w:val="24"/>
-        </w:rPr>
-        <w:t xml:space="preserve">DRUG ALLERGIES: </w:t>
-      </w:r>
-      <w:r>
-        <w:rPr>
-          <w:rFonts w:ascii="Times New Roman" w:eastAsia="Times New Roman" w:hAnsi="Times New Roman" w:cs="Times New Roman"/>
-          <w:color w:val="000000"/>
-          <w:spacing w:val="3"/>
-          <w:sz w:val="24"/>
-          <w:szCs w:val="24"/>
-        </w:rPr>
-        <w:t>NO KNOWN DRUG ALLERGIES.</w:t>
-      </w:r>
-      <w:r>
-        <w:rPr>
-          <w:rFonts w:ascii="Times New Roman" w:eastAsia="Times New Roman" w:hAnsi="Times New Roman" w:cs="Times New Roman"/>
-          <w:color w:val="000000"/>
-          <w:spacing w:val="3"/>
-          <w:sz w:val="24"/>
-          <w:szCs w:val="24"/>
-        </w:rPr>
-        <w:t xml:space="preserve"> The patient is allergic to _____.</w:t>
-      </w:r>
-    </w:p>
-    <w:p>
-      <w:pPr>
-        <w:textAlignment w:val="baseline"/>
-        <w:rPr>
-          <w:rFonts w:ascii="Times New Roman" w:eastAsia="Times New Roman" w:hAnsi="Times New Roman" w:cs="Times New Roman"/>
-          <w:color w:val="000000"/>
-          <w:spacing w:val="3"/>
-          <w:sz w:val="24"/>
-          <w:szCs w:val="24"/>
-        </w:rPr>
-      </w:pPr>
-    </w:p>
-    <w:p>
-      <w:pPr>
-        <w:textAlignment w:val="baseline"/>
-        <w:rPr>
-          <w:rFonts w:ascii="Times New Roman" w:eastAsia="Times New Roman" w:hAnsi="Times New Roman" w:cs="Times New Roman"/>
-          <w:color w:val="000000"/>
-          <w:spacing w:val="3"/>
-          <w:sz w:val="24"/>
-          <w:szCs w:val="24"/>
-        </w:rPr>
-      </w:pPr>
-      <w:r>
-        <w:rPr>
-          <w:rFonts w:ascii="Times New Roman" w:eastAsia="Times New Roman" w:hAnsi="Times New Roman" w:cs="Times New Roman"/>
-          <w:b/>
-          <w:color w:val="000000"/>
-          <w:spacing w:val="3"/>
-          <w:sz w:val="24"/>
-          <w:szCs w:val="24"/>
-        </w:rPr>
-        <w:t>SOCIAL HISTORY:</w:t>
-      </w:r>
-      <w:r>
-        <w:rPr>
-          <w:rFonts w:ascii="Times New Roman" w:eastAsia="Times New Roman" w:hAnsi="Times New Roman" w:cs="Times New Roman"/>
-          <w:color w:val="000000"/>
-          <w:spacing w:val="3"/>
-          <w:sz w:val="24"/>
-          <w:szCs w:val="24"/>
-        </w:rPr>
-        <w:t xml:space="preserve"> The patient is a </w:t>
-      </w:r>
-      <w:r>
-        <w:rPr>
-          <w:rFonts w:ascii="Times New Roman" w:eastAsia="Times New Roman" w:hAnsi="Times New Roman" w:cs="Times New Roman"/>
-          <w:color w:val="000000"/>
-          <w:spacing w:val="3"/>
-          <w:sz w:val="24"/>
-          <w:szCs w:val="24"/>
-        </w:rPr>
-        <w:t>___</w:t>
-      </w:r>
-      <w:r>
-        <w:rPr>
-          <w:rFonts w:ascii="Times New Roman" w:eastAsia="Times New Roman" w:hAnsi="Times New Roman" w:cs="Times New Roman"/>
-          <w:color w:val="000000"/>
-          <w:spacing w:val="3"/>
-          <w:sz w:val="24"/>
-          <w:szCs w:val="24"/>
-        </w:rPr>
-        <w:t xml:space="preserve">nonsmoker/smoker. The patient </w:t>
-      </w:r>
-      <w:r>
-        <w:rPr>
-          <w:rFonts w:ascii="Times New Roman" w:eastAsia="Times New Roman" w:hAnsi="Times New Roman" w:cs="Times New Roman"/>
-          <w:color w:val="000000"/>
-          <w:spacing w:val="3"/>
-          <w:sz w:val="24"/>
-          <w:szCs w:val="24"/>
-        </w:rPr>
-        <w:t>____</w:t>
-      </w:r>
-      <w:r>
-        <w:rPr>
-          <w:rFonts w:ascii="Times New Roman" w:eastAsia="Times New Roman" w:hAnsi="Times New Roman" w:cs="Times New Roman"/>
-          <w:color w:val="000000"/>
-          <w:spacing w:val="3"/>
-          <w:sz w:val="24"/>
-          <w:szCs w:val="24"/>
-        </w:rPr>
-        <w:t>drinks</w:t>
-      </w:r>
-      <w:r>
-        <w:rPr>
-          <w:rFonts w:ascii="Times New Roman" w:eastAsia="Times New Roman" w:hAnsi="Times New Roman" w:cs="Times New Roman"/>
-          <w:color w:val="000000"/>
-          <w:spacing w:val="3"/>
-          <w:sz w:val="24"/>
-          <w:szCs w:val="24"/>
-        </w:rPr>
-        <w:t xml:space="preserve"> alcohol occasionally.</w:t>
-      </w:r>
-      <w:r>
-        <w:rPr>
-          <w:rFonts w:ascii="Times New Roman" w:eastAsia="Times New Roman" w:hAnsi="Times New Roman" w:cs="Times New Roman"/>
-          <w:color w:val="000000"/>
-          <w:spacing w:val="3"/>
-          <w:sz w:val="24"/>
-          <w:szCs w:val="24"/>
-        </w:rPr>
-        <w:t>/</w:t>
-      </w:r>
-      <w:r>
-        <w:rPr>
-          <w:rFonts w:ascii="Times New Roman" w:eastAsia="Times New Roman" w:hAnsi="Times New Roman" w:cs="Times New Roman"/>
-          <w:color w:val="000000"/>
-          <w:spacing w:val="3"/>
-          <w:sz w:val="24"/>
-          <w:szCs w:val="24"/>
-        </w:rPr>
-        <w:t xml:space="preserve">The patient </w:t>
-      </w:r>
-      <w:r>
-        <w:rPr>
-          <w:rFonts w:ascii="Times New Roman" w:eastAsia="Times New Roman" w:hAnsi="Times New Roman" w:cs="Times New Roman"/>
-          <w:color w:val="000000"/>
-          <w:spacing w:val="3"/>
-          <w:sz w:val="24"/>
-          <w:szCs w:val="24"/>
-        </w:rPr>
-        <w:t>does not drink alcohol.</w:t>
-      </w:r>
-      <w:r>
-        <w:rPr>
-          <w:rFonts w:ascii="Times New Roman" w:eastAsia="Times New Roman" w:hAnsi="Times New Roman" w:cs="Times New Roman"/>
-          <w:color w:val="000000"/>
-          <w:spacing w:val="3"/>
-          <w:sz w:val="24"/>
-          <w:szCs w:val="24"/>
-        </w:rPr>
-        <w:t xml:space="preserve"> </w:t>
-      </w:r>
-      <w:r>
-        <w:rPr>
-          <w:rFonts w:ascii="Times New Roman" w:eastAsia="Times New Roman" w:hAnsi="Times New Roman" w:cs="Times New Roman"/>
-          <w:color w:val="000000"/>
-          <w:spacing w:val="3"/>
-          <w:sz w:val="24"/>
-          <w:szCs w:val="24"/>
-        </w:rPr>
-        <w:t xml:space="preserve">_____The patient smokes cannabis/The patient does not smoke cannabis. </w:t>
-      </w:r>
-      <w:r>
-        <w:rPr>
-          <w:rFonts w:ascii="Times New Roman" w:eastAsia="Times New Roman" w:hAnsi="Times New Roman" w:cs="Times New Roman"/>
-          <w:color w:val="000000"/>
-          <w:spacing w:val="3"/>
-          <w:sz w:val="24"/>
-          <w:szCs w:val="24"/>
-        </w:rPr>
-        <w:t xml:space="preserve">_____The patient </w:t>
-      </w:r>
-      <w:r>
-        <w:rPr>
-          <w:rFonts w:ascii="Times New Roman" w:eastAsia="Times New Roman" w:hAnsi="Times New Roman" w:cs="Times New Roman"/>
-          <w:color w:val="000000"/>
-          <w:spacing w:val="3"/>
-          <w:sz w:val="24"/>
-          <w:szCs w:val="24"/>
-        </w:rPr>
-        <w:t>uses</w:t>
-      </w:r>
-      <w:r>
-        <w:rPr>
-          <w:rFonts w:ascii="Times New Roman" w:eastAsia="Times New Roman" w:hAnsi="Times New Roman" w:cs="Times New Roman"/>
-          <w:color w:val="000000"/>
-          <w:spacing w:val="3"/>
-          <w:sz w:val="24"/>
-          <w:szCs w:val="24"/>
-        </w:rPr>
-        <w:t xml:space="preserve"> recreational drugs</w:t>
-      </w:r>
-      <w:r>
-        <w:rPr>
-          <w:rFonts w:ascii="Times New Roman" w:eastAsia="Times New Roman" w:hAnsi="Times New Roman" w:cs="Times New Roman"/>
-          <w:color w:val="000000"/>
-          <w:spacing w:val="3"/>
-          <w:sz w:val="24"/>
-          <w:szCs w:val="24"/>
-        </w:rPr>
-        <w:t>.</w:t>
-      </w:r>
-      <w:r>
-        <w:rPr>
-          <w:rFonts w:ascii="Times New Roman" w:eastAsia="Times New Roman" w:hAnsi="Times New Roman" w:cs="Times New Roman"/>
-          <w:color w:val="000000"/>
-          <w:spacing w:val="3"/>
-          <w:sz w:val="24"/>
-          <w:szCs w:val="24"/>
-        </w:rPr>
-        <w:t xml:space="preserve"> /</w:t>
-      </w:r>
-      <w:r>
-        <w:rPr>
-          <w:rFonts w:ascii="Times New Roman" w:eastAsia="Times New Roman" w:hAnsi="Times New Roman" w:cs="Times New Roman"/>
-          <w:color w:val="000000"/>
-          <w:spacing w:val="3"/>
-          <w:sz w:val="24"/>
-          <w:szCs w:val="24"/>
-        </w:rPr>
-        <w:t xml:space="preserve"> </w:t>
-      </w:r>
-      <w:r>
-        <w:rPr>
-          <w:rFonts w:ascii="Times New Roman" w:eastAsia="Times New Roman" w:hAnsi="Times New Roman" w:cs="Times New Roman"/>
-          <w:color w:val="000000"/>
-          <w:spacing w:val="3"/>
-          <w:sz w:val="24"/>
-          <w:szCs w:val="24"/>
-        </w:rPr>
-        <w:t>The patient does not use recreational drugs.</w:t>
-      </w:r>
-    </w:p>
-    <w:p>
-      <w:pPr>
-        <w:textAlignment w:val="baseline"/>
-        <w:rPr>
-          <w:rFonts w:ascii="Times New Roman" w:eastAsia="Times New Roman" w:hAnsi="Times New Roman" w:cs="Times New Roman"/>
-          <w:color w:val="000000"/>
-          <w:spacing w:val="3"/>
-          <w:sz w:val="24"/>
-          <w:szCs w:val="24"/>
-        </w:rPr>
-      </w:pPr>
-    </w:p>
-    <w:p>
-      <w:pPr>
-        <w:textAlignment w:val="baseline"/>
-        <w:rPr>
-          <w:rFonts w:ascii="Times New Roman" w:eastAsia="Times New Roman" w:hAnsi="Times New Roman" w:cs="Times New Roman"/>
-          <w:b/>
-          <w:bCs/>
-          <w:color w:val="000000"/>
-          <w:spacing w:val="3"/>
-          <w:sz w:val="24"/>
-          <w:szCs w:val="24"/>
-        </w:rPr>
-      </w:pPr>
-      <w:r>
-        <w:rPr>
-          <w:rFonts w:ascii="Times New Roman" w:eastAsia="Times New Roman" w:hAnsi="Times New Roman" w:cs="Times New Roman"/>
-          <w:b/>
-          <w:bCs/>
-          <w:color w:val="000000"/>
-          <w:spacing w:val="3"/>
-          <w:sz w:val="24"/>
-          <w:szCs w:val="24"/>
-        </w:rPr>
-        <w:t>PHYSICAL THERAPY:</w:t>
-      </w:r>
-      <w:r>
-        <w:t xml:space="preserve"> </w:t>
-      </w:r>
-      <w:r>
-        <w:rPr>
-          <w:rFonts w:ascii="Times New Roman" w:eastAsia="Times New Roman" w:hAnsi="Times New Roman" w:cs="Times New Roman"/>
-          <w:color w:val="000000"/>
-          <w:spacing w:val="3"/>
-          <w:sz w:val="24"/>
-          <w:szCs w:val="24"/>
-        </w:rPr>
-        <w:t>The patient has been undergoing physical therapy _____ times per week</w:t>
-      </w:r>
-      <w:r>
-        <w:rPr>
-          <w:rFonts w:ascii="Times New Roman" w:eastAsia="Times New Roman" w:hAnsi="Times New Roman" w:cs="Times New Roman"/>
-          <w:color w:val="000000"/>
-          <w:spacing w:val="3"/>
-          <w:sz w:val="24"/>
-          <w:szCs w:val="24"/>
-        </w:rPr>
-        <w:t xml:space="preserve"> for ____ weeks/months with no/partial/minimal/good relief</w:t>
-      </w:r>
-      <w:r>
-        <w:rPr>
-          <w:rFonts w:ascii="Times New Roman" w:eastAsia="Times New Roman" w:hAnsi="Times New Roman" w:cs="Times New Roman"/>
-          <w:color w:val="000000"/>
-          <w:spacing w:val="3"/>
-          <w:sz w:val="24"/>
-          <w:szCs w:val="24"/>
-        </w:rPr>
-        <w:t xml:space="preserve">. / The patient has not had </w:t>
-      </w:r>
-      <w:r>
-        <w:rPr>
-          <w:rFonts w:ascii="Times New Roman" w:eastAsia="Times New Roman" w:hAnsi="Times New Roman" w:cs="Times New Roman"/>
-          <w:color w:val="000000"/>
-          <w:spacing w:val="3"/>
-          <w:sz w:val="24"/>
-          <w:szCs w:val="24"/>
-        </w:rPr>
-        <w:t>physical therapy</w:t>
-      </w:r>
-      <w:r>
-        <w:rPr>
-          <w:rFonts w:ascii="Times New Roman" w:eastAsia="Times New Roman" w:hAnsi="Times New Roman" w:cs="Times New Roman"/>
-          <w:color w:val="000000"/>
-          <w:spacing w:val="3"/>
-          <w:sz w:val="24"/>
-          <w:szCs w:val="24"/>
-        </w:rPr>
-        <w:t>.</w:t>
-      </w:r>
-      <w:r>
-        <w:t xml:space="preserve"> </w:t>
-      </w:r>
-      <w:r>
-        <w:rPr>
-          <w:rFonts w:ascii="Times New Roman" w:eastAsia="Times New Roman" w:hAnsi="Times New Roman" w:cs="Times New Roman"/>
-          <w:color w:val="000000"/>
-          <w:spacing w:val="3"/>
-          <w:sz w:val="24"/>
-          <w:szCs w:val="24"/>
-        </w:rPr>
-        <w:t>The p</w:t>
-      </w:r>
-      <w:r>
-        <w:rPr>
-          <w:rFonts w:ascii="Times New Roman" w:eastAsia="Times New Roman" w:hAnsi="Times New Roman" w:cs="Times New Roman"/>
-          <w:color w:val="000000"/>
-          <w:spacing w:val="3"/>
-          <w:sz w:val="24"/>
-          <w:szCs w:val="24"/>
-        </w:rPr>
-        <w:t xml:space="preserve">atient reports </w:t>
-      </w:r>
-      <w:r>
-        <w:rPr>
-          <w:rFonts w:ascii="Times New Roman" w:eastAsia="Times New Roman" w:hAnsi="Times New Roman" w:cs="Times New Roman"/>
-          <w:color w:val="000000"/>
-          <w:spacing w:val="3"/>
-          <w:sz w:val="24"/>
-          <w:szCs w:val="24"/>
-        </w:rPr>
-        <w:t>____</w:t>
-      </w:r>
-      <w:r>
-        <w:rPr>
-          <w:rFonts w:ascii="Times New Roman" w:eastAsia="Times New Roman" w:hAnsi="Times New Roman" w:cs="Times New Roman"/>
-          <w:color w:val="000000"/>
-          <w:spacing w:val="3"/>
-          <w:sz w:val="24"/>
-          <w:szCs w:val="24"/>
-        </w:rPr>
-        <w:t>compliance/</w:t>
-      </w:r>
-      <w:r>
-        <w:rPr>
-          <w:rFonts w:ascii="Times New Roman" w:hAnsi="Times New Roman" w:cs="Times New Roman"/>
-          <w:sz w:val="24"/>
-          <w:szCs w:val="24"/>
-        </w:rPr>
-        <w:t>n</w:t>
-      </w:r>
-      <w:r>
-        <w:rPr>
-          <w:rFonts w:ascii="Times New Roman" w:eastAsia="Times New Roman" w:hAnsi="Times New Roman" w:cs="Times New Roman"/>
-          <w:color w:val="000000"/>
-          <w:spacing w:val="3"/>
-          <w:sz w:val="24"/>
-          <w:szCs w:val="24"/>
-        </w:rPr>
-        <w:t>oncompliance with therapy</w:t>
-      </w:r>
-      <w:r>
-        <w:rPr>
-          <w:rFonts w:ascii="Times New Roman" w:eastAsia="Times New Roman" w:hAnsi="Times New Roman" w:cs="Times New Roman"/>
-          <w:color w:val="000000"/>
-          <w:spacing w:val="3"/>
-          <w:sz w:val="24"/>
-          <w:szCs w:val="24"/>
-        </w:rPr>
-        <w:t>.</w:t>
-      </w:r>
-    </w:p>
-    <w:p>
-      <w:pPr>
-        <w:textAlignment w:val="baseline"/>
-        <w:rPr>
-          <w:rFonts w:ascii="Times New Roman" w:eastAsia="Times New Roman" w:hAnsi="Times New Roman" w:cs="Times New Roman"/>
-          <w:color w:val="000000"/>
-          <w:spacing w:val="3"/>
-          <w:sz w:val="24"/>
-          <w:szCs w:val="24"/>
-        </w:rPr>
-      </w:pPr>
-    </w:p>
-    <w:p>
-      <w:pPr>
-        <w:textAlignment w:val="baseline"/>
-        <w:rPr>
-          <w:rFonts w:ascii="Times New Roman" w:eastAsia="Times New Roman" w:hAnsi="Times New Roman" w:cs="Times New Roman"/>
-          <w:b/>
-          <w:bCs/>
-          <w:color w:val="000000"/>
-          <w:spacing w:val="3"/>
-          <w:sz w:val="24"/>
-          <w:szCs w:val="24"/>
-        </w:rPr>
-      </w:pPr>
-      <w:r>
-        <w:rPr>
-          <w:rFonts w:ascii="Times New Roman" w:eastAsia="Times New Roman" w:hAnsi="Times New Roman" w:cs="Times New Roman"/>
-          <w:b/>
-          <w:bCs/>
-          <w:color w:val="000000"/>
-          <w:spacing w:val="3"/>
-          <w:sz w:val="24"/>
-          <w:szCs w:val="24"/>
-        </w:rPr>
-        <w:t>CHIROPRACTIC CARE:</w:t>
-      </w:r>
-      <w:r>
-        <w:rPr>
-          <w:rFonts w:ascii="Times New Roman" w:eastAsia="Times New Roman" w:hAnsi="Times New Roman" w:cs="Times New Roman"/>
-          <w:color w:val="000000"/>
-          <w:spacing w:val="3"/>
-          <w:sz w:val="24"/>
-          <w:szCs w:val="24"/>
-        </w:rPr>
-        <w:t xml:space="preserve"> The patient has been undergoing </w:t>
-      </w:r>
-      <w:r>
-        <w:rPr>
-          <w:rFonts w:ascii="Times New Roman" w:eastAsia="Times New Roman" w:hAnsi="Times New Roman" w:cs="Times New Roman"/>
-          <w:color w:val="000000"/>
-          <w:spacing w:val="3"/>
-          <w:sz w:val="24"/>
-          <w:szCs w:val="24"/>
-        </w:rPr>
-        <w:t>chiropractic care</w:t>
-      </w:r>
-      <w:r>
-        <w:rPr>
-          <w:rFonts w:ascii="Times New Roman" w:eastAsia="Times New Roman" w:hAnsi="Times New Roman" w:cs="Times New Roman"/>
-          <w:color w:val="000000"/>
-          <w:spacing w:val="3"/>
-          <w:sz w:val="24"/>
-          <w:szCs w:val="24"/>
-        </w:rPr>
-        <w:t xml:space="preserve"> _____ times per week</w:t>
-      </w:r>
-      <w:r>
-        <w:rPr>
-          <w:rFonts w:ascii="Times New Roman" w:eastAsia="Times New Roman" w:hAnsi="Times New Roman" w:cs="Times New Roman"/>
-          <w:color w:val="000000"/>
-          <w:spacing w:val="3"/>
-          <w:sz w:val="24"/>
-          <w:szCs w:val="24"/>
-        </w:rPr>
-        <w:t xml:space="preserve"> for ____ weeks/months with no/partial/minimal/good relief</w:t>
-      </w:r>
-      <w:r>
-        <w:rPr>
-          <w:rFonts w:ascii="Times New Roman" w:eastAsia="Times New Roman" w:hAnsi="Times New Roman" w:cs="Times New Roman"/>
-          <w:color w:val="000000"/>
-          <w:spacing w:val="3"/>
-          <w:sz w:val="24"/>
-          <w:szCs w:val="24"/>
-        </w:rPr>
-        <w:t xml:space="preserve">. / The patient has not had </w:t>
-      </w:r>
-      <w:r>
-        <w:rPr>
-          <w:rFonts w:ascii="Times New Roman" w:eastAsia="Times New Roman" w:hAnsi="Times New Roman" w:cs="Times New Roman"/>
-          <w:color w:val="000000"/>
-          <w:spacing w:val="3"/>
-          <w:sz w:val="24"/>
-          <w:szCs w:val="24"/>
-        </w:rPr>
-        <w:t>chiropractic care</w:t>
-      </w:r>
-      <w:r>
-        <w:rPr>
-          <w:rFonts w:ascii="Times New Roman" w:eastAsia="Times New Roman" w:hAnsi="Times New Roman" w:cs="Times New Roman"/>
-          <w:color w:val="000000"/>
-          <w:spacing w:val="3"/>
-          <w:sz w:val="24"/>
-          <w:szCs w:val="24"/>
-        </w:rPr>
-        <w:t>.</w:t>
-      </w:r>
-    </w:p>
-    <w:p>
-      <w:pPr>
-        <w:textAlignment w:val="baseline"/>
-        <w:rPr>
-          <w:rFonts w:ascii="Times New Roman" w:eastAsia="Times New Roman" w:hAnsi="Times New Roman" w:cs="Times New Roman"/>
-          <w:b/>
-          <w:color w:val="000000"/>
-          <w:spacing w:val="3"/>
-          <w:sz w:val="24"/>
-          <w:szCs w:val="24"/>
-        </w:rPr>
-      </w:pPr>
-    </w:p>
-    <w:p>
-      <w:pPr>
-        <w:textAlignment w:val="baseline"/>
-        <w:rPr>
-          <w:rFonts w:ascii="Times New Roman" w:eastAsia="Times New Roman" w:hAnsi="Times New Roman" w:cs="Times New Roman"/>
-          <w:bCs/>
-          <w:color w:val="000000"/>
-          <w:spacing w:val="3"/>
-          <w:sz w:val="24"/>
-          <w:szCs w:val="24"/>
-        </w:rPr>
-      </w:pPr>
-      <w:r>
-        <w:rPr>
-          <w:rFonts w:ascii="Times New Roman" w:eastAsia="Times New Roman" w:hAnsi="Times New Roman" w:cs="Times New Roman"/>
-          <w:b/>
-          <w:color w:val="000000"/>
-          <w:spacing w:val="3"/>
-          <w:sz w:val="24"/>
-          <w:szCs w:val="24"/>
-        </w:rPr>
-        <w:t>ADL CAPABILITIES</w:t>
-      </w:r>
-      <w:r>
-        <w:rPr>
-          <w:rFonts w:ascii="Times New Roman" w:eastAsia="Times New Roman" w:hAnsi="Times New Roman" w:cs="Times New Roman"/>
-          <w:b/>
-          <w:color w:val="000000"/>
-          <w:spacing w:val="3"/>
-          <w:sz w:val="24"/>
-          <w:szCs w:val="24"/>
-        </w:rPr>
-        <w:t xml:space="preserve">: </w:t>
-      </w:r>
-      <w:r>
-        <w:rPr>
-          <w:rFonts w:ascii="Times New Roman" w:eastAsia="Times New Roman" w:hAnsi="Times New Roman" w:cs="Times New Roman"/>
-          <w:bCs/>
-          <w:color w:val="000000"/>
-          <w:spacing w:val="3"/>
-          <w:sz w:val="24"/>
-          <w:szCs w:val="24"/>
-        </w:rPr>
-        <w:t>Compared to pre-injury baseline, the patient reports these limitations represent a significant change from prior level of function:</w:t>
-      </w:r>
-    </w:p>
-    <w:p>
-      <w:pPr>
-        <w:textAlignment w:val="baseline"/>
-        <w:rPr>
-          <w:rFonts w:ascii="Times New Roman" w:eastAsia="Times New Roman" w:hAnsi="Times New Roman" w:cs="Times New Roman"/>
-          <w:color w:val="000000"/>
-          <w:sz w:val="24"/>
-          <w:szCs w:val="24"/>
-          <w:highlight w:val="yellow"/>
-        </w:rPr>
-      </w:pPr>
-    </w:p>
-    <w:p>
-      <w:pPr>
-        <w:textAlignment w:val="baseline"/>
-        <w:rPr>
-          <w:rFonts w:ascii="Times New Roman" w:eastAsia="Times New Roman" w:hAnsi="Times New Roman" w:cs="Times New Roman"/>
-          <w:color w:val="000000"/>
-          <w:sz w:val="24"/>
-          <w:szCs w:val="24"/>
-        </w:rPr>
-      </w:pPr>
-      <w:r>
-        <w:rPr>
-          <w:rFonts w:ascii="Times New Roman" w:eastAsia="Times New Roman" w:hAnsi="Times New Roman" w:cs="Times New Roman"/>
-          <w:color w:val="000000"/>
-          <w:sz w:val="24"/>
-          <w:szCs w:val="24"/>
-          <w:highlight w:val="yellow"/>
-        </w:rPr>
-        <w:t>_____(SHOULDER)</w:t>
-      </w:r>
-      <w:r>
-        <w:rPr>
-          <w:rFonts w:ascii="Times New Roman" w:eastAsia="Times New Roman" w:hAnsi="Times New Roman" w:cs="Times New Roman"/>
-          <w:color w:val="000000"/>
-          <w:sz w:val="24"/>
-          <w:szCs w:val="24"/>
-        </w:rPr>
-        <w:t xml:space="preserve"> </w:t>
-      </w:r>
-      <w:r>
-        <w:rPr>
-          <w:rFonts w:ascii="Times New Roman" w:eastAsia="Times New Roman" w:hAnsi="Times New Roman" w:cs="Times New Roman"/>
-          <w:color w:val="000000"/>
-          <w:sz w:val="24"/>
-          <w:szCs w:val="24"/>
-        </w:rPr>
-        <w:t xml:space="preserve">As a direct result of the injuries sustained in this </w:t>
-      </w:r>
-      <w:r>
-        <w:rPr>
-          <w:rFonts w:ascii="Times New Roman" w:eastAsia="Times New Roman" w:hAnsi="Times New Roman" w:cs="Times New Roman"/>
-          <w:color w:val="000000"/>
-          <w:sz w:val="24"/>
-          <w:szCs w:val="24"/>
-        </w:rPr>
-        <w:t>accident,</w:t>
-      </w:r>
-      <w:r>
-        <w:rPr>
-          <w:rFonts w:ascii="Times New Roman" w:eastAsia="Times New Roman" w:hAnsi="Times New Roman" w:cs="Times New Roman"/>
-          <w:color w:val="000000"/>
-          <w:sz w:val="24"/>
-          <w:szCs w:val="24"/>
-        </w:rPr>
-        <w:t xml:space="preserve"> the patient states that </w:t>
-      </w:r>
-      <w:r>
-        <w:rPr>
-          <w:rFonts w:ascii="Times New Roman" w:eastAsia="Times New Roman" w:hAnsi="Times New Roman" w:cs="Times New Roman"/>
-          <w:color w:val="000000"/>
-          <w:sz w:val="24"/>
-          <w:szCs w:val="24"/>
-        </w:rPr>
-        <w:t>_____</w:t>
-      </w:r>
-      <w:r>
-        <w:rPr>
-          <w:rFonts w:ascii="Times New Roman" w:eastAsia="Times New Roman" w:hAnsi="Times New Roman" w:cs="Times New Roman"/>
-          <w:color w:val="000000"/>
-          <w:sz w:val="24"/>
-          <w:szCs w:val="24"/>
-        </w:rPr>
-        <w:t>he / she  is unable to do the following activities:</w:t>
-      </w:r>
-      <w:r>
-        <w:rPr>
-          <w:rFonts w:ascii="Times New Roman" w:eastAsia="Times New Roman" w:hAnsi="Times New Roman" w:cs="Times New Roman"/>
-          <w:color w:val="000000"/>
-          <w:sz w:val="24"/>
-          <w:szCs w:val="24"/>
-        </w:rPr>
-        <w:t xml:space="preserve"> </w:t>
-      </w:r>
-      <w:r>
-        <w:rPr>
-          <w:rFonts w:ascii="Times New Roman" w:eastAsia="Times New Roman" w:hAnsi="Times New Roman" w:cs="Times New Roman"/>
-          <w:color w:val="000000"/>
-          <w:sz w:val="24"/>
-          <w:szCs w:val="24"/>
-        </w:rPr>
-        <w:t xml:space="preserve">driving, lifting </w:t>
-      </w:r>
-      <w:r>
-        <w:rPr>
-          <w:rFonts w:ascii="Times New Roman" w:eastAsia="Times New Roman" w:hAnsi="Times New Roman" w:cs="Times New Roman"/>
-          <w:color w:val="000000"/>
-          <w:sz w:val="24"/>
-          <w:szCs w:val="24"/>
-        </w:rPr>
-        <w:t xml:space="preserve">heavy objects, </w:t>
-      </w:r>
-      <w:r>
-        <w:rPr>
-          <w:rFonts w:ascii="Times New Roman" w:eastAsia="Times New Roman" w:hAnsi="Times New Roman" w:cs="Times New Roman"/>
-          <w:color w:val="000000"/>
-          <w:sz w:val="24"/>
-          <w:szCs w:val="24"/>
-        </w:rPr>
-        <w:t xml:space="preserve">carrying, </w:t>
-      </w:r>
-      <w:r>
-        <w:rPr>
-          <w:rFonts w:ascii="Times New Roman" w:eastAsia="Times New Roman" w:hAnsi="Times New Roman" w:cs="Times New Roman"/>
-          <w:color w:val="000000"/>
-          <w:sz w:val="24"/>
-          <w:szCs w:val="24"/>
-        </w:rPr>
-        <w:t xml:space="preserve">laundry, </w:t>
-      </w:r>
-      <w:r>
-        <w:rPr>
-          <w:rFonts w:ascii="Times New Roman" w:eastAsia="Times New Roman" w:hAnsi="Times New Roman" w:cs="Times New Roman"/>
-          <w:color w:val="000000"/>
-          <w:sz w:val="24"/>
-          <w:szCs w:val="24"/>
-        </w:rPr>
-        <w:t>reaching overhead</w:t>
-      </w:r>
-      <w:r>
-        <w:rPr>
-          <w:rFonts w:ascii="Times New Roman" w:eastAsia="Times New Roman" w:hAnsi="Times New Roman" w:cs="Times New Roman"/>
-          <w:color w:val="000000"/>
-          <w:sz w:val="24"/>
-          <w:szCs w:val="24"/>
-        </w:rPr>
-        <w:t>,</w:t>
-      </w:r>
-      <w:r>
-        <w:rPr>
-          <w:rFonts w:ascii="Times New Roman" w:eastAsia="Times New Roman" w:hAnsi="Times New Roman" w:cs="Times New Roman"/>
-          <w:color w:val="000000"/>
-          <w:sz w:val="24"/>
-          <w:szCs w:val="24"/>
-        </w:rPr>
-        <w:t xml:space="preserve"> shopping</w:t>
-      </w:r>
-      <w:r>
-        <w:rPr>
-          <w:rFonts w:ascii="Times New Roman" w:eastAsia="Times New Roman" w:hAnsi="Times New Roman" w:cs="Times New Roman"/>
-          <w:color w:val="000000"/>
-          <w:sz w:val="24"/>
-          <w:szCs w:val="24"/>
-        </w:rPr>
-        <w:t>,</w:t>
-      </w:r>
-      <w:r>
-        <w:rPr>
-          <w:rFonts w:ascii="Times New Roman" w:eastAsia="Times New Roman" w:hAnsi="Times New Roman" w:cs="Times New Roman"/>
-          <w:color w:val="000000"/>
-          <w:sz w:val="24"/>
-          <w:szCs w:val="24"/>
-        </w:rPr>
-        <w:t xml:space="preserve"> running errands</w:t>
-      </w:r>
-      <w:r>
-        <w:rPr>
-          <w:rFonts w:ascii="Times New Roman" w:eastAsia="Times New Roman" w:hAnsi="Times New Roman" w:cs="Times New Roman"/>
-          <w:color w:val="000000"/>
-          <w:sz w:val="24"/>
-          <w:szCs w:val="24"/>
-        </w:rPr>
-        <w:t>, and exercising</w:t>
-      </w:r>
-      <w:r>
-        <w:rPr>
-          <w:rFonts w:ascii="Times New Roman" w:eastAsia="Times New Roman" w:hAnsi="Times New Roman" w:cs="Times New Roman"/>
-          <w:color w:val="000000"/>
-          <w:sz w:val="24"/>
-          <w:szCs w:val="24"/>
-        </w:rPr>
-        <w:t>.</w:t>
-      </w:r>
-    </w:p>
-    <w:p>
-      <w:pPr>
-        <w:textAlignment w:val="baseline"/>
-        <w:rPr>
-          <w:rFonts w:ascii="Times New Roman" w:eastAsia="Times New Roman" w:hAnsi="Times New Roman" w:cs="Times New Roman"/>
-          <w:color w:val="000000"/>
-          <w:sz w:val="24"/>
-          <w:szCs w:val="24"/>
-        </w:rPr>
-      </w:pPr>
-    </w:p>
-    <w:p>
-      <w:pPr>
-        <w:textAlignment w:val="baseline"/>
-        <w:rPr>
-          <w:rFonts w:ascii="Times New Roman" w:eastAsia="Times New Roman" w:hAnsi="Times New Roman" w:cs="Times New Roman"/>
-          <w:color w:val="000000"/>
-          <w:sz w:val="24"/>
-          <w:szCs w:val="24"/>
-        </w:rPr>
-      </w:pPr>
-      <w:r>
-        <w:rPr>
-          <w:rFonts w:ascii="Times New Roman" w:eastAsia="Times New Roman" w:hAnsi="Times New Roman" w:cs="Times New Roman"/>
-          <w:color w:val="000000"/>
-          <w:spacing w:val="3"/>
-          <w:sz w:val="24"/>
-          <w:szCs w:val="24"/>
-          <w:highlight w:val="yellow"/>
-        </w:rPr>
-        <w:t>_____(KNEE)</w:t>
-      </w:r>
-      <w:r>
-        <w:rPr>
-          <w:rFonts w:ascii="Times New Roman" w:eastAsia="Times New Roman" w:hAnsi="Times New Roman" w:cs="Times New Roman"/>
-          <w:color w:val="000000"/>
-          <w:spacing w:val="3"/>
-          <w:sz w:val="24"/>
-          <w:szCs w:val="24"/>
-        </w:rPr>
-        <w:t xml:space="preserve"> </w:t>
-      </w:r>
-      <w:r>
-        <w:rPr>
-          <w:rFonts w:ascii="Times New Roman" w:eastAsia="Times New Roman" w:hAnsi="Times New Roman" w:cs="Times New Roman"/>
-          <w:color w:val="000000"/>
-          <w:sz w:val="24"/>
-          <w:szCs w:val="24"/>
-        </w:rPr>
-        <w:t xml:space="preserve">The patient states that </w:t>
-      </w:r>
-      <w:r>
-        <w:rPr>
-          <w:rFonts w:ascii="Times New Roman" w:eastAsia="Times New Roman" w:hAnsi="Times New Roman" w:cs="Times New Roman"/>
-          <w:color w:val="000000"/>
-          <w:sz w:val="24"/>
-          <w:szCs w:val="24"/>
-        </w:rPr>
-        <w:t>__</w:t>
-      </w:r>
-      <w:r>
-        <w:rPr>
-          <w:rFonts w:ascii="Times New Roman" w:eastAsia="Times New Roman" w:hAnsi="Times New Roman" w:cs="Times New Roman"/>
-          <w:color w:val="000000"/>
-          <w:sz w:val="24"/>
-          <w:szCs w:val="24"/>
-        </w:rPr>
-        <w:t xml:space="preserve">he / she can walk for </w:t>
-      </w:r>
-      <w:r>
-        <w:rPr>
-          <w:rFonts w:ascii="Times New Roman" w:eastAsia="Times New Roman" w:hAnsi="Times New Roman" w:cs="Times New Roman"/>
-          <w:color w:val="000000"/>
-          <w:sz w:val="24"/>
-          <w:szCs w:val="24"/>
-        </w:rPr>
-        <w:t>1/2 block</w:t>
-      </w:r>
-      <w:r>
-        <w:rPr>
-          <w:rFonts w:ascii="Times New Roman" w:eastAsia="Times New Roman" w:hAnsi="Times New Roman" w:cs="Times New Roman"/>
-          <w:color w:val="000000"/>
-          <w:sz w:val="24"/>
-          <w:szCs w:val="24"/>
-        </w:rPr>
-        <w:t xml:space="preserve">. </w:t>
-      </w:r>
-      <w:r>
-        <w:rPr>
-          <w:rFonts w:ascii="Times New Roman" w:eastAsia="Times New Roman" w:hAnsi="Times New Roman" w:cs="Times New Roman"/>
-          <w:color w:val="000000"/>
-          <w:sz w:val="24"/>
-          <w:szCs w:val="24"/>
-        </w:rPr>
-        <w:t>___</w:t>
-      </w:r>
-      <w:r>
-        <w:rPr>
-          <w:rFonts w:ascii="Times New Roman" w:eastAsia="Times New Roman" w:hAnsi="Times New Roman" w:cs="Times New Roman"/>
-          <w:color w:val="000000"/>
-          <w:sz w:val="24"/>
-          <w:szCs w:val="24"/>
-        </w:rPr>
-        <w:t xml:space="preserve">He/ She can stand for </w:t>
-      </w:r>
-      <w:r>
-        <w:rPr>
-          <w:rFonts w:ascii="Times New Roman" w:eastAsia="Times New Roman" w:hAnsi="Times New Roman" w:cs="Times New Roman"/>
-          <w:color w:val="000000"/>
-          <w:sz w:val="24"/>
-          <w:szCs w:val="24"/>
-        </w:rPr>
-        <w:t xml:space="preserve">5 </w:t>
-      </w:r>
-      <w:r>
-        <w:rPr>
-          <w:rFonts w:ascii="Times New Roman" w:eastAsia="Times New Roman" w:hAnsi="Times New Roman" w:cs="Times New Roman"/>
-          <w:color w:val="000000"/>
-          <w:sz w:val="24"/>
-          <w:szCs w:val="24"/>
-        </w:rPr>
-        <w:t xml:space="preserve">minutes before </w:t>
-      </w:r>
-      <w:r>
-        <w:rPr>
-          <w:rFonts w:ascii="Times New Roman" w:eastAsia="Times New Roman" w:hAnsi="Times New Roman" w:cs="Times New Roman"/>
-          <w:color w:val="000000"/>
-          <w:sz w:val="24"/>
-          <w:szCs w:val="24"/>
-        </w:rPr>
-        <w:t>____</w:t>
-      </w:r>
-      <w:r>
-        <w:rPr>
-          <w:rFonts w:ascii="Times New Roman" w:eastAsia="Times New Roman" w:hAnsi="Times New Roman" w:cs="Times New Roman"/>
-          <w:color w:val="000000"/>
-          <w:sz w:val="24"/>
-          <w:szCs w:val="24"/>
-        </w:rPr>
-        <w:t xml:space="preserve">he / she has to sit. </w:t>
-      </w:r>
-      <w:r>
-        <w:rPr>
-          <w:rFonts w:ascii="Times New Roman" w:eastAsia="Times New Roman" w:hAnsi="Times New Roman" w:cs="Times New Roman"/>
-          <w:color w:val="000000"/>
-          <w:sz w:val="24"/>
-          <w:szCs w:val="24"/>
-        </w:rPr>
-        <w:t>____</w:t>
-      </w:r>
-      <w:r>
-        <w:rPr>
-          <w:rFonts w:ascii="Times New Roman" w:eastAsia="Times New Roman" w:hAnsi="Times New Roman" w:cs="Times New Roman"/>
-          <w:color w:val="000000"/>
-          <w:sz w:val="24"/>
-          <w:szCs w:val="24"/>
-        </w:rPr>
-        <w:t xml:space="preserve">He / she can sit for </w:t>
-      </w:r>
-      <w:r>
-        <w:rPr>
-          <w:rFonts w:ascii="Times New Roman" w:eastAsia="Times New Roman" w:hAnsi="Times New Roman" w:cs="Times New Roman"/>
-          <w:color w:val="000000"/>
-          <w:sz w:val="24"/>
-          <w:szCs w:val="24"/>
-        </w:rPr>
-        <w:t xml:space="preserve">5 </w:t>
-      </w:r>
-      <w:r>
-        <w:rPr>
-          <w:rFonts w:ascii="Times New Roman" w:eastAsia="Times New Roman" w:hAnsi="Times New Roman" w:cs="Times New Roman"/>
-          <w:color w:val="000000"/>
-          <w:sz w:val="24"/>
-          <w:szCs w:val="24"/>
-        </w:rPr>
-        <w:t xml:space="preserve">minutes before needing to change positions secondary to pain. As a direct result of the injuries sustained in this </w:t>
-      </w:r>
-      <w:r>
-        <w:rPr>
-          <w:rFonts w:ascii="Times New Roman" w:eastAsia="Times New Roman" w:hAnsi="Times New Roman" w:cs="Times New Roman"/>
-          <w:color w:val="000000"/>
-          <w:sz w:val="24"/>
-          <w:szCs w:val="24"/>
-        </w:rPr>
-        <w:t>accident,</w:t>
-      </w:r>
-      <w:r>
-        <w:rPr>
-          <w:rFonts w:ascii="Times New Roman" w:eastAsia="Times New Roman" w:hAnsi="Times New Roman" w:cs="Times New Roman"/>
-          <w:color w:val="000000"/>
-          <w:sz w:val="24"/>
-          <w:szCs w:val="24"/>
-        </w:rPr>
-        <w:t xml:space="preserve"> the patient states that </w:t>
-      </w:r>
-      <w:r>
-        <w:rPr>
-          <w:rFonts w:ascii="Times New Roman" w:eastAsia="Times New Roman" w:hAnsi="Times New Roman" w:cs="Times New Roman"/>
-          <w:color w:val="000000"/>
-          <w:sz w:val="24"/>
-          <w:szCs w:val="24"/>
-        </w:rPr>
-        <w:t>____</w:t>
-      </w:r>
-      <w:r>
-        <w:rPr>
-          <w:rFonts w:ascii="Times New Roman" w:eastAsia="Times New Roman" w:hAnsi="Times New Roman" w:cs="Times New Roman"/>
-          <w:color w:val="000000"/>
-          <w:sz w:val="24"/>
-          <w:szCs w:val="24"/>
-        </w:rPr>
-        <w:t>he / she is unable to do the following activities: carrying</w:t>
-      </w:r>
-      <w:r>
-        <w:rPr>
-          <w:rFonts w:ascii="Times New Roman" w:eastAsia="Times New Roman" w:hAnsi="Times New Roman" w:cs="Times New Roman"/>
-          <w:color w:val="000000"/>
-          <w:sz w:val="24"/>
-          <w:szCs w:val="24"/>
-        </w:rPr>
-        <w:t xml:space="preserve"> heavy objects</w:t>
-      </w:r>
-      <w:r>
-        <w:rPr>
-          <w:rFonts w:ascii="Times New Roman" w:eastAsia="Times New Roman" w:hAnsi="Times New Roman" w:cs="Times New Roman"/>
-          <w:color w:val="000000"/>
-          <w:sz w:val="24"/>
-          <w:szCs w:val="24"/>
-        </w:rPr>
-        <w:t xml:space="preserve">, </w:t>
-      </w:r>
-      <w:r>
-        <w:rPr>
-          <w:rFonts w:ascii="Times New Roman" w:eastAsia="Times New Roman" w:hAnsi="Times New Roman" w:cs="Times New Roman"/>
-          <w:color w:val="000000"/>
-          <w:sz w:val="24"/>
-          <w:szCs w:val="24"/>
-        </w:rPr>
-        <w:t>laundry,</w:t>
-      </w:r>
-      <w:r>
-        <w:rPr>
-          <w:rFonts w:ascii="Times New Roman" w:eastAsia="Times New Roman" w:hAnsi="Times New Roman" w:cs="Times New Roman"/>
-          <w:color w:val="000000"/>
-          <w:sz w:val="24"/>
-          <w:szCs w:val="24"/>
-        </w:rPr>
-        <w:t xml:space="preserve"> shopping</w:t>
-      </w:r>
-      <w:r>
-        <w:rPr>
-          <w:rFonts w:ascii="Times New Roman" w:eastAsia="Times New Roman" w:hAnsi="Times New Roman" w:cs="Times New Roman"/>
-          <w:color w:val="000000"/>
-          <w:sz w:val="24"/>
-          <w:szCs w:val="24"/>
-        </w:rPr>
-        <w:t>,</w:t>
-      </w:r>
-      <w:r>
-        <w:rPr>
-          <w:rFonts w:ascii="Times New Roman" w:eastAsia="Times New Roman" w:hAnsi="Times New Roman" w:cs="Times New Roman"/>
-          <w:color w:val="000000"/>
-          <w:sz w:val="24"/>
-          <w:szCs w:val="24"/>
-        </w:rPr>
-        <w:t xml:space="preserve"> running errands</w:t>
-      </w:r>
-      <w:r>
-        <w:rPr>
-          <w:rFonts w:ascii="Times New Roman" w:eastAsia="Times New Roman" w:hAnsi="Times New Roman" w:cs="Times New Roman"/>
-          <w:color w:val="000000"/>
-          <w:sz w:val="24"/>
-          <w:szCs w:val="24"/>
-        </w:rPr>
-        <w:t xml:space="preserve">, </w:t>
-      </w:r>
-      <w:r>
-        <w:rPr>
-          <w:rFonts w:ascii="Times New Roman" w:eastAsia="Times New Roman" w:hAnsi="Times New Roman" w:cs="Times New Roman"/>
-          <w:color w:val="000000"/>
-          <w:sz w:val="24"/>
-          <w:szCs w:val="24"/>
-        </w:rPr>
-        <w:t>kneeling</w:t>
-      </w:r>
-      <w:r>
-        <w:rPr>
-          <w:rFonts w:ascii="Times New Roman" w:eastAsia="Times New Roman" w:hAnsi="Times New Roman" w:cs="Times New Roman"/>
-          <w:color w:val="000000"/>
-          <w:sz w:val="24"/>
-          <w:szCs w:val="24"/>
-        </w:rPr>
-        <w:t xml:space="preserve">, </w:t>
-      </w:r>
-      <w:r>
-        <w:rPr>
-          <w:rFonts w:ascii="Times New Roman" w:eastAsia="Times New Roman" w:hAnsi="Times New Roman" w:cs="Times New Roman"/>
-          <w:color w:val="000000"/>
-          <w:sz w:val="24"/>
-          <w:szCs w:val="24"/>
-        </w:rPr>
-        <w:t>squatting</w:t>
-      </w:r>
-      <w:r>
-        <w:rPr>
-          <w:rFonts w:ascii="Times New Roman" w:eastAsia="Times New Roman" w:hAnsi="Times New Roman" w:cs="Times New Roman"/>
-          <w:color w:val="000000"/>
-          <w:sz w:val="24"/>
-          <w:szCs w:val="24"/>
-        </w:rPr>
-        <w:t>,</w:t>
-      </w:r>
-      <w:r>
-        <w:rPr>
-          <w:rFonts w:ascii="Times New Roman" w:eastAsia="Times New Roman" w:hAnsi="Times New Roman" w:cs="Times New Roman"/>
-          <w:color w:val="000000"/>
-          <w:sz w:val="24"/>
-          <w:szCs w:val="24"/>
-        </w:rPr>
-        <w:t xml:space="preserve"> negotiating stairs</w:t>
-      </w:r>
-      <w:r>
-        <w:rPr>
-          <w:rFonts w:ascii="Times New Roman" w:eastAsia="Times New Roman" w:hAnsi="Times New Roman" w:cs="Times New Roman"/>
-          <w:color w:val="000000"/>
-          <w:sz w:val="24"/>
-          <w:szCs w:val="24"/>
-        </w:rPr>
-        <w:t xml:space="preserve">, </w:t>
-      </w:r>
-      <w:r>
-        <w:rPr>
-          <w:rFonts w:ascii="Times New Roman" w:eastAsia="Times New Roman" w:hAnsi="Times New Roman" w:cs="Times New Roman"/>
-          <w:color w:val="000000"/>
-          <w:sz w:val="24"/>
-          <w:szCs w:val="24"/>
-        </w:rPr>
-        <w:t>jogging</w:t>
-      </w:r>
-      <w:r>
-        <w:rPr>
-          <w:rFonts w:ascii="Times New Roman" w:eastAsia="Times New Roman" w:hAnsi="Times New Roman" w:cs="Times New Roman"/>
-          <w:color w:val="000000"/>
-          <w:sz w:val="24"/>
-          <w:szCs w:val="24"/>
-        </w:rPr>
-        <w:t>, and</w:t>
-      </w:r>
-      <w:r>
-        <w:rPr>
-          <w:rFonts w:ascii="Times New Roman" w:eastAsia="Times New Roman" w:hAnsi="Times New Roman" w:cs="Times New Roman"/>
-          <w:color w:val="000000"/>
-          <w:sz w:val="24"/>
-          <w:szCs w:val="24"/>
-        </w:rPr>
-        <w:t xml:space="preserve"> </w:t>
-      </w:r>
-      <w:r>
-        <w:rPr>
-          <w:rFonts w:ascii="Times New Roman" w:eastAsia="Times New Roman" w:hAnsi="Times New Roman" w:cs="Times New Roman"/>
-          <w:color w:val="000000"/>
-          <w:sz w:val="24"/>
-          <w:szCs w:val="24"/>
-        </w:rPr>
-        <w:t>exercising</w:t>
-      </w:r>
-      <w:r>
-        <w:rPr>
-          <w:rFonts w:ascii="Times New Roman" w:eastAsia="Times New Roman" w:hAnsi="Times New Roman" w:cs="Times New Roman"/>
-          <w:color w:val="000000"/>
-          <w:sz w:val="24"/>
-          <w:szCs w:val="24"/>
-        </w:rPr>
-        <w:t>.</w:t>
-      </w:r>
-    </w:p>
-    <w:p>
-      <w:pPr>
-        <w:textAlignment w:val="baseline"/>
-        <w:rPr>
-          <w:rFonts w:ascii="Times New Roman" w:eastAsia="Times New Roman" w:hAnsi="Times New Roman" w:cs="Times New Roman"/>
-          <w:color w:val="000000"/>
-          <w:sz w:val="24"/>
-          <w:szCs w:val="24"/>
-        </w:rPr>
-      </w:pPr>
-    </w:p>
-    <w:p>
-      <w:pPr>
-        <w:textAlignment w:val="baseline"/>
-        <w:rPr>
-          <w:rFonts w:ascii="Times New Roman" w:eastAsia="Times New Roman" w:hAnsi="Times New Roman" w:cs="Times New Roman"/>
-          <w:color w:val="000000"/>
-          <w:sz w:val="24"/>
-          <w:szCs w:val="24"/>
-        </w:rPr>
-      </w:pPr>
-      <w:r>
-        <w:rPr>
-          <w:rFonts w:ascii="Times New Roman" w:eastAsia="Times New Roman" w:hAnsi="Times New Roman" w:cs="Times New Roman"/>
-          <w:color w:val="000000"/>
-          <w:spacing w:val="3"/>
-          <w:sz w:val="24"/>
-          <w:szCs w:val="24"/>
-          <w:highlight w:val="yellow"/>
-        </w:rPr>
-        <w:t>(Shoulder and knee)</w:t>
-      </w:r>
-      <w:r>
-        <w:rPr>
-          <w:rFonts w:ascii="Times New Roman" w:eastAsia="Times New Roman" w:hAnsi="Times New Roman" w:cs="Times New Roman"/>
-          <w:b/>
-          <w:color w:val="000000"/>
-          <w:spacing w:val="3"/>
-          <w:sz w:val="24"/>
-          <w:szCs w:val="24"/>
-          <w:highlight w:val="yellow"/>
-        </w:rPr>
-        <w:t>_____</w:t>
-      </w:r>
-      <w:r>
-        <w:rPr>
-          <w:rFonts w:ascii="Times New Roman" w:eastAsia="Times New Roman" w:hAnsi="Times New Roman" w:cs="Times New Roman"/>
-          <w:b/>
-          <w:color w:val="000000"/>
-          <w:spacing w:val="3"/>
-          <w:sz w:val="24"/>
-          <w:szCs w:val="24"/>
-        </w:rPr>
-        <w:t xml:space="preserve">ADL CAPABILITIES: </w:t>
-      </w:r>
-      <w:r>
-        <w:rPr>
-          <w:rFonts w:ascii="Times New Roman" w:eastAsia="Times New Roman" w:hAnsi="Times New Roman" w:cs="Times New Roman"/>
-          <w:color w:val="000000"/>
-          <w:sz w:val="24"/>
-          <w:szCs w:val="24"/>
-        </w:rPr>
-        <w:t xml:space="preserve">The patient states that ___he / she can walk for 1/2 block. ____He / She can stand for 5 minutes before ___he / she has to sit. ____He / She can sit for 5 minutes before needing to change positions secondary to pain. As a direct result of the injuries sustained in this accident, the patient states that ____he / she is unable to do the following activities: driving, lifting heavy objects, carrying heavy objects, reaching overhead, laundry, shopping, running errands, kneeling, squatting, negotiating stairs, jogging and exercising. </w:t>
-      </w:r>
-    </w:p>
-    <w:p>
-      <w:pPr>
-        <w:textAlignment w:val="baseline"/>
-        <w:rPr>
-          <w:rFonts w:ascii="Times New Roman" w:eastAsia="Times New Roman" w:hAnsi="Times New Roman" w:cs="Times New Roman"/>
-          <w:color w:val="000000"/>
-          <w:sz w:val="24"/>
-          <w:szCs w:val="24"/>
-        </w:rPr>
-      </w:pPr>
-    </w:p>
-    <w:p>
-      <w:pPr>
-        <w:textAlignment w:val="baseline"/>
-        <w:rPr>
-          <w:rFonts w:ascii="Times New Roman" w:eastAsia="Times New Roman" w:hAnsi="Times New Roman" w:cs="Times New Roman"/>
-          <w:color w:val="000000"/>
-          <w:sz w:val="24"/>
-          <w:szCs w:val="24"/>
-        </w:rPr>
-      </w:pPr>
-      <w:r>
-        <w:rPr>
-          <w:rFonts w:ascii="Times New Roman" w:eastAsia="Times New Roman" w:hAnsi="Times New Roman" w:cs="Times New Roman"/>
-          <w:color w:val="000000"/>
-          <w:sz w:val="24"/>
-          <w:szCs w:val="24"/>
-        </w:rPr>
         <w:t>Based on the patient’s history, symptom duration, prior treatment, and reported functional limitations:</w:t>
       </w:r>
       <w:r>
@@ -40613,7 +40613,6 @@
   <w:style w:type="character" w:default="1" w:styleId="DefaultParagraphFont">
     <w:name w:val="Default Paragraph Font"/>
     <w:uiPriority w:val="1"/>
-    <w:semiHidden/>
     <w:unhideWhenUsed/>
   </w:style>
   <w:style w:type="table" w:default="1" w:styleId="TableNormal">
